--- a/labs/lab03/report/report.docx
+++ b/labs/lab03/report/report.docx
@@ -7,7 +7,7 @@
         <w:pStyle w:val="Title"/>
       </w:pPr>
       <w:r>
-        <w:t xml:space="preserve">Отчет по лабораторной работе № 3</w:t>
+        <w:t xml:space="preserve">Отчет по Домашней работе №3</w:t>
       </w:r>
     </w:p>
     <w:p>
@@ -15,7 +15,7 @@
         <w:pStyle w:val="Subtitle"/>
       </w:pPr>
       <w:r>
-        <w:t xml:space="preserve">Адресация IPv4 и IPv6</w:t>
+        <w:t xml:space="preserve">Анализ трафика в Wireshark</w:t>
       </w:r>
     </w:p>
     <w:p>
@@ -127,7 +127,7 @@
         <w:pStyle w:val="FirstParagraph"/>
       </w:pPr>
       <w:r>
-        <w:t xml:space="preserve">Изучение принципов организации адресного пространства.</w:t>
+        <w:t xml:space="preserve">Изучение посредством Wireshark кадров Ethernet, анализ PDU протоколов транспортного и прикладного уровней стека TCP/IP.</w:t>
       </w:r>
     </w:p>
     <w:bookmarkEnd w:id="20"/>
@@ -158,43 +158,7 @@
         </w:numPr>
       </w:pPr>
       <w:r>
-        <w:t xml:space="preserve">Разбиение IPv4-сети на подсети:</w:t>
-      </w:r>
-    </w:p>
-    <w:p>
-      <w:pPr>
-        <w:pStyle w:val="Compact"/>
-        <w:numPr>
-          <w:ilvl w:val="1"/>
-          <w:numId w:val="1002"/>
-        </w:numPr>
-      </w:pPr>
-      <w:r>
-        <w:t xml:space="preserve">Задана IPv4-сеть 172.16.20.0/24. Для заданной сети определить префикс, маску, broadcast-адрес, число возможных подсетей, диапазон адресов узлов. Разбить сеть на 3 подсети с максимально возможным числом адресов узлов 126, 62, 62 соответственно.</w:t>
-      </w:r>
-    </w:p>
-    <w:p>
-      <w:pPr>
-        <w:pStyle w:val="Compact"/>
-        <w:numPr>
-          <w:ilvl w:val="1"/>
-          <w:numId w:val="1002"/>
-        </w:numPr>
-      </w:pPr>
-      <w:r>
-        <w:t xml:space="preserve">Задана сеть 10.10.1.64/26. Для заданной сети определить префикс, маску, broadcast-адрес, число возможных подсетей, диапазон адресов узлов. Выделить в этой сети подсеть на 30 узлов. Записать характеристики для выделенной подсети.</w:t>
-      </w:r>
-    </w:p>
-    <w:p>
-      <w:pPr>
-        <w:pStyle w:val="Compact"/>
-        <w:numPr>
-          <w:ilvl w:val="1"/>
-          <w:numId w:val="1002"/>
-        </w:numPr>
-      </w:pPr>
-      <w:r>
-        <w:t xml:space="preserve">Задана сеть 10.10.1.0/26. Для этой сети определить префикс, маску, broadcast-адрес, число возможных подсетей, диапазон адресов узлов. Выделить в этой сети подсеть на 14 узлов. Записать характеристики для выделенной подсети.</w:t>
+        <w:t xml:space="preserve">Изучение возможностей команды ipconfig для ОС типа Windows (ifconfig для систем типа Linux).</w:t>
       </w:r>
     </w:p>
     <w:p>
@@ -206,35 +170,47 @@
         </w:numPr>
       </w:pPr>
       <w:r>
-        <w:t xml:space="preserve">Разбиение IPv6-сети на подсети:</w:t>
+        <w:t xml:space="preserve">Определение MAC-адреса устройства и его типа.</w:t>
       </w:r>
     </w:p>
     <w:p>
       <w:pPr>
         <w:pStyle w:val="Compact"/>
         <w:numPr>
-          <w:ilvl w:val="1"/>
-          <w:numId w:val="1003"/>
+          <w:ilvl w:val="0"/>
+          <w:numId w:val="1001"/>
         </w:numPr>
       </w:pPr>
       <w:r>
-        <w:t xml:space="preserve">Задана сеть 2001:db8:c0de::/48. Охарактеризовать адрес, определить маску, префикс, диапазон адресов для узлов сети (краевые значения). Разбить сеть на 2 подсети двумя способами — с использованием идентификатора подсети и с использованием идентификатора интерфейса. Пояснить предложенные варианты разбиения.</w:t>
+        <w:t xml:space="preserve">С помощью Wireshark захватить и проанализировать пакеты ARP и ICMP в части кадров канального уровня.</w:t>
       </w:r>
     </w:p>
     <w:p>
       <w:pPr>
         <w:pStyle w:val="Compact"/>
         <w:numPr>
-          <w:ilvl w:val="1"/>
-          <w:numId w:val="1003"/>
+          <w:ilvl w:val="0"/>
+          <w:numId w:val="1001"/>
         </w:numPr>
       </w:pPr>
       <w:r>
-        <w:t xml:space="preserve">Задана сеть 2a02:6b8::/64. Охарактеризовать адрес, определить маску, префикс, диапазон адресов для узлов сети (краевые значения). Разбить сеть на 2 подсети двумя способами — с использованием идентификатора подсети и с использованием идентификатора интерфейса. Пояснить предложенные варианты разбиения.</w:t>
+        <w:t xml:space="preserve">С помощью Wireshark захватить и проанализировать пакеты HTTP, DNS в части заголовков и информации протоколов TCP, UDP, QUIC.</w:t>
+      </w:r>
+    </w:p>
+    <w:p>
+      <w:pPr>
+        <w:pStyle w:val="Compact"/>
+        <w:numPr>
+          <w:ilvl w:val="0"/>
+          <w:numId w:val="1001"/>
+        </w:numPr>
+      </w:pPr>
+      <w:r>
+        <w:t xml:space="preserve">С помощью Wireshark проанализировать handshake протокола TCP.</w:t>
       </w:r>
     </w:p>
     <w:bookmarkEnd w:id="21"/>
-    <w:bookmarkStart w:id="69" w:name="выполнение-лабораторной-работы"/>
+    <w:bookmarkStart w:id="65" w:name="выполнение-лабораторной-работы"/>
     <w:p>
       <w:pPr>
         <w:pStyle w:val="Heading1"/>
@@ -252,7 +228,7 @@
         <w:t xml:space="preserve">Выполнение лабораторной работы</w:t>
       </w:r>
     </w:p>
-    <w:bookmarkStart w:id="57" w:name="разбиение-ipv4-сети-на-подсети"/>
+    <w:bookmarkStart w:id="39" w:name="mac-адресация"/>
     <w:p>
       <w:pPr>
         <w:pStyle w:val="Heading2"/>
@@ -267,25 +243,7 @@
         <w:tab/>
       </w:r>
       <w:r>
-        <w:t xml:space="preserve">Разбиение IPv4-сети на подсети</w:t>
-      </w:r>
-    </w:p>
-    <w:bookmarkStart w:id="38" w:name="задание-1.-сеть-172.16.20.024"/>
-    <w:p>
-      <w:pPr>
-        <w:pStyle w:val="Heading3"/>
-      </w:pPr>
-      <w:r>
-        <w:rPr>
-          <w:rStyle w:val="SectionNumber"/>
-        </w:rPr>
-        <w:t xml:space="preserve">3.1.1</w:t>
-      </w:r>
-      <w:r>
-        <w:tab/>
-      </w:r>
-      <w:r>
-        <w:t xml:space="preserve">Задание 1. Сеть 172.16.20.0/24</w:t>
+        <w:t xml:space="preserve">MAC-адресация</w:t>
       </w:r>
     </w:p>
     <w:p>
@@ -293,15 +251,22 @@
         <w:pStyle w:val="FirstParagraph"/>
       </w:pPr>
       <w:r>
-        <w:t xml:space="preserve">Для заданной сети 172.16.20.0/24 определяем префикс, маску, broadcast-адрес, число возможных подсетей, диапазон адресов узлов. Разбиваем сеть на 3 подсети с максимально возможным числом адресов узлов 126, 62, 62 соответственно.</w:t>
-      </w:r>
-    </w:p>
-    <w:p>
-      <w:pPr>
-        <w:pStyle w:val="BodyText"/>
-      </w:pPr>
-      <w:r>
-        <w:t xml:space="preserve">Для подсети A (126 узлов): по формуле 2^n − 2 = 126 находим n = 7, тогда префикс 32 − 7 = 25, маска 255.255.255.128, адрес сети 172.16.20.0, broadcast 172.16.20.127, диапазон узлов 172.16.20.1 – 172.16.20.126. Результат расчёта представлен на рис. 1.</w:t>
+        <w:t xml:space="preserve">С помощью команды</w:t>
+      </w:r>
+      <w:r>
+        <w:t xml:space="preserve"> </w:t>
+      </w:r>
+      <w:r>
+        <w:rPr>
+          <w:rStyle w:val="VerbatimChar"/>
+        </w:rPr>
+        <w:t xml:space="preserve">ipconfig</w:t>
+      </w:r>
+      <w:r>
+        <w:t xml:space="preserve"> </w:t>
+      </w:r>
+      <w:r>
+        <w:t xml:space="preserve">для ОС типа Windows выведем информацию о текущем сетевом соединении. Используем разные опции команды.</w:t>
       </w:r>
     </w:p>
     <w:bookmarkStart w:id="25" w:name="fig:001"/>
@@ -312,14 +277,14 @@
       <w:r>
         <w:drawing>
           <wp:inline>
-            <wp:extent cx="3733800" cy="1039223"/>
+            <wp:extent cx="3733800" cy="5033858"/>
             <wp:effectExtent b="0" l="0" r="0" t="0"/>
-            <wp:docPr descr="Рис. 1: Расчёт подсети A (126 узлов) для сети 172.16.20.0/24" title="" id="23" name="Picture"/>
+            <wp:docPr descr="Рис. 1: Вывод команды ipconfig" title="" id="23" name="Picture"/>
             <a:graphic>
               <a:graphicData uri="http://schemas.openxmlformats.org/drawingml/2006/picture">
                 <pic:pic>
                   <pic:nvPicPr>
-                    <pic:cNvPr descr="/home/mavinogradova/skreens/SetyLb3/1.png" id="24" name="Picture"/>
+                    <pic:cNvPr descr="/home/mavinogradova/skreens/hw3/1.png" id="24" name="Picture"/>
                     <pic:cNvPicPr>
                       <a:picLocks noChangeArrowheads="1" noChangeAspect="1"/>
                     </pic:cNvPicPr>
@@ -333,7 +298,7 @@
                   <pic:spPr bwMode="auto">
                     <a:xfrm>
                       <a:off x="0" y="0"/>
-                      <a:ext cx="3733800" cy="1039223"/>
+                      <a:ext cx="3733800" cy="5033858"/>
                     </a:xfrm>
                     <a:prstGeom prst="rect">
                       <a:avLst/>
@@ -357,7 +322,7 @@
         <w:pStyle w:val="ImageCaption"/>
       </w:pPr>
       <w:r>
-        <w:t xml:space="preserve">Рис. 1: Расчёт подсети A (126 узлов) для сети 172.16.20.0/24</w:t>
+        <w:t xml:space="preserve">Рис. 1: Вывод команды ipconfig</w:t>
       </w:r>
     </w:p>
     <w:bookmarkEnd w:id="25"/>
@@ -366,7 +331,81 @@
         <w:pStyle w:val="BodyText"/>
       </w:pPr>
       <w:r>
-        <w:t xml:space="preserve">Для подсети B (62 узла): по формуле 2^n − 2 = 62 находим n = 6, тогда префикс 32 − 6 = 26, маска 255.255.255.192, адрес сети 172.16.20.128, broadcast 172.16.20.191, диапазон узлов 172.16.20.129 – 172.16.20.190. Результат расчёта представлен на рис. 2.</w:t>
+        <w:t xml:space="preserve">Команда</w:t>
+      </w:r>
+      <w:r>
+        <w:t xml:space="preserve"> </w:t>
+      </w:r>
+      <w:r>
+        <w:rPr>
+          <w:rStyle w:val="VerbatimChar"/>
+        </w:rPr>
+        <w:t xml:space="preserve">ipconfig</w:t>
+      </w:r>
+      <w:r>
+        <w:t xml:space="preserve"> </w:t>
+      </w:r>
+      <w:r>
+        <w:t xml:space="preserve">показывает IP-адрес, маску подсети и основной шлюз для каждого адаптера, для которого выполнена привязка к TCP/IP. Для активного адаптера «Беспроводная сеть»: IPv4-адрес —</w:t>
+      </w:r>
+      <w:r>
+        <w:t xml:space="preserve"> </w:t>
+      </w:r>
+      <w:r>
+        <w:rPr>
+          <w:rStyle w:val="VerbatimChar"/>
+        </w:rPr>
+        <w:t xml:space="preserve">192.168.1.11</w:t>
+      </w:r>
+      <w:r>
+        <w:t xml:space="preserve">, маска подсети —</w:t>
+      </w:r>
+      <w:r>
+        <w:t xml:space="preserve"> </w:t>
+      </w:r>
+      <w:r>
+        <w:rPr>
+          <w:rStyle w:val="VerbatimChar"/>
+        </w:rPr>
+        <w:t xml:space="preserve">255.255.255.0</w:t>
+      </w:r>
+      <w:r>
+        <w:t xml:space="preserve">, основной шлюз —</w:t>
+      </w:r>
+      <w:r>
+        <w:t xml:space="preserve"> </w:t>
+      </w:r>
+      <w:r>
+        <w:rPr>
+          <w:rStyle w:val="VerbatimChar"/>
+        </w:rPr>
+        <w:t xml:space="preserve">192.168.1.1</w:t>
+      </w:r>
+      <w:r>
+        <w:t xml:space="preserve">.</w:t>
+      </w:r>
+    </w:p>
+    <w:p>
+      <w:pPr>
+        <w:pStyle w:val="BodyText"/>
+      </w:pPr>
+      <w:r>
+        <w:t xml:space="preserve">Используем опцию</w:t>
+      </w:r>
+      <w:r>
+        <w:t xml:space="preserve"> </w:t>
+      </w:r>
+      <w:r>
+        <w:rPr>
+          <w:rStyle w:val="VerbatimChar"/>
+        </w:rPr>
+        <w:t xml:space="preserve">/all</w:t>
+      </w:r>
+      <w:r>
+        <w:t xml:space="preserve"> </w:t>
+      </w:r>
+      <w:r>
+        <w:t xml:space="preserve">для получения подробных сведений о конфигурации.</w:t>
       </w:r>
     </w:p>
     <w:bookmarkStart w:id="29" w:name="fig:002"/>
@@ -377,14 +416,14 @@
       <w:r>
         <w:drawing>
           <wp:inline>
-            <wp:extent cx="3733800" cy="800100"/>
+            <wp:extent cx="3733800" cy="3361247"/>
             <wp:effectExtent b="0" l="0" r="0" t="0"/>
-            <wp:docPr descr="Рис. 2: Расчёт подсети B (62 узла) для сети 172.16.20.0/24" title="" id="27" name="Picture"/>
+            <wp:docPr descr="Рис. 2: Вывод команды ipconfig /all" title="" id="27" name="Picture"/>
             <a:graphic>
               <a:graphicData uri="http://schemas.openxmlformats.org/drawingml/2006/picture">
                 <pic:pic>
                   <pic:nvPicPr>
-                    <pic:cNvPr descr="/home/mavinogradova/skreens/SetyLb3/2.png" id="28" name="Picture"/>
+                    <pic:cNvPr descr="/home/mavinogradova/skreens/hw3/2.png" id="28" name="Picture"/>
                     <pic:cNvPicPr>
                       <a:picLocks noChangeArrowheads="1" noChangeAspect="1"/>
                     </pic:cNvPicPr>
@@ -398,7 +437,7 @@
                   <pic:spPr bwMode="auto">
                     <a:xfrm>
                       <a:off x="0" y="0"/>
-                      <a:ext cx="3733800" cy="800100"/>
+                      <a:ext cx="3733800" cy="3361247"/>
                     </a:xfrm>
                     <a:prstGeom prst="rect">
                       <a:avLst/>
@@ -422,7 +461,7 @@
         <w:pStyle w:val="ImageCaption"/>
       </w:pPr>
       <w:r>
-        <w:t xml:space="preserve">Рис. 2: Расчёт подсети B (62 узла) для сети 172.16.20.0/24</w:t>
+        <w:t xml:space="preserve">Рис. 2: Вывод команды ipconfig /all</w:t>
       </w:r>
     </w:p>
     <w:bookmarkEnd w:id="29"/>
@@ -431,7 +470,45 @@
         <w:pStyle w:val="BodyText"/>
       </w:pPr>
       <w:r>
-        <w:t xml:space="preserve">Для подсети C (62 узла): по формуле 2^n − 2 = 62 находим n = 6, тогда префикс 32 − 6 = 26, маска 255.255.255.192, адрес сети 172.16.20.192, broadcast 172.16.20.255, диапазон узлов 172.16.20.193 – 172.16.20.254. Результат расчёта представлен на рис. 3.</w:t>
+        <w:t xml:space="preserve">Команда</w:t>
+      </w:r>
+      <w:r>
+        <w:t xml:space="preserve"> </w:t>
+      </w:r>
+      <w:r>
+        <w:rPr>
+          <w:rStyle w:val="VerbatimChar"/>
+        </w:rPr>
+        <w:t xml:space="preserve">ipconfig /all</w:t>
+      </w:r>
+      <w:r>
+        <w:t xml:space="preserve"> </w:t>
+      </w:r>
+      <w:r>
+        <w:t xml:space="preserve">показывает расширенную информацию: имя компьютера (MASHA), тип узла (Гибридный), описание каждого адаптера, физический адрес (MAC-адрес), состояние DHCP, DHCP-сервер, DNS-серверы, срок аренды адреса.</w:t>
+      </w:r>
+    </w:p>
+    <w:p>
+      <w:pPr>
+        <w:pStyle w:val="BodyText"/>
+      </w:pPr>
+      <w:r>
+        <w:t xml:space="preserve">Используем опцию</w:t>
+      </w:r>
+      <w:r>
+        <w:t xml:space="preserve"> </w:t>
+      </w:r>
+      <w:r>
+        <w:rPr>
+          <w:rStyle w:val="VerbatimChar"/>
+        </w:rPr>
+        <w:t xml:space="preserve">/?</w:t>
+      </w:r>
+      <w:r>
+        <w:t xml:space="preserve"> </w:t>
+      </w:r>
+      <w:r>
+        <w:t xml:space="preserve">для получения справки по команде.</w:t>
       </w:r>
     </w:p>
     <w:bookmarkStart w:id="33" w:name="fig:003"/>
@@ -442,14 +519,14 @@
       <w:r>
         <w:drawing>
           <wp:inline>
-            <wp:extent cx="3733800" cy="808210"/>
+            <wp:extent cx="3733800" cy="3125914"/>
             <wp:effectExtent b="0" l="0" r="0" t="0"/>
-            <wp:docPr descr="Рис. 3: Расчёт подсети C (62 узла) для сети 172.16.20.0/24" title="" id="31" name="Picture"/>
+            <wp:docPr descr="Рис. 3: Вывод команды ipconfig /?" title="" id="31" name="Picture"/>
             <a:graphic>
               <a:graphicData uri="http://schemas.openxmlformats.org/drawingml/2006/picture">
                 <pic:pic>
                   <pic:nvPicPr>
-                    <pic:cNvPr descr="/home/mavinogradova/skreens/SetyLb3/3.png" id="32" name="Picture"/>
+                    <pic:cNvPr descr="/home/mavinogradova/skreens/hw3/3.png" id="32" name="Picture"/>
                     <pic:cNvPicPr>
                       <a:picLocks noChangeArrowheads="1" noChangeAspect="1"/>
                     </pic:cNvPicPr>
@@ -463,7 +540,7 @@
                   <pic:spPr bwMode="auto">
                     <a:xfrm>
                       <a:off x="0" y="0"/>
-                      <a:ext cx="3733800" cy="808210"/>
+                      <a:ext cx="3733800" cy="3125914"/>
                     </a:xfrm>
                     <a:prstGeom prst="rect">
                       <a:avLst/>
@@ -487,7 +564,7 @@
         <w:pStyle w:val="ImageCaption"/>
       </w:pPr>
       <w:r>
-        <w:t xml:space="preserve">Рис. 3: Расчёт подсети C (62 узла) для сети 172.16.20.0/24</w:t>
+        <w:t xml:space="preserve">Рис. 3: Вывод команды ipconfig /?</w:t>
       </w:r>
     </w:p>
     <w:bookmarkEnd w:id="33"/>
@@ -496,7 +573,186 @@
         <w:pStyle w:val="BodyText"/>
       </w:pPr>
       <w:r>
-        <w:t xml:space="preserve">Итоговая таблица характеристик исходной сети и трёх подсетей представлена на рис. 4. Для исходной сети 172.16.20.0/24 префикс 24, маска 255.255.255.0, broadcast 172.16.20.255, число возможных подсетей 256, диапазон узлов 172.16.20.1 – 172.16.20.254.</w:t>
+        <w:t xml:space="preserve">Команда</w:t>
+      </w:r>
+      <w:r>
+        <w:t xml:space="preserve"> </w:t>
+      </w:r>
+      <w:r>
+        <w:rPr>
+          <w:rStyle w:val="VerbatimChar"/>
+        </w:rPr>
+        <w:t xml:space="preserve">ipconfig /?</w:t>
+      </w:r>
+      <w:r>
+        <w:t xml:space="preserve"> </w:t>
+      </w:r>
+      <w:r>
+        <w:t xml:space="preserve">выводит справочное сообщение со списком всех доступных параметров:</w:t>
+      </w:r>
+      <w:r>
+        <w:t xml:space="preserve"> </w:t>
+      </w:r>
+      <w:r>
+        <w:rPr>
+          <w:rStyle w:val="VerbatimChar"/>
+        </w:rPr>
+        <w:t xml:space="preserve">/all</w:t>
+      </w:r>
+      <w:r>
+        <w:t xml:space="preserve">,</w:t>
+      </w:r>
+      <w:r>
+        <w:t xml:space="preserve"> </w:t>
+      </w:r>
+      <w:r>
+        <w:rPr>
+          <w:rStyle w:val="VerbatimChar"/>
+        </w:rPr>
+        <w:t xml:space="preserve">/release</w:t>
+      </w:r>
+      <w:r>
+        <w:t xml:space="preserve">,</w:t>
+      </w:r>
+      <w:r>
+        <w:t xml:space="preserve"> </w:t>
+      </w:r>
+      <w:r>
+        <w:rPr>
+          <w:rStyle w:val="VerbatimChar"/>
+        </w:rPr>
+        <w:t xml:space="preserve">/release6</w:t>
+      </w:r>
+      <w:r>
+        <w:t xml:space="preserve">,</w:t>
+      </w:r>
+      <w:r>
+        <w:t xml:space="preserve"> </w:t>
+      </w:r>
+      <w:r>
+        <w:rPr>
+          <w:rStyle w:val="VerbatimChar"/>
+        </w:rPr>
+        <w:t xml:space="preserve">/renew</w:t>
+      </w:r>
+      <w:r>
+        <w:t xml:space="preserve">,</w:t>
+      </w:r>
+      <w:r>
+        <w:t xml:space="preserve"> </w:t>
+      </w:r>
+      <w:r>
+        <w:rPr>
+          <w:rStyle w:val="VerbatimChar"/>
+        </w:rPr>
+        <w:t xml:space="preserve">/renew6</w:t>
+      </w:r>
+      <w:r>
+        <w:t xml:space="preserve">,</w:t>
+      </w:r>
+      <w:r>
+        <w:t xml:space="preserve"> </w:t>
+      </w:r>
+      <w:r>
+        <w:rPr>
+          <w:rStyle w:val="VerbatimChar"/>
+        </w:rPr>
+        <w:t xml:space="preserve">/flushdns</w:t>
+      </w:r>
+      <w:r>
+        <w:t xml:space="preserve">,</w:t>
+      </w:r>
+      <w:r>
+        <w:t xml:space="preserve"> </w:t>
+      </w:r>
+      <w:r>
+        <w:rPr>
+          <w:rStyle w:val="VerbatimChar"/>
+        </w:rPr>
+        <w:t xml:space="preserve">/registerdns</w:t>
+      </w:r>
+      <w:r>
+        <w:t xml:space="preserve">,</w:t>
+      </w:r>
+      <w:r>
+        <w:t xml:space="preserve"> </w:t>
+      </w:r>
+      <w:r>
+        <w:rPr>
+          <w:rStyle w:val="VerbatimChar"/>
+        </w:rPr>
+        <w:t xml:space="preserve">/displaydns</w:t>
+      </w:r>
+      <w:r>
+        <w:t xml:space="preserve">,</w:t>
+      </w:r>
+      <w:r>
+        <w:t xml:space="preserve"> </w:t>
+      </w:r>
+      <w:r>
+        <w:rPr>
+          <w:rStyle w:val="VerbatimChar"/>
+        </w:rPr>
+        <w:t xml:space="preserve">/showclassid</w:t>
+      </w:r>
+      <w:r>
+        <w:t xml:space="preserve">,</w:t>
+      </w:r>
+      <w:r>
+        <w:t xml:space="preserve"> </w:t>
+      </w:r>
+      <w:r>
+        <w:rPr>
+          <w:rStyle w:val="VerbatimChar"/>
+        </w:rPr>
+        <w:t xml:space="preserve">/setclassid</w:t>
+      </w:r>
+      <w:r>
+        <w:t xml:space="preserve">,</w:t>
+      </w:r>
+      <w:r>
+        <w:t xml:space="preserve"> </w:t>
+      </w:r>
+      <w:r>
+        <w:rPr>
+          <w:rStyle w:val="VerbatimChar"/>
+        </w:rPr>
+        <w:t xml:space="preserve">/showclassid6</w:t>
+      </w:r>
+      <w:r>
+        <w:t xml:space="preserve">,</w:t>
+      </w:r>
+      <w:r>
+        <w:t xml:space="preserve"> </w:t>
+      </w:r>
+      <w:r>
+        <w:rPr>
+          <w:rStyle w:val="VerbatimChar"/>
+        </w:rPr>
+        <w:t xml:space="preserve">/setclassid6</w:t>
+      </w:r>
+      <w:r>
+        <w:t xml:space="preserve">.</w:t>
+      </w:r>
+    </w:p>
+    <w:p>
+      <w:pPr>
+        <w:pStyle w:val="BodyText"/>
+      </w:pPr>
+      <w:r>
+        <w:t xml:space="preserve">Определим MAC-адреса сетевых интерфейсов на компьютере. Для этого используем вывод команды</w:t>
+      </w:r>
+      <w:r>
+        <w:t xml:space="preserve"> </w:t>
+      </w:r>
+      <w:r>
+        <w:rPr>
+          <w:rStyle w:val="VerbatimChar"/>
+        </w:rPr>
+        <w:t xml:space="preserve">ipconfig /all</w:t>
+      </w:r>
+      <w:r>
+        <w:t xml:space="preserve">.</w:t>
       </w:r>
     </w:p>
     <w:bookmarkStart w:id="37" w:name="fig:004"/>
@@ -507,14 +763,14 @@
       <w:r>
         <w:drawing>
           <wp:inline>
-            <wp:extent cx="3733800" cy="298703"/>
+            <wp:extent cx="3733800" cy="3532275"/>
             <wp:effectExtent b="0" l="0" r="0" t="0"/>
-            <wp:docPr descr="Рис. 4: Итоговая таблица разбиения сети 172.16.20.0/24 на 3 подсети" title="" id="35" name="Picture"/>
+            <wp:docPr descr="Рис. 4: MAC-адреса сетевых интерфейсов" title="" id="35" name="Picture"/>
             <a:graphic>
               <a:graphicData uri="http://schemas.openxmlformats.org/drawingml/2006/picture">
                 <pic:pic>
                   <pic:nvPicPr>
-                    <pic:cNvPr descr="/home/mavinogradova/skreens/SetyLb3/4.png" id="36" name="Picture"/>
+                    <pic:cNvPr descr="/home/mavinogradova/skreens/hw3/4.png" id="36" name="Picture"/>
                     <pic:cNvPicPr>
                       <a:picLocks noChangeArrowheads="1" noChangeAspect="1"/>
                     </pic:cNvPicPr>
@@ -528,7 +784,7 @@
                   <pic:spPr bwMode="auto">
                     <a:xfrm>
                       <a:off x="0" y="0"/>
-                      <a:ext cx="3733800" cy="298703"/>
+                      <a:ext cx="3733800" cy="3532275"/>
                     </a:xfrm>
                     <a:prstGeom prst="rect">
                       <a:avLst/>
@@ -552,7 +808,7 @@
         <w:pStyle w:val="ImageCaption"/>
       </w:pPr>
       <w:r>
-        <w:t xml:space="preserve">Рис. 4: Итоговая таблица разбиения сети 172.16.20.0/24 на 3 подсети</w:t>
+        <w:t xml:space="preserve">Рис. 4: MAC-адреса сетевых интерфейсов</w:t>
       </w:r>
     </w:p>
     <w:bookmarkEnd w:id="37"/>
@@ -561,770 +817,185 @@
         <w:pStyle w:val="BodyText"/>
       </w:pPr>
       <w:r>
-        <w:rPr>
-          <w:b/>
-          <w:bCs/>
-        </w:rPr>
-        <w:t xml:space="preserve">Как выполнялось задание.</w:t>
-      </w:r>
-      <w:r>
-        <w:t xml:space="preserve"> </w:t>
-      </w:r>
-      <w:r>
-        <w:t xml:space="preserve">Сначала определены характеристики исходной сети: префикс /24 взят из условия, маска 255.255.255.0 получена как 24 единицы и 8 нулей, broadcast 172.16.20.255 — путём установки всех бит узла в 1, число возможных подсетей 256 — по формуле 2^m, где m = 32 − 24 = 8, диапазон узлов — между адресом сети и broadcast. Затем выполнено разбиение на 3 подсети с использованием VLSM: для каждой подсети по формуле 2^n − 2 подобрано минимальное n, обеспечивающее требуемое число узлов; префикс вычислен как 32 − n; маска записана по числу единиц; broadcast получен установкой бит узла в 1; диапазон узлов — между адресом сети и broadcast. Подсети расположены последовательно: A занимает начало сети, B — следующий свободный блок, C — оставшийся.</w:t>
+        <w:t xml:space="preserve">MAC-адреса имеют следующие адаптеры: Radmin VPN —</w:t>
+      </w:r>
+      <w:r>
+        <w:t xml:space="preserve"> </w:t>
+      </w:r>
+      <w:r>
+        <w:rPr>
+          <w:rStyle w:val="VerbatimChar"/>
+        </w:rPr>
+        <w:t xml:space="preserve">02-50-8D-29-B3-EC</w:t>
+      </w:r>
+      <w:r>
+        <w:t xml:space="preserve">, TAP-Windows Adapter V9 —</w:t>
+      </w:r>
+      <w:r>
+        <w:t xml:space="preserve"> </w:t>
+      </w:r>
+      <w:r>
+        <w:rPr>
+          <w:rStyle w:val="VerbatimChar"/>
+        </w:rPr>
+        <w:t xml:space="preserve">00-FF-0A-E8-41-53</w:t>
+      </w:r>
+      <w:r>
+        <w:t xml:space="preserve">, VirtualBox Host-Only —</w:t>
+      </w:r>
+      <w:r>
+        <w:t xml:space="preserve"> </w:t>
+      </w:r>
+      <w:r>
+        <w:rPr>
+          <w:rStyle w:val="VerbatimChar"/>
+        </w:rPr>
+        <w:t xml:space="preserve">0A-00-27-00-00-18</w:t>
+      </w:r>
+      <w:r>
+        <w:t xml:space="preserve">, Microsoft Wi-Fi Direct Virtual Adapter #3 —</w:t>
+      </w:r>
+      <w:r>
+        <w:t xml:space="preserve"> </w:t>
+      </w:r>
+      <w:r>
+        <w:rPr>
+          <w:rStyle w:val="VerbatimChar"/>
+        </w:rPr>
+        <w:t xml:space="preserve">C4-3D-1A-1C-01-5C</w:t>
+      </w:r>
+      <w:r>
+        <w:t xml:space="preserve">, Microsoft Wi-Fi Direct Virtual Adapter #4 —</w:t>
+      </w:r>
+      <w:r>
+        <w:t xml:space="preserve"> </w:t>
+      </w:r>
+      <w:r>
+        <w:rPr>
+          <w:rStyle w:val="VerbatimChar"/>
+        </w:rPr>
+        <w:t xml:space="preserve">C6-3D-1A-1C-01-5B</w:t>
+      </w:r>
+      <w:r>
+        <w:t xml:space="preserve">, основной беспроводной адаптер Intel(R) Wi-Fi 6 AX201 160MHz —</w:t>
+      </w:r>
+      <w:r>
+        <w:t xml:space="preserve"> </w:t>
+      </w:r>
+      <w:r>
+        <w:rPr>
+          <w:rStyle w:val="VerbatimChar"/>
+        </w:rPr>
+        <w:t xml:space="preserve">C4-3D-1A-1C-01-5B</w:t>
+      </w:r>
+      <w:r>
+        <w:t xml:space="preserve">, Teredo Tunneling —</w:t>
+      </w:r>
+      <w:r>
+        <w:t xml:space="preserve"> </w:t>
+      </w:r>
+      <w:r>
+        <w:rPr>
+          <w:rStyle w:val="VerbatimChar"/>
+        </w:rPr>
+        <w:t xml:space="preserve">00-00-00-00-00-00-00-E0</w:t>
+      </w:r>
+      <w:r>
+        <w:t xml:space="preserve">.</w:t>
+      </w:r>
+    </w:p>
+    <w:p>
+      <w:pPr>
+        <w:pStyle w:val="BodyText"/>
+      </w:pPr>
+      <w:r>
+        <w:t xml:space="preserve">Опишем структуру MAC-адреса нашего устройства. Возьмём MAC-адрес основного беспроводного адаптера:</w:t>
+      </w:r>
+      <w:r>
+        <w:t xml:space="preserve"> </w:t>
+      </w:r>
+      <w:r>
+        <w:rPr>
+          <w:rStyle w:val="VerbatimChar"/>
+        </w:rPr>
+        <w:t xml:space="preserve">C4-3D-1A-1C-01-5B</w:t>
+      </w:r>
+      <w:r>
+        <w:t xml:space="preserve">. В шестнадцатеричной записи через двоеточие:</w:t>
+      </w:r>
+      <w:r>
+        <w:t xml:space="preserve"> </w:t>
+      </w:r>
+      <w:r>
+        <w:rPr>
+          <w:rStyle w:val="VerbatimChar"/>
+        </w:rPr>
+        <w:t xml:space="preserve">C4:3D:1A:1C:01:5B</w:t>
+      </w:r>
+      <w:r>
+        <w:t xml:space="preserve">.</w:t>
+      </w:r>
+    </w:p>
+    <w:bookmarkStart w:id="38" w:name="fig:005"/>
+    <w:tbl>
+      <w:tblPr>
+        <w:tblStyle w:val="FigureTable"/>
+        <w:tblW w:type="auto" w:w="0"/>
+        <w:jc w:val="center"/>
+        <w:tblLook w:firstRow="0" w:lastRow="0" w:firstColumn="0" w:lastColumn="0"/>
+      </w:tblPr>
+      <w:tblGrid>
+        <w:gridCol w:w="7920"/>
+      </w:tblGrid>
+      <w:tr>
+        <w:tc>
+          <w:tcPr/>
+          <w:p>
+            <w:pPr>
+              <w:pStyle w:val="Compact"/>
+              <w:jc w:val="center"/>
+            </w:pPr>
+            <w:r>
+              <w:t xml:space="preserve">Рис. 5: Разбор структуры MAC-адреса</w:t>
+            </w:r>
+          </w:p>
+        </w:tc>
+      </w:tr>
+    </w:tbl>
+    <w:p>
+      <w:pPr>
+        <w:pStyle w:val="ImageCaption"/>
+      </w:pPr>
+      <w:r>
+        <w:t xml:space="preserve">Рис. 5: Разбор структуры MAC-адреса</w:t>
       </w:r>
     </w:p>
     <w:bookmarkEnd w:id="38"/>
-    <w:bookmarkStart w:id="47" w:name="задание-2.-сеть-10.10.1.6426"/>
-    <w:p>
-      <w:pPr>
-        <w:pStyle w:val="Heading3"/>
-      </w:pPr>
-      <w:r>
-        <w:rPr>
-          <w:rStyle w:val="SectionNumber"/>
-        </w:rPr>
-        <w:t xml:space="preserve">3.1.2</w:t>
-      </w:r>
-      <w:r>
-        <w:tab/>
-      </w:r>
-      <w:r>
-        <w:t xml:space="preserve">Задание 2. Сеть 10.10.1.64/26</w:t>
-      </w:r>
-    </w:p>
-    <w:p>
-      <w:pPr>
-        <w:pStyle w:val="FirstParagraph"/>
-      </w:pPr>
-      <w:r>
-        <w:t xml:space="preserve">Для заданной сети 10.10.1.64/26 определяем префикс, маску, broadcast-адрес, число возможных подсетей, диапазон адресов узлов. Выделяем в этой сети подсеть на 30 узлов.</w:t>
-      </w:r>
-    </w:p>
-    <w:p>
-      <w:pPr>
-        <w:pStyle w:val="BodyText"/>
-      </w:pPr>
-      <w:r>
-        <w:t xml:space="preserve">Для исходной сети 10.10.1.64/26: префикс 26, маска 255.255.255.192, broadcast 10.10.1.127, число возможных подсетей 64 (2^6), диапазон узлов 10.10.1.65 – 10.10.1.126. Результат расчёта представлен на рис. 5.</w:t>
-      </w:r>
-    </w:p>
-    <w:bookmarkStart w:id="42" w:name="fig:005"/>
-    <w:p>
-      <w:pPr>
-        <w:pStyle w:val="CaptionedFigure"/>
-      </w:pPr>
-      <w:r>
-        <w:drawing>
-          <wp:inline>
-            <wp:extent cx="3733800" cy="629752"/>
-            <wp:effectExtent b="0" l="0" r="0" t="0"/>
-            <wp:docPr descr="Рис. 5: Расчёт исходной сети 10.10.1.64/26" title="" id="40" name="Picture"/>
-            <a:graphic>
-              <a:graphicData uri="http://schemas.openxmlformats.org/drawingml/2006/picture">
-                <pic:pic>
-                  <pic:nvPicPr>
-                    <pic:cNvPr descr="/home/mavinogradova/skreens/SetyLb3/5.png" id="41" name="Picture"/>
-                    <pic:cNvPicPr>
-                      <a:picLocks noChangeArrowheads="1" noChangeAspect="1"/>
-                    </pic:cNvPicPr>
-                  </pic:nvPicPr>
-                  <pic:blipFill>
-                    <a:blip r:embed="rId39"/>
-                    <a:stretch>
-                      <a:fillRect/>
-                    </a:stretch>
-                  </pic:blipFill>
-                  <pic:spPr bwMode="auto">
-                    <a:xfrm>
-                      <a:off x="0" y="0"/>
-                      <a:ext cx="3733800" cy="629752"/>
-                    </a:xfrm>
-                    <a:prstGeom prst="rect">
-                      <a:avLst/>
-                    </a:prstGeom>
-                    <a:noFill/>
-                    <a:ln w="9525">
-                      <a:noFill/>
-                      <a:headEnd/>
-                      <a:tailEnd/>
-                    </a:ln>
-                  </pic:spPr>
-                </pic:pic>
-              </a:graphicData>
-            </a:graphic>
-          </wp:inline>
-        </w:drawing>
-      </w:r>
-    </w:p>
-    <w:p>
-      <w:pPr>
-        <w:pStyle w:val="ImageCaption"/>
-      </w:pPr>
-      <w:r>
-        <w:t xml:space="preserve">Рис. 5: Расчёт исходной сети 10.10.1.64/26</w:t>
-      </w:r>
-    </w:p>
-    <w:bookmarkEnd w:id="42"/>
-    <w:p>
-      <w:pPr>
-        <w:pStyle w:val="BodyText"/>
-      </w:pPr>
-      <w:r>
-        <w:t xml:space="preserve">Для выделенной подсети на 30 узлов: по формуле 2^n − 2 = 30 находим n = 5, тогда префикс 32 − 5 = 27, маска 255.255.255.224, адрес подсети 10.10.1.64/27, broadcast 10.10.1.95, диапазон узлов 10.10.1.65 – 10.10.1.94. Результат расчёта представлен на рис. 6.</w:t>
-      </w:r>
-    </w:p>
-    <w:bookmarkStart w:id="46" w:name="fig:006"/>
-    <w:p>
-      <w:pPr>
-        <w:pStyle w:val="CaptionedFigure"/>
-      </w:pPr>
-      <w:r>
-        <w:drawing>
-          <wp:inline>
-            <wp:extent cx="3733800" cy="658905"/>
-            <wp:effectExtent b="0" l="0" r="0" t="0"/>
-            <wp:docPr descr="Рис. 6: Расчёт выделенной подсети на 30 узлов в сети 10.10.1.64/26" title="" id="44" name="Picture"/>
-            <a:graphic>
-              <a:graphicData uri="http://schemas.openxmlformats.org/drawingml/2006/picture">
-                <pic:pic>
-                  <pic:nvPicPr>
-                    <pic:cNvPr descr="/home/mavinogradova/skreens/SetyLb3/6.png" id="45" name="Picture"/>
-                    <pic:cNvPicPr>
-                      <a:picLocks noChangeArrowheads="1" noChangeAspect="1"/>
-                    </pic:cNvPicPr>
-                  </pic:nvPicPr>
-                  <pic:blipFill>
-                    <a:blip r:embed="rId43"/>
-                    <a:stretch>
-                      <a:fillRect/>
-                    </a:stretch>
-                  </pic:blipFill>
-                  <pic:spPr bwMode="auto">
-                    <a:xfrm>
-                      <a:off x="0" y="0"/>
-                      <a:ext cx="3733800" cy="658905"/>
-                    </a:xfrm>
-                    <a:prstGeom prst="rect">
-                      <a:avLst/>
-                    </a:prstGeom>
-                    <a:noFill/>
-                    <a:ln w="9525">
-                      <a:noFill/>
-                      <a:headEnd/>
-                      <a:tailEnd/>
-                    </a:ln>
-                  </pic:spPr>
-                </pic:pic>
-              </a:graphicData>
-            </a:graphic>
-          </wp:inline>
-        </w:drawing>
-      </w:r>
-    </w:p>
-    <w:p>
-      <w:pPr>
-        <w:pStyle w:val="ImageCaption"/>
-      </w:pPr>
-      <w:r>
-        <w:t xml:space="preserve">Рис. 6: Расчёт выделенной подсети на 30 узлов в сети 10.10.1.64/26</w:t>
-      </w:r>
-    </w:p>
-    <w:bookmarkEnd w:id="46"/>
-    <w:p>
-      <w:pPr>
-        <w:pStyle w:val="BodyText"/>
-      </w:pPr>
-      <w:r>
-        <w:rPr>
-          <w:b/>
-          <w:bCs/>
-        </w:rPr>
-        <w:t xml:space="preserve">Как выполнялось задание.</w:t>
-      </w:r>
-      <w:r>
-        <w:t xml:space="preserve"> </w:t>
-      </w:r>
-      <w:r>
-        <w:t xml:space="preserve">Определены характеристики исходной сети 10.10.1.64/26: префикс /26 из условия, маска 255.255.255.192 (26 единиц), broadcast 10.10.1.127 (биты узла = 1), число возможных подсетей 64 (2^6), диапазон узлов 10.10.1.65 – 10.10.1.126. Затем выделена подсеть на 30 узлов: по формуле 2^n − 2 = 30 найдено n = 5, префикс 32 − 5 = 27, маска 255.255.255.224. Адрес подсети взят как первая свободная часть исходной сети — 10.10.1.64/27, broadcast 10.10.1.95, диапазон узлов 10.10.1.65 – 10.10.1.94.</w:t>
-      </w:r>
-    </w:p>
-    <w:bookmarkEnd w:id="47"/>
-    <w:bookmarkStart w:id="56" w:name="задание-3.-сеть-10.10.1.026"/>
-    <w:p>
-      <w:pPr>
-        <w:pStyle w:val="Heading3"/>
-      </w:pPr>
-      <w:r>
-        <w:rPr>
-          <w:rStyle w:val="SectionNumber"/>
-        </w:rPr>
-        <w:t xml:space="preserve">3.1.3</w:t>
-      </w:r>
-      <w:r>
-        <w:tab/>
-      </w:r>
-      <w:r>
-        <w:t xml:space="preserve">Задание 3. Сеть 10.10.1.0/26</w:t>
-      </w:r>
-    </w:p>
-    <w:p>
-      <w:pPr>
-        <w:pStyle w:val="FirstParagraph"/>
-      </w:pPr>
-      <w:r>
-        <w:t xml:space="preserve">Для заданной сети 10.10.1.0/26 определяем префикс, маску, broadcast-адрес, число возможных подсетей, диапазон адресов узлов. Выделяем в этой сети подсеть на 14 узлов.</w:t>
-      </w:r>
-    </w:p>
-    <w:p>
-      <w:pPr>
-        <w:pStyle w:val="BodyText"/>
-      </w:pPr>
-      <w:r>
-        <w:t xml:space="preserve">Для исходной сети 10.10.1.0/26: префикс 26, маска 255.255.255.192, broadcast 10.10.1.63, число возможных подсетей 64 (2^6), диапазон узлов 10.10.1.1 – 10.10.1.62. Результат расчёта представлен на рис. 7.</w:t>
-      </w:r>
-    </w:p>
-    <w:bookmarkStart w:id="51" w:name="fig:007"/>
-    <w:p>
-      <w:pPr>
-        <w:pStyle w:val="CaptionedFigure"/>
-      </w:pPr>
-      <w:r>
-        <w:drawing>
-          <wp:inline>
-            <wp:extent cx="3733800" cy="901120"/>
-            <wp:effectExtent b="0" l="0" r="0" t="0"/>
-            <wp:docPr descr="Рис. 7: Расчёт исходной сети 10.10.1.0/26" title="" id="49" name="Picture"/>
-            <a:graphic>
-              <a:graphicData uri="http://schemas.openxmlformats.org/drawingml/2006/picture">
-                <pic:pic>
-                  <pic:nvPicPr>
-                    <pic:cNvPr descr="/home/mavinogradova/skreens/SetyLb3/7.png" id="50" name="Picture"/>
-                    <pic:cNvPicPr>
-                      <a:picLocks noChangeArrowheads="1" noChangeAspect="1"/>
-                    </pic:cNvPicPr>
-                  </pic:nvPicPr>
-                  <pic:blipFill>
-                    <a:blip r:embed="rId48"/>
-                    <a:stretch>
-                      <a:fillRect/>
-                    </a:stretch>
-                  </pic:blipFill>
-                  <pic:spPr bwMode="auto">
-                    <a:xfrm>
-                      <a:off x="0" y="0"/>
-                      <a:ext cx="3733800" cy="901120"/>
-                    </a:xfrm>
-                    <a:prstGeom prst="rect">
-                      <a:avLst/>
-                    </a:prstGeom>
-                    <a:noFill/>
-                    <a:ln w="9525">
-                      <a:noFill/>
-                      <a:headEnd/>
-                      <a:tailEnd/>
-                    </a:ln>
-                  </pic:spPr>
-                </pic:pic>
-              </a:graphicData>
-            </a:graphic>
-          </wp:inline>
-        </w:drawing>
-      </w:r>
-    </w:p>
-    <w:p>
-      <w:pPr>
-        <w:pStyle w:val="ImageCaption"/>
-      </w:pPr>
-      <w:r>
-        <w:t xml:space="preserve">Рис. 7: Расчёт исходной сети 10.10.1.0/26</w:t>
-      </w:r>
-    </w:p>
-    <w:bookmarkEnd w:id="51"/>
-    <w:p>
-      <w:pPr>
-        <w:pStyle w:val="BodyText"/>
-      </w:pPr>
-      <w:r>
-        <w:t xml:space="preserve">Для выделенной подсети на 14 узлов: по формуле 2^n − 2 = 14 находим n = 4, тогда префикс 32 − 4 = 28, маска 255.255.255.240, адрес подсети 10.10.1.0/28, broadcast 10.10.1.15, диапазон узлов 10.10.1.1 – 10.10.1.14. Результат расчёта представлен на рис. 8.</w:t>
-      </w:r>
-    </w:p>
-    <w:bookmarkStart w:id="55" w:name="fig:008"/>
-    <w:p>
-      <w:pPr>
-        <w:pStyle w:val="CaptionedFigure"/>
-      </w:pPr>
-      <w:r>
-        <w:drawing>
-          <wp:inline>
-            <wp:extent cx="3733800" cy="824136"/>
-            <wp:effectExtent b="0" l="0" r="0" t="0"/>
-            <wp:docPr descr="Рис. 8: Расчёт выделенной подсети на 14 узлов в сети 10.10.1.0/26" title="" id="53" name="Picture"/>
-            <a:graphic>
-              <a:graphicData uri="http://schemas.openxmlformats.org/drawingml/2006/picture">
-                <pic:pic>
-                  <pic:nvPicPr>
-                    <pic:cNvPr descr="/home/mavinogradova/skreens/SetyLb3/8.png" id="54" name="Picture"/>
-                    <pic:cNvPicPr>
-                      <a:picLocks noChangeArrowheads="1" noChangeAspect="1"/>
-                    </pic:cNvPicPr>
-                  </pic:nvPicPr>
-                  <pic:blipFill>
-                    <a:blip r:embed="rId52"/>
-                    <a:stretch>
-                      <a:fillRect/>
-                    </a:stretch>
-                  </pic:blipFill>
-                  <pic:spPr bwMode="auto">
-                    <a:xfrm>
-                      <a:off x="0" y="0"/>
-                      <a:ext cx="3733800" cy="824136"/>
-                    </a:xfrm>
-                    <a:prstGeom prst="rect">
-                      <a:avLst/>
-                    </a:prstGeom>
-                    <a:noFill/>
-                    <a:ln w="9525">
-                      <a:noFill/>
-                      <a:headEnd/>
-                      <a:tailEnd/>
-                    </a:ln>
-                  </pic:spPr>
-                </pic:pic>
-              </a:graphicData>
-            </a:graphic>
-          </wp:inline>
-        </w:drawing>
-      </w:r>
-    </w:p>
-    <w:p>
-      <w:pPr>
-        <w:pStyle w:val="ImageCaption"/>
-      </w:pPr>
-      <w:r>
-        <w:t xml:space="preserve">Рис. 8: Расчёт выделенной подсети на 14 узлов в сети 10.10.1.0/26</w:t>
-      </w:r>
-    </w:p>
-    <w:bookmarkEnd w:id="55"/>
-    <w:p>
-      <w:pPr>
-        <w:pStyle w:val="BodyText"/>
-      </w:pPr>
-      <w:r>
-        <w:rPr>
-          <w:b/>
-          <w:bCs/>
-        </w:rPr>
-        <w:t xml:space="preserve">Как выполнялось задание.</w:t>
-      </w:r>
-      <w:r>
-        <w:t xml:space="preserve"> </w:t>
-      </w:r>
-      <w:r>
-        <w:t xml:space="preserve">Определены характеристики исходной сети 10.10.1.0/26: префикс /26, маска 255.255.255.192, broadcast 10.10.1.63, число возможных подсетей 64, диапазон узлов 10.10.1.1 – 10.10.1.62. Затем выделена подсеть на 14 узлов: по формуле 2^n − 2 = 14 найдено n = 4, префикс 32 − 4 = 28, маска 255.255.255.240. Адрес подсети — 10.10.1.0/28, broadcast 10.10.1.15, диапазон узлов 10.10.1.1 – 10.10.1.14.</w:t>
-      </w:r>
-    </w:p>
-    <w:bookmarkEnd w:id="56"/>
-    <w:bookmarkEnd w:id="57"/>
-    <w:bookmarkStart w:id="68" w:name="разбиение-ipv6-сети-на-подсети"/>
-    <w:p>
-      <w:pPr>
-        <w:pStyle w:val="Heading2"/>
-      </w:pPr>
-      <w:r>
-        <w:rPr>
-          <w:rStyle w:val="SectionNumber"/>
-        </w:rPr>
-        <w:t xml:space="preserve">3.2</w:t>
-      </w:r>
-      <w:r>
-        <w:tab/>
-      </w:r>
-      <w:r>
-        <w:t xml:space="preserve">Разбиение IPv6-сети на подсети</w:t>
-      </w:r>
-    </w:p>
-    <w:bookmarkStart w:id="62" w:name="задание-1.-сеть-2001db8c0de48"/>
-    <w:p>
-      <w:pPr>
-        <w:pStyle w:val="Heading3"/>
-      </w:pPr>
-      <w:r>
-        <w:rPr>
-          <w:rStyle w:val="SectionNumber"/>
-        </w:rPr>
-        <w:t xml:space="preserve">3.2.1</w:t>
-      </w:r>
-      <w:r>
-        <w:tab/>
-      </w:r>
-      <w:r>
-        <w:t xml:space="preserve">Задание 1. Сеть 2001:db8:c0de::/48</w:t>
-      </w:r>
-    </w:p>
-    <w:p>
-      <w:pPr>
-        <w:pStyle w:val="FirstParagraph"/>
-      </w:pPr>
-      <w:r>
-        <w:t xml:space="preserve">Задана сеть 2001:db8:c0de::/48. Охарактеризуем адрес, определим маску, префикс, диапазон адресов для узлов сети (краевые значения). Разобьём сеть на 2 подсети двумя способами — с использованием идентификатора подсети и с использованием идентификатора интерфейса.</w:t>
-      </w:r>
-    </w:p>
-    <w:p>
-      <w:pPr>
-        <w:pStyle w:val="BodyText"/>
-      </w:pPr>
-      <w:r>
-        <w:t xml:space="preserve">Тип адреса определяется по старшим битам в соответствии с табл. 3.5. Адрес 2001:db8:c0de::/48 начинается с 2001, что соответствует префиксу 2000::/3 — Global Unicast. При этом первые 32 бита (2001:DB8) соответствуют префиксу 2001:DB8::/32, который зарезервирован для документации и примеров.</w:t>
-      </w:r>
-    </w:p>
-    <w:p>
-      <w:pPr>
-        <w:pStyle w:val="BodyText"/>
-      </w:pPr>
-      <w:r>
-        <w:t xml:space="preserve">Префикс /48, маска FFFF:FFFF:FFFF:0000:0000:0000:0000:0000 (3 полных блока по 16 бит). Краевые значения: первый адрес узла 2001:db8:c0de:0:0:0:0:1 (сокращённо 2001:db8:c0de::1), последний адрес узла 2001:db8:c0de:ffff:ffff:ffff:ffff:ffff. Диапазон: 2001:db8:c0de::1 – 2001:db8:c0de:ffff:ffff:ffff:ffff:ffff.</w:t>
-      </w:r>
-    </w:p>
-    <w:p>
-      <w:pPr>
-        <w:pStyle w:val="BodyText"/>
-      </w:pPr>
-      <w:r>
-        <w:rPr>
-          <w:b/>
-          <w:bCs/>
-        </w:rPr>
-        <w:t xml:space="preserve">Способ 1 — с использованием идентификатора подсети.</w:t>
-      </w:r>
-      <w:r>
-        <w:t xml:space="preserve"> </w:t>
-      </w:r>
-      <w:r>
-        <w:t xml:space="preserve">Меняем шестнадцатеричное число (идентификатор подсети), следующее за префиксом глобальной маршрутизации (48 бит). Исходный адрес имеет 4-й блок равным 0000. Меняя его на 0001 и 0002, получаем две подсети: 2001:db8:c0de:0001::/64 и 2001:db8:c0de:0002::/64. Префикс подсети становится /64. Этот способ удобен для явного выделения логических подсетей внутри одной сети.</w:t>
-      </w:r>
-    </w:p>
-    <w:p>
-      <w:pPr>
-        <w:pStyle w:val="BodyText"/>
-      </w:pPr>
-      <w:r>
-        <w:rPr>
-          <w:b/>
-          <w:bCs/>
-        </w:rPr>
-        <w:t xml:space="preserve">Способ 2 — с использованием идентификатора интерфейса.</w:t>
-      </w:r>
-      <w:r>
-        <w:t xml:space="preserve"> </w:t>
-      </w:r>
-      <w:r>
-        <w:t xml:space="preserve">Забираем 4 бита у идентификатора интерфейса, расширяя префикс с /64 до /68 (граница полубайта). В 5-м блоке меняем первую шестнадцатеричную цифру: 0 и 1. Получаем подсети 2001:db8:c0de:0000:0000::/68 и 2001:db8:c0de:0000:1000::/68. Идентификатор интерфейса уменьшается с 64 до 60 бит. Этот способ позволяет создавать подсети внутри уже существующей /64-сети.</w:t>
-      </w:r>
-    </w:p>
-    <w:p>
-      <w:pPr>
-        <w:pStyle w:val="BodyText"/>
-      </w:pPr>
-      <w:r>
-        <w:t xml:space="preserve">Результат представлен на рис. 9.</w:t>
-      </w:r>
-    </w:p>
-    <w:bookmarkStart w:id="61" w:name="fig:009"/>
-    <w:p>
-      <w:pPr>
-        <w:pStyle w:val="CaptionedFigure"/>
-      </w:pPr>
-      <w:r>
-        <w:drawing>
-          <wp:inline>
-            <wp:extent cx="3733800" cy="744725"/>
-            <wp:effectExtent b="0" l="0" r="0" t="0"/>
-            <wp:docPr descr="Рис. 9: Характеристики сети 2001:db8:c0de::/48 и разбиение на 2 подсети двумя способами" title="" id="59" name="Picture"/>
-            <a:graphic>
-              <a:graphicData uri="http://schemas.openxmlformats.org/drawingml/2006/picture">
-                <pic:pic>
-                  <pic:nvPicPr>
-                    <pic:cNvPr descr="/home/mavinogradova/skreens/SetyLb3/9.png" id="60" name="Picture"/>
-                    <pic:cNvPicPr>
-                      <a:picLocks noChangeArrowheads="1" noChangeAspect="1"/>
-                    </pic:cNvPicPr>
-                  </pic:nvPicPr>
-                  <pic:blipFill>
-                    <a:blip r:embed="rId58"/>
-                    <a:stretch>
-                      <a:fillRect/>
-                    </a:stretch>
-                  </pic:blipFill>
-                  <pic:spPr bwMode="auto">
-                    <a:xfrm>
-                      <a:off x="0" y="0"/>
-                      <a:ext cx="3733800" cy="744725"/>
-                    </a:xfrm>
-                    <a:prstGeom prst="rect">
-                      <a:avLst/>
-                    </a:prstGeom>
-                    <a:noFill/>
-                    <a:ln w="9525">
-                      <a:noFill/>
-                      <a:headEnd/>
-                      <a:tailEnd/>
-                    </a:ln>
-                  </pic:spPr>
-                </pic:pic>
-              </a:graphicData>
-            </a:graphic>
-          </wp:inline>
-        </w:drawing>
-      </w:r>
-    </w:p>
-    <w:p>
-      <w:pPr>
-        <w:pStyle w:val="ImageCaption"/>
-      </w:pPr>
-      <w:r>
-        <w:t xml:space="preserve">Рис. 9: Характеристики сети 2001:db8:c0de::/48 и разбиение на 2 подсети двумя способами</w:t>
-      </w:r>
-    </w:p>
-    <w:bookmarkEnd w:id="61"/>
-    <w:p>
-      <w:pPr>
-        <w:pStyle w:val="BodyText"/>
-      </w:pPr>
-      <w:r>
-        <w:rPr>
-          <w:b/>
-          <w:bCs/>
-        </w:rPr>
-        <w:t xml:space="preserve">Как выполнялось задание.</w:t>
-      </w:r>
-      <w:r>
-        <w:t xml:space="preserve"> </w:t>
-      </w:r>
-      <w:r>
-        <w:t xml:space="preserve">Сначала охарактеризован адрес: по старшим битам (2001) определено соответствие префиксу 2000::/3 — Global Unicast; по первым 32 битам (2001:DB8) — соответствие зарезервированному префиксу для документации. Определены префикс /48, маска FFFF:FFFF:FFFF:0000:0000:0000:0000:0000 (3 полных блока), краевые значения диапазона (первый адрес — сеть + 1, последний — сеть + все F). Затем выполнено разбиение двумя способами: способ 1 — изменение идентификатора подсети (4-й блок), способ 2 — расширение префикса с /64 до /68 за счёт 4 бит идентификатора интерфейса (5-й блок).</w:t>
-      </w:r>
-    </w:p>
-    <w:bookmarkEnd w:id="62"/>
-    <w:bookmarkStart w:id="67" w:name="задание-2.-сеть-2a026b864"/>
-    <w:p>
-      <w:pPr>
-        <w:pStyle w:val="Heading3"/>
-      </w:pPr>
-      <w:r>
-        <w:rPr>
-          <w:rStyle w:val="SectionNumber"/>
-        </w:rPr>
-        <w:t xml:space="preserve">3.2.2</w:t>
-      </w:r>
-      <w:r>
-        <w:tab/>
-      </w:r>
-      <w:r>
-        <w:t xml:space="preserve">Задание 2. Сеть 2a02:6b8::/64</w:t>
-      </w:r>
-    </w:p>
-    <w:p>
-      <w:pPr>
-        <w:pStyle w:val="FirstParagraph"/>
-      </w:pPr>
-      <w:r>
-        <w:t xml:space="preserve">Задана сеть 2a02:6b8::/64. Охарактеризуем адрес, определим маску, префикс, диапазон адресов для узлов сети (краевые значения). Разобьём сеть на 2 подсети двумя способами — с использованием идентификатора подсети и с использованием идентификатора интерфейса.</w:t>
-      </w:r>
-    </w:p>
-    <w:p>
-      <w:pPr>
-        <w:pStyle w:val="BodyText"/>
-      </w:pPr>
-      <w:r>
-        <w:t xml:space="preserve">Тип адреса определяется по старшим битам в соответствии с табл. 3.5. Адрес 2a02:6b8::/64 начинается с 2a02, первые три бита которого равны 001, что соответствует префиксу 2000::/3 — Global Unicast.</w:t>
-      </w:r>
-    </w:p>
-    <w:p>
-      <w:pPr>
-        <w:pStyle w:val="BodyText"/>
-      </w:pPr>
-      <w:r>
-        <w:t xml:space="preserve">Префикс /64, маска FFFF:FFFF:FFFF:FFFF:0000:0000:0000:0000 (4 полных блока по 16 бит). Краевые значения: первый адрес узла 2a02:6b8:0:0:0:0:0:1 (сокращённо 2a02:6b8::1), последний адрес узла 2a02:6b8:0:0:ffff:ffff:ffff:ffff. Диапазон: 2a02:6b8::1 – 2a02:6b8:0:0:ffff:ffff:ffff:ffff.</w:t>
-      </w:r>
-    </w:p>
-    <w:p>
-      <w:pPr>
-        <w:pStyle w:val="BodyText"/>
-      </w:pPr>
-      <w:r>
-        <w:rPr>
-          <w:b/>
-          <w:bCs/>
-        </w:rPr>
-        <w:t xml:space="preserve">Способ 1 — с использованием идентификатора подсети.</w:t>
-      </w:r>
-      <w:r>
-        <w:t xml:space="preserve"> </w:t>
-      </w:r>
-      <w:r>
-        <w:t xml:space="preserve">Меняем 4-й блок адреса. Исходный адрес имеет 4-й блок равным 0. Меняя его на 1 и 2, получаем две подсети: 2a02:6b8:0:1::/64 и 2a02:6b8:0:2::/64. Префикс подсети остаётся /64. Этот способ удобен для создания отдельных логических подсетей с сохранением стандартного размера идентификатора интерфейса.</w:t>
-      </w:r>
-    </w:p>
-    <w:p>
-      <w:pPr>
-        <w:pStyle w:val="BodyText"/>
-      </w:pPr>
-      <w:r>
-        <w:rPr>
-          <w:b/>
-          <w:bCs/>
-        </w:rPr>
-        <w:t xml:space="preserve">Способ 2 — с использованием идентификатора интерфейса.</w:t>
-      </w:r>
-      <w:r>
-        <w:t xml:space="preserve"> </w:t>
-      </w:r>
-      <w:r>
-        <w:t xml:space="preserve">Забираем 4 бита у идентификатора интерфейса, расширяя префикс с /64 до /68. В 5-м блоке меняем первую шестнадцатеричную цифру: 0 и 1. Получаем подсети 2a02:6b8:0:0:0000::/68 и 2a02:6b8:0:0:1000::/68. Идентификатор интерфейса уменьшается с 64 до 60 бит. Этот способ позволяет создать подсети внутри уже существующей /64-сети.</w:t>
-      </w:r>
-    </w:p>
-    <w:p>
-      <w:pPr>
-        <w:pStyle w:val="BodyText"/>
-      </w:pPr>
-      <w:r>
-        <w:t xml:space="preserve">Результат представлен на рис. 10.</w:t>
-      </w:r>
-    </w:p>
-    <w:bookmarkStart w:id="66" w:name="fig:010"/>
-    <w:p>
-      <w:pPr>
-        <w:pStyle w:val="CaptionedFigure"/>
-      </w:pPr>
-      <w:r>
-        <w:drawing>
-          <wp:inline>
-            <wp:extent cx="3733800" cy="805410"/>
-            <wp:effectExtent b="0" l="0" r="0" t="0"/>
-            <wp:docPr descr="Рис. 10: Характеристики сети 2a02:6b8::/64 и разбиение на 2 подсети двумя способами" title="" id="64" name="Picture"/>
-            <a:graphic>
-              <a:graphicData uri="http://schemas.openxmlformats.org/drawingml/2006/picture">
-                <pic:pic>
-                  <pic:nvPicPr>
-                    <pic:cNvPr descr="/home/mavinogradova/skreens/SetyLb3/10.png" id="65" name="Picture"/>
-                    <pic:cNvPicPr>
-                      <a:picLocks noChangeArrowheads="1" noChangeAspect="1"/>
-                    </pic:cNvPicPr>
-                  </pic:nvPicPr>
-                  <pic:blipFill>
-                    <a:blip r:embed="rId63"/>
-                    <a:stretch>
-                      <a:fillRect/>
-                    </a:stretch>
-                  </pic:blipFill>
-                  <pic:spPr bwMode="auto">
-                    <a:xfrm>
-                      <a:off x="0" y="0"/>
-                      <a:ext cx="3733800" cy="805410"/>
-                    </a:xfrm>
-                    <a:prstGeom prst="rect">
-                      <a:avLst/>
-                    </a:prstGeom>
-                    <a:noFill/>
-                    <a:ln w="9525">
-                      <a:noFill/>
-                      <a:headEnd/>
-                      <a:tailEnd/>
-                    </a:ln>
-                  </pic:spPr>
-                </pic:pic>
-              </a:graphicData>
-            </a:graphic>
-          </wp:inline>
-        </w:drawing>
-      </w:r>
-    </w:p>
-    <w:p>
-      <w:pPr>
-        <w:pStyle w:val="ImageCaption"/>
-      </w:pPr>
-      <w:r>
-        <w:t xml:space="preserve">Рис. 10: Характеристики сети 2a02:6b8::/64 и разбиение на 2 подсети двумя способами</w:t>
-      </w:r>
-    </w:p>
-    <w:bookmarkEnd w:id="66"/>
-    <w:p>
-      <w:pPr>
-        <w:pStyle w:val="BodyText"/>
-      </w:pPr>
-      <w:r>
-        <w:rPr>
-          <w:b/>
-          <w:bCs/>
-        </w:rPr>
-        <w:t xml:space="preserve">Как выполнялось задание.</w:t>
-      </w:r>
-      <w:r>
-        <w:t xml:space="preserve"> </w:t>
-      </w:r>
-      <w:r>
-        <w:t xml:space="preserve">Сначала охарактеризован адрес: по старшим битам (2a02, первые три бита = 001) определено соответствие префиксу 2000::/3 — Global Unicast. Определены префикс /64, маска FFFF:FFFF:FFFF:FFFF:0000:0000:0000:0000 (4 полных блока), краевые значения диапазона. Затем выполнено разбиение двумя способами: способ 1 — изменение идентификатора подсети (4-й блок), способ 2 — расширение префикса с /64 до /68 за счёт 4 бит идентификатора интерфейса (5-й блок).</w:t>
-      </w:r>
-    </w:p>
-    <w:bookmarkEnd w:id="67"/>
-    <w:bookmarkEnd w:id="68"/>
-    <w:bookmarkEnd w:id="69"/>
-    <w:bookmarkStart w:id="70" w:name="выводы"/>
-    <w:p>
-      <w:pPr>
-        <w:pStyle w:val="Heading1"/>
-      </w:pPr>
-      <w:r>
-        <w:rPr>
-          <w:rStyle w:val="SectionNumber"/>
-        </w:rPr>
-        <w:t xml:space="preserve">4</w:t>
-      </w:r>
-      <w:r>
-        <w:tab/>
-      </w:r>
-      <w:r>
-        <w:t xml:space="preserve">Выводы</w:t>
-      </w:r>
-    </w:p>
-    <w:p>
-      <w:pPr>
-        <w:pStyle w:val="FirstParagraph"/>
-      </w:pPr>
-      <w:r>
-        <w:t xml:space="preserve">В ходе лабораторной работы были изучены принципы организации адресного пространства IPv4 и IPv6. Освоены методы расчёта масок, broadcast-адресов, диапазонов узлов, разбиения сетей на подсети с использованием VLSM для IPv4 и двумя способами для IPv6 (с использованием идентификатора подсети и с использованием идентификатора интерфейса). Получены практические навыки оформления результатов расчётов в табличном виде.</w:t>
-      </w:r>
-    </w:p>
-    <w:bookmarkEnd w:id="70"/>
-    <w:bookmarkStart w:id="71" w:name="список-литературы"/>
-    <w:p>
-      <w:pPr>
-        <w:pStyle w:val="Heading1"/>
-      </w:pPr>
-      <w:r>
-        <w:rPr>
-          <w:rStyle w:val="SectionNumber"/>
-        </w:rPr>
-        <w:t xml:space="preserve">5</w:t>
-      </w:r>
-      <w:r>
-        <w:tab/>
-      </w:r>
-      <w:r>
-        <w:t xml:space="preserve">Список литературы</w:t>
-      </w:r>
-    </w:p>
     <w:p>
       <w:pPr>
         <w:pStyle w:val="Compact"/>
         <w:numPr>
           <w:ilvl w:val="0"/>
-          <w:numId w:val="1004"/>
+          <w:numId w:val="1002"/>
         </w:numPr>
       </w:pPr>
       <w:r>
-        <w:t xml:space="preserve">Методические указания к лабораторной работе № 3 «Адресация IPv4 и IPv6».</w:t>
+        <w:t xml:space="preserve">Первые 3 байта</w:t>
+      </w:r>
+      <w:r>
+        <w:t xml:space="preserve"> </w:t>
+      </w:r>
+      <w:r>
+        <w:rPr>
+          <w:rStyle w:val="VerbatimChar"/>
+        </w:rPr>
+        <w:t xml:space="preserve">C4:3D:1A</w:t>
+      </w:r>
+      <w:r>
+        <w:t xml:space="preserve"> </w:t>
+      </w:r>
+      <w:r>
+        <w:t xml:space="preserve">— это OUI (Organizationally Unique Identifier), идентификатор производителя (Intel Corporate).</w:t>
       </w:r>
     </w:p>
     <w:p>
@@ -1332,11 +1003,26 @@
         <w:pStyle w:val="Compact"/>
         <w:numPr>
           <w:ilvl w:val="0"/>
-          <w:numId w:val="1004"/>
+          <w:numId w:val="1002"/>
         </w:numPr>
       </w:pPr>
       <w:r>
-        <w:t xml:space="preserve">RFC 1009. Requirements for Internet Gateways.</w:t>
+        <w:t xml:space="preserve">Последние 3 байта</w:t>
+      </w:r>
+      <w:r>
+        <w:t xml:space="preserve"> </w:t>
+      </w:r>
+      <w:r>
+        <w:rPr>
+          <w:rStyle w:val="VerbatimChar"/>
+        </w:rPr>
+        <w:t xml:space="preserve">1C:01:5B</w:t>
+      </w:r>
+      <w:r>
+        <w:t xml:space="preserve"> </w:t>
+      </w:r>
+      <w:r>
+        <w:t xml:space="preserve">— это NIC (Network Interface Controller), номер сетевого интерфейса.</w:t>
       </w:r>
     </w:p>
     <w:p>
@@ -1344,11 +1030,38 @@
         <w:pStyle w:val="Compact"/>
         <w:numPr>
           <w:ilvl w:val="0"/>
-          <w:numId w:val="1004"/>
+          <w:numId w:val="1002"/>
         </w:numPr>
       </w:pPr>
       <w:r>
-        <w:t xml:space="preserve">RFC 1888. OSI NSAPs and IPv6.</w:t>
+        <w:t xml:space="preserve">Первый байт</w:t>
+      </w:r>
+      <w:r>
+        <w:t xml:space="preserve"> </w:t>
+      </w:r>
+      <w:r>
+        <w:rPr>
+          <w:rStyle w:val="VerbatimChar"/>
+        </w:rPr>
+        <w:t xml:space="preserve">C4</w:t>
+      </w:r>
+      <w:r>
+        <w:t xml:space="preserve"> </w:t>
+      </w:r>
+      <w:r>
+        <w:t xml:space="preserve">=</w:t>
+      </w:r>
+      <w:r>
+        <w:t xml:space="preserve"> </w:t>
+      </w:r>
+      <w:r>
+        <w:rPr>
+          <w:rStyle w:val="VerbatimChar"/>
+        </w:rPr>
+        <w:t xml:space="preserve">1100 0100</w:t>
+      </w:r>
+      <w:r>
+        <w:t xml:space="preserve">.</w:t>
       </w:r>
     </w:p>
     <w:p>
@@ -1356,11 +1069,11 @@
         <w:pStyle w:val="Compact"/>
         <w:numPr>
           <w:ilvl w:val="0"/>
-          <w:numId w:val="1004"/>
+          <w:numId w:val="1002"/>
         </w:numPr>
       </w:pPr>
       <w:r>
-        <w:t xml:space="preserve">Официальная документация по IPv6. — URL: https://www.rfc-editor.org/</w:t>
+        <w:t xml:space="preserve">Бит I/G (первый младший бит) = 0 → адрес индивидуальный (unicast).</w:t>
       </w:r>
     </w:p>
     <w:p>
@@ -1368,14 +1081,5398 @@
         <w:pStyle w:val="Compact"/>
         <w:numPr>
           <w:ilvl w:val="0"/>
-          <w:numId w:val="1004"/>
+          <w:numId w:val="1002"/>
         </w:numPr>
       </w:pPr>
       <w:r>
-        <w:t xml:space="preserve">Королькова А. В., Кулябов Д. С. Сетевые технологии. Лабораторный практикум.</w:t>
-      </w:r>
-    </w:p>
-    <w:bookmarkEnd w:id="71"/>
+        <w:t xml:space="preserve">Бит U/L (второй младший бит) = 0 → адрес глобально администрируемый (заводской, назначен производителем).</w:t>
+      </w:r>
+    </w:p>
+    <w:bookmarkEnd w:id="39"/>
+    <w:bookmarkStart w:id="55" w:name="X6c76421fbd19cc984e76814c23119fc66625a76"/>
+    <w:p>
+      <w:pPr>
+        <w:pStyle w:val="Heading2"/>
+      </w:pPr>
+      <w:r>
+        <w:rPr>
+          <w:rStyle w:val="SectionNumber"/>
+        </w:rPr>
+        <w:t xml:space="preserve">3.2</w:t>
+      </w:r>
+      <w:r>
+        <w:tab/>
+      </w:r>
+      <w:r>
+        <w:t xml:space="preserve">Анализ кадров канального уровня в Wireshark</w:t>
+      </w:r>
+    </w:p>
+    <w:p>
+      <w:pPr>
+        <w:pStyle w:val="FirstParagraph"/>
+      </w:pPr>
+      <w:r>
+        <w:t xml:space="preserve">Wireshark установлен на домашнем устройстве (версия 4.6.9). Установка была выполнена ранее при выполнении лабораторной работы № 2.</w:t>
+      </w:r>
+    </w:p>
+    <w:p>
+      <w:pPr>
+        <w:pStyle w:val="BodyText"/>
+      </w:pPr>
+      <w:r>
+        <w:t xml:space="preserve">Запускаем Wireshark. Выбираем активный сетевой интерфейс «Беспроводная сеть».</w:t>
+      </w:r>
+    </w:p>
+    <w:bookmarkStart w:id="40" w:name="fig:006"/>
+    <w:tbl>
+      <w:tblPr>
+        <w:tblStyle w:val="FigureTable"/>
+        <w:tblW w:type="auto" w:w="0"/>
+        <w:jc w:val="center"/>
+        <w:tblLook w:firstRow="0" w:lastRow="0" w:firstColumn="0" w:lastColumn="0"/>
+      </w:tblPr>
+      <w:tblGrid>
+        <w:gridCol w:w="7920"/>
+      </w:tblGrid>
+      <w:tr>
+        <w:tc>
+          <w:tcPr/>
+          <w:p>
+            <w:pPr>
+              <w:pStyle w:val="Compact"/>
+              <w:jc w:val="center"/>
+            </w:pPr>
+            <w:r>
+              <w:t xml:space="preserve">Рис. 6: Стартовое окно Wireshark. Выбор интерфейса для прослушивания</w:t>
+            </w:r>
+          </w:p>
+        </w:tc>
+      </w:tr>
+    </w:tbl>
+    <w:p>
+      <w:pPr>
+        <w:pStyle w:val="ImageCaption"/>
+      </w:pPr>
+      <w:r>
+        <w:t xml:space="preserve">Рис. 6: Стартовое окно Wireshark. Выбор интерфейса для прослушивания</w:t>
+      </w:r>
+    </w:p>
+    <w:bookmarkEnd w:id="40"/>
+    <w:p>
+      <w:pPr>
+        <w:pStyle w:val="BodyText"/>
+      </w:pPr>
+      <w:r>
+        <w:t xml:space="preserve">В списке доступных интерфейсов присутствуют: «Беспроводная сеть», «Подключение по локальной сети», Adapter for loopback traffic capture, виртуальные адаптеры (Подключение по локальной сети* 12, 11, 10, 4, 3), Ethernet 3, Radmin VPN, Event Tracing for Windows. Для захвата выбран интерфейс «Беспроводная сеть».</w:t>
+      </w:r>
+    </w:p>
+    <w:p>
+      <w:pPr>
+        <w:pStyle w:val="BodyText"/>
+      </w:pPr>
+      <w:r>
+        <w:t xml:space="preserve">Запускаем захват трафика. Убеждаемся, что начался процесс захвата трафика.</w:t>
+      </w:r>
+    </w:p>
+    <w:bookmarkStart w:id="41" w:name="fig:007"/>
+    <w:tbl>
+      <w:tblPr>
+        <w:tblStyle w:val="FigureTable"/>
+        <w:tblW w:type="auto" w:w="0"/>
+        <w:jc w:val="center"/>
+        <w:tblLook w:firstRow="0" w:lastRow="0" w:firstColumn="0" w:lastColumn="0"/>
+      </w:tblPr>
+      <w:tblGrid>
+        <w:gridCol w:w="7920"/>
+      </w:tblGrid>
+      <w:tr>
+        <w:tc>
+          <w:tcPr/>
+          <w:p>
+            <w:pPr>
+              <w:pStyle w:val="Compact"/>
+              <w:jc w:val="center"/>
+            </w:pPr>
+            <w:r>
+              <w:t xml:space="preserve">Рис. 7: Запущенный захват трафика в Wireshark</w:t>
+            </w:r>
+          </w:p>
+        </w:tc>
+      </w:tr>
+    </w:tbl>
+    <w:p>
+      <w:pPr>
+        <w:pStyle w:val="ImageCaption"/>
+      </w:pPr>
+      <w:r>
+        <w:t xml:space="preserve">Рис. 7: Запущенный захват трафика в Wireshark</w:t>
+      </w:r>
+    </w:p>
+    <w:bookmarkEnd w:id="41"/>
+    <w:p>
+      <w:pPr>
+        <w:pStyle w:val="BodyText"/>
+      </w:pPr>
+      <w:r>
+        <w:t xml:space="preserve">Захват идёт (внизу надпись «Беспроводная сеть:</w:t>
+      </w:r>
+      <w:r>
+        <w:t xml:space="preserve"> </w:t>
+      </w:r>
+      <w:r>
+        <w:t xml:space="preserve">», счётчик пакетов растёт). В списке присутствуют UDP-пакеты от</w:t>
+      </w:r>
+      <w:r>
+        <w:t xml:space="preserve"> </w:t>
+      </w:r>
+      <w:r>
+        <w:rPr>
+          <w:rStyle w:val="VerbatimChar"/>
+        </w:rPr>
+        <w:t xml:space="preserve">89.46.237.45</w:t>
+      </w:r>
+      <w:r>
+        <w:t xml:space="preserve"> </w:t>
+      </w:r>
+      <w:r>
+        <w:t xml:space="preserve">и ARP-пакеты. ARP-пакет № 4:</w:t>
+      </w:r>
+      <w:r>
+        <w:t xml:space="preserve"> </w:t>
+      </w:r>
+      <w:r>
+        <w:rPr>
+          <w:rStyle w:val="VerbatimChar"/>
+        </w:rPr>
+        <w:t xml:space="preserve">Who has 192.168.1.11? Tell 192.168.1.1</w:t>
+      </w:r>
+      <w:r>
+        <w:t xml:space="preserve">; ARP-ответ № 5:</w:t>
+      </w:r>
+      <w:r>
+        <w:t xml:space="preserve"> </w:t>
+      </w:r>
+      <w:r>
+        <w:rPr>
+          <w:rStyle w:val="VerbatimChar"/>
+        </w:rPr>
+        <w:t xml:space="preserve">192.168.1.11 is at c4:3d:1a:1c:01:5b</w:t>
+      </w:r>
+      <w:r>
+        <w:t xml:space="preserve">.</w:t>
+      </w:r>
+    </w:p>
+    <w:p>
+      <w:pPr>
+        <w:pStyle w:val="BodyText"/>
+      </w:pPr>
+      <w:r>
+        <w:t xml:space="preserve">В консоли определим с помощью команды</w:t>
+      </w:r>
+      <w:r>
+        <w:t xml:space="preserve"> </w:t>
+      </w:r>
+      <w:r>
+        <w:rPr>
+          <w:rStyle w:val="VerbatimChar"/>
+        </w:rPr>
+        <w:t xml:space="preserve">ipconfig</w:t>
+      </w:r>
+      <w:r>
+        <w:t xml:space="preserve"> </w:t>
+      </w:r>
+      <w:r>
+        <w:t xml:space="preserve">IP-адрес устройства и шлюз по умолчанию.</w:t>
+      </w:r>
+    </w:p>
+    <w:bookmarkStart w:id="42" w:name="fig:008"/>
+    <w:tbl>
+      <w:tblPr>
+        <w:tblStyle w:val="FigureTable"/>
+        <w:tblW w:type="auto" w:w="0"/>
+        <w:jc w:val="center"/>
+        <w:tblLook w:firstRow="0" w:lastRow="0" w:firstColumn="0" w:lastColumn="0"/>
+      </w:tblPr>
+      <w:tblGrid>
+        <w:gridCol w:w="7920"/>
+      </w:tblGrid>
+      <w:tr>
+        <w:tc>
+          <w:tcPr/>
+          <w:p>
+            <w:pPr>
+              <w:pStyle w:val="Compact"/>
+              <w:jc w:val="center"/>
+            </w:pPr>
+            <w:r>
+              <w:t xml:space="preserve">Рис. 8: Определение IP-адреса и шлюза по умолчанию</w:t>
+            </w:r>
+          </w:p>
+        </w:tc>
+      </w:tr>
+    </w:tbl>
+    <w:p>
+      <w:pPr>
+        <w:pStyle w:val="ImageCaption"/>
+      </w:pPr>
+      <w:r>
+        <w:t xml:space="preserve">Рис. 8: Определение IP-адреса и шлюза по умолчанию</w:t>
+      </w:r>
+    </w:p>
+    <w:bookmarkEnd w:id="42"/>
+    <w:p>
+      <w:pPr>
+        <w:pStyle w:val="BodyText"/>
+      </w:pPr>
+      <w:r>
+        <w:t xml:space="preserve">IP-адрес устройства —</w:t>
+      </w:r>
+      <w:r>
+        <w:t xml:space="preserve"> </w:t>
+      </w:r>
+      <w:r>
+        <w:rPr>
+          <w:rStyle w:val="VerbatimChar"/>
+        </w:rPr>
+        <w:t xml:space="preserve">192.168.1.11</w:t>
+      </w:r>
+      <w:r>
+        <w:t xml:space="preserve">, основной шлюз —</w:t>
+      </w:r>
+      <w:r>
+        <w:t xml:space="preserve"> </w:t>
+      </w:r>
+      <w:r>
+        <w:rPr>
+          <w:rStyle w:val="VerbatimChar"/>
+        </w:rPr>
+        <w:t xml:space="preserve">192.168.1.1</w:t>
+      </w:r>
+      <w:r>
+        <w:t xml:space="preserve">.</w:t>
+      </w:r>
+    </w:p>
+    <w:p>
+      <w:pPr>
+        <w:pStyle w:val="BodyText"/>
+      </w:pPr>
+      <w:r>
+        <w:t xml:space="preserve">В консоли с помощью команды</w:t>
+      </w:r>
+      <w:r>
+        <w:t xml:space="preserve"> </w:t>
+      </w:r>
+      <w:r>
+        <w:rPr>
+          <w:rStyle w:val="VerbatimChar"/>
+        </w:rPr>
+        <w:t xml:space="preserve">ping</w:t>
+      </w:r>
+      <w:r>
+        <w:t xml:space="preserve"> </w:t>
+      </w:r>
+      <w:r>
+        <w:t xml:space="preserve">пропигнуем шлюз по умолчанию.</w:t>
+      </w:r>
+    </w:p>
+    <w:bookmarkStart w:id="43" w:name="fig:009"/>
+    <w:tbl>
+      <w:tblPr>
+        <w:tblStyle w:val="FigureTable"/>
+        <w:tblW w:type="auto" w:w="0"/>
+        <w:jc w:val="center"/>
+        <w:tblLook w:firstRow="0" w:lastRow="0" w:firstColumn="0" w:lastColumn="0"/>
+      </w:tblPr>
+      <w:tblGrid>
+        <w:gridCol w:w="7920"/>
+      </w:tblGrid>
+      <w:tr>
+        <w:tc>
+          <w:tcPr/>
+          <w:p>
+            <w:pPr>
+              <w:pStyle w:val="Compact"/>
+              <w:jc w:val="center"/>
+            </w:pPr>
+            <w:r>
+              <w:t xml:space="preserve">Рис. 9: Ping шлюза по умолчанию</w:t>
+            </w:r>
+          </w:p>
+        </w:tc>
+      </w:tr>
+    </w:tbl>
+    <w:p>
+      <w:pPr>
+        <w:pStyle w:val="ImageCaption"/>
+      </w:pPr>
+      <w:r>
+        <w:t xml:space="preserve">Рис. 9: Ping шлюза по умолчанию</w:t>
+      </w:r>
+    </w:p>
+    <w:bookmarkEnd w:id="43"/>
+    <w:p>
+      <w:pPr>
+        <w:pStyle w:val="BodyText"/>
+      </w:pPr>
+      <w:r>
+        <w:t xml:space="preserve">Все 4 эхо-запроса получили ответ от шлюза</w:t>
+      </w:r>
+      <w:r>
+        <w:t xml:space="preserve"> </w:t>
+      </w:r>
+      <w:r>
+        <w:rPr>
+          <w:rStyle w:val="VerbatimChar"/>
+        </w:rPr>
+        <w:t xml:space="preserve">192.168.1.1</w:t>
+      </w:r>
+      <w:r>
+        <w:t xml:space="preserve">. TTL=64, время отклика 1–3 мс. Потерь 0%.</w:t>
+      </w:r>
+    </w:p>
+    <w:p>
+      <w:pPr>
+        <w:pStyle w:val="BodyText"/>
+      </w:pPr>
+      <w:r>
+        <w:t xml:space="preserve">В Wireshark остановим захват трафика. В строке фильтра пропишем фильтр</w:t>
+      </w:r>
+      <w:r>
+        <w:t xml:space="preserve"> </w:t>
+      </w:r>
+      <w:r>
+        <w:rPr>
+          <w:rStyle w:val="VerbatimChar"/>
+        </w:rPr>
+        <w:t xml:space="preserve">arp or icmp</w:t>
+      </w:r>
+      <w:r>
+        <w:t xml:space="preserve">. Убедимся, что в списке пакетов отобразятся только пакеты ARP или ICMP.</w:t>
+      </w:r>
+    </w:p>
+    <w:bookmarkStart w:id="44" w:name="fig:010"/>
+    <w:tbl>
+      <w:tblPr>
+        <w:tblStyle w:val="FigureTable"/>
+        <w:tblW w:type="auto" w:w="0"/>
+        <w:jc w:val="center"/>
+        <w:tblLook w:firstRow="0" w:lastRow="0" w:firstColumn="0" w:lastColumn="0"/>
+      </w:tblPr>
+      <w:tblGrid>
+        <w:gridCol w:w="7920"/>
+      </w:tblGrid>
+      <w:tr>
+        <w:tc>
+          <w:tcPr/>
+          <w:p>
+            <w:pPr>
+              <w:pStyle w:val="Compact"/>
+              <w:jc w:val="center"/>
+            </w:pPr>
+            <w:r>
+              <w:t xml:space="preserve">Рис. 10: Фильтр arp or icmp</w:t>
+            </w:r>
+          </w:p>
+        </w:tc>
+      </w:tr>
+    </w:tbl>
+    <w:p>
+      <w:pPr>
+        <w:pStyle w:val="ImageCaption"/>
+      </w:pPr>
+      <w:r>
+        <w:t xml:space="preserve">Рис. 10: Фильтр arp or icmp</w:t>
+      </w:r>
+    </w:p>
+    <w:bookmarkEnd w:id="44"/>
+    <w:p>
+      <w:pPr>
+        <w:pStyle w:val="BodyText"/>
+      </w:pPr>
+      <w:r>
+        <w:t xml:space="preserve">Отображены ARP- и ICMP-пакеты. Видны ARP-запросы к</w:t>
+      </w:r>
+      <w:r>
+        <w:t xml:space="preserve"> </w:t>
+      </w:r>
+      <w:r>
+        <w:rPr>
+          <w:rStyle w:val="VerbatimChar"/>
+        </w:rPr>
+        <w:t xml:space="preserve">.11</w:t>
+      </w:r>
+      <w:r>
+        <w:t xml:space="preserve">,</w:t>
+      </w:r>
+      <w:r>
+        <w:t xml:space="preserve"> </w:t>
+      </w:r>
+      <w:r>
+        <w:rPr>
+          <w:rStyle w:val="VerbatimChar"/>
+        </w:rPr>
+        <w:t xml:space="preserve">.24</w:t>
+      </w:r>
+      <w:r>
+        <w:t xml:space="preserve">,</w:t>
+      </w:r>
+      <w:r>
+        <w:t xml:space="preserve"> </w:t>
+      </w:r>
+      <w:r>
+        <w:rPr>
+          <w:rStyle w:val="VerbatimChar"/>
+        </w:rPr>
+        <w:t xml:space="preserve">.13</w:t>
+      </w:r>
+      <w:r>
+        <w:t xml:space="preserve"> </w:t>
+      </w:r>
+      <w:r>
+        <w:t xml:space="preserve">и ICMP-эхо-запросы/ответы между</w:t>
+      </w:r>
+      <w:r>
+        <w:t xml:space="preserve"> </w:t>
+      </w:r>
+      <w:r>
+        <w:rPr>
+          <w:rStyle w:val="VerbatimChar"/>
+        </w:rPr>
+        <w:t xml:space="preserve">192.168.1.11</w:t>
+      </w:r>
+      <w:r>
+        <w:t xml:space="preserve"> </w:t>
+      </w:r>
+      <w:r>
+        <w:t xml:space="preserve">и</w:t>
+      </w:r>
+      <w:r>
+        <w:t xml:space="preserve"> </w:t>
+      </w:r>
+      <w:r>
+        <w:rPr>
+          <w:rStyle w:val="VerbatimChar"/>
+        </w:rPr>
+        <w:t xml:space="preserve">192.168.1.1</w:t>
+      </w:r>
+      <w:r>
+        <w:t xml:space="preserve">. Выделен ARP-запрос:</w:t>
+      </w:r>
+      <w:r>
+        <w:t xml:space="preserve"> </w:t>
+      </w:r>
+      <w:r>
+        <w:rPr>
+          <w:rStyle w:val="VerbatimChar"/>
+        </w:rPr>
+        <w:t xml:space="preserve">Ethernet II</w:t>
+      </w:r>
+      <w:r>
+        <w:t xml:space="preserve">, Src</w:t>
+      </w:r>
+      <w:r>
+        <w:t xml:space="preserve"> </w:t>
+      </w:r>
+      <w:r>
+        <w:rPr>
+          <w:rStyle w:val="VerbatimChar"/>
+        </w:rPr>
+        <w:t xml:space="preserve">AtwTechnolog_04:00:70</w:t>
+      </w:r>
+      <w:r>
+        <w:t xml:space="preserve">, Dst</w:t>
+      </w:r>
+      <w:r>
+        <w:t xml:space="preserve"> </w:t>
+      </w:r>
+      <w:r>
+        <w:rPr>
+          <w:rStyle w:val="VerbatimChar"/>
+        </w:rPr>
+        <w:t xml:space="preserve">Broadcast</w:t>
+      </w:r>
+      <w:r>
+        <w:t xml:space="preserve">.</w:t>
+      </w:r>
+    </w:p>
+    <w:p>
+      <w:pPr>
+        <w:pStyle w:val="BodyText"/>
+      </w:pPr>
+      <w:r>
+        <w:t xml:space="preserve">Изучим эхо-запрос и эхо-ответ ICMP. Выберем первый указанный кадр ICMP — эхо-запрос.</w:t>
+      </w:r>
+    </w:p>
+    <w:bookmarkStart w:id="45" w:name="fig:011"/>
+    <w:tbl>
+      <w:tblPr>
+        <w:tblStyle w:val="FigureTable"/>
+        <w:tblW w:type="auto" w:w="0"/>
+        <w:jc w:val="center"/>
+        <w:tblLook w:firstRow="0" w:lastRow="0" w:firstColumn="0" w:lastColumn="0"/>
+      </w:tblPr>
+      <w:tblGrid>
+        <w:gridCol w:w="7920"/>
+      </w:tblGrid>
+      <w:tr>
+        <w:tc>
+          <w:tcPr/>
+          <w:p>
+            <w:pPr>
+              <w:pStyle w:val="Compact"/>
+              <w:jc w:val="center"/>
+            </w:pPr>
+            <w:r>
+              <w:t xml:space="preserve">Рис. 11: ICMP-пакеты в Wireshark</w:t>
+            </w:r>
+          </w:p>
+        </w:tc>
+      </w:tr>
+    </w:tbl>
+    <w:p>
+      <w:pPr>
+        <w:pStyle w:val="ImageCaption"/>
+      </w:pPr>
+      <w:r>
+        <w:t xml:space="preserve">Рис. 11: ICMP-пакеты в Wireshark</w:t>
+      </w:r>
+    </w:p>
+    <w:bookmarkEnd w:id="45"/>
+    <w:p>
+      <w:pPr>
+        <w:pStyle w:val="BodyText"/>
+      </w:pPr>
+      <w:r>
+        <w:t xml:space="preserve">Видны 4 пары ICMP: Echo request (№ 13624, 13639, 13658, 13675) и Echo reply (№ 13625, 13640, 13659, 13676). Sequence Number: 8/2048, 9/2304, 10/2560, 11/2816. Длина кадров — 74 байта.</w:t>
+      </w:r>
+    </w:p>
+    <w:p>
+      <w:pPr>
+        <w:pStyle w:val="BodyText"/>
+      </w:pPr>
+      <w:r>
+        <w:rPr>
+          <w:b/>
+          <w:bCs/>
+        </w:rPr>
+        <w:t xml:space="preserve">Эхо-запрос ICMP (пакет № 13624).</w:t>
+      </w:r>
+      <w:r>
+        <w:t xml:space="preserve"> </w:t>
+      </w:r>
+      <w:r>
+        <w:t xml:space="preserve">В отчёте укажем длину кадра, к какому типу Ethernet относится кадр, определим MAC-адреса источника и шлюза, определим тип MAC-адресов.</w:t>
+      </w:r>
+    </w:p>
+    <w:bookmarkStart w:id="46" w:name="fig:012"/>
+    <w:tbl>
+      <w:tblPr>
+        <w:tblStyle w:val="FigureTable"/>
+        <w:tblW w:type="auto" w:w="0"/>
+        <w:jc w:val="center"/>
+        <w:tblLook w:firstRow="0" w:lastRow="0" w:firstColumn="0" w:lastColumn="0"/>
+      </w:tblPr>
+      <w:tblGrid>
+        <w:gridCol w:w="7920"/>
+      </w:tblGrid>
+      <w:tr>
+        <w:tc>
+          <w:tcPr/>
+          <w:p>
+            <w:pPr>
+              <w:pStyle w:val="Compact"/>
+              <w:jc w:val="center"/>
+            </w:pPr>
+            <w:r>
+              <w:t xml:space="preserve">Рис. 12: Разбор ICMP Echo request</w:t>
+            </w:r>
+          </w:p>
+        </w:tc>
+      </w:tr>
+    </w:tbl>
+    <w:p>
+      <w:pPr>
+        <w:pStyle w:val="ImageCaption"/>
+      </w:pPr>
+      <w:r>
+        <w:t xml:space="preserve">Рис. 12: Разбор ICMP Echo request</w:t>
+      </w:r>
+    </w:p>
+    <w:bookmarkEnd w:id="46"/>
+    <w:p>
+      <w:pPr>
+        <w:pStyle w:val="BodyText"/>
+      </w:pPr>
+      <w:r>
+        <w:rPr>
+          <w:b/>
+          <w:bCs/>
+        </w:rPr>
+        <w:t xml:space="preserve">Эхо-ответ ICMP (пакет № 13625).</w:t>
+      </w:r>
+      <w:r>
+        <w:t xml:space="preserve"> </w:t>
+      </w:r>
+      <w:r>
+        <w:t xml:space="preserve">MAC-адреса поменялись местами.</w:t>
+      </w:r>
+    </w:p>
+    <w:bookmarkStart w:id="47" w:name="fig:013"/>
+    <w:tbl>
+      <w:tblPr>
+        <w:tblStyle w:val="FigureTable"/>
+        <w:tblW w:type="auto" w:w="0"/>
+        <w:jc w:val="center"/>
+        <w:tblLook w:firstRow="0" w:lastRow="0" w:firstColumn="0" w:lastColumn="0"/>
+      </w:tblPr>
+      <w:tblGrid>
+        <w:gridCol w:w="7920"/>
+      </w:tblGrid>
+      <w:tr>
+        <w:tc>
+          <w:tcPr/>
+          <w:p>
+            <w:pPr>
+              <w:pStyle w:val="Compact"/>
+              <w:jc w:val="center"/>
+            </w:pPr>
+            <w:r>
+              <w:t xml:space="preserve">Рис. 13: ICMP Echo reply в Wireshark</w:t>
+            </w:r>
+          </w:p>
+        </w:tc>
+      </w:tr>
+    </w:tbl>
+    <w:p>
+      <w:pPr>
+        <w:pStyle w:val="ImageCaption"/>
+      </w:pPr>
+      <w:r>
+        <w:t xml:space="preserve">Рис. 13: ICMP Echo reply в Wireshark</w:t>
+      </w:r>
+    </w:p>
+    <w:bookmarkEnd w:id="47"/>
+    <w:p>
+      <w:pPr>
+        <w:pStyle w:val="BodyText"/>
+      </w:pPr>
+      <w:r>
+        <w:t xml:space="preserve">Ethernet II: Src</w:t>
+      </w:r>
+      <w:r>
+        <w:t xml:space="preserve"> </w:t>
+      </w:r>
+      <w:r>
+        <w:rPr>
+          <w:rStyle w:val="VerbatimChar"/>
+        </w:rPr>
+        <w:t xml:space="preserve">AtwTechnolog_04:00:70</w:t>
+      </w:r>
+      <w:r>
+        <w:t xml:space="preserve"> </w:t>
+      </w:r>
+      <w:r>
+        <w:t xml:space="preserve">(</w:t>
+      </w:r>
+      <w:r>
+        <w:rPr>
+          <w:rStyle w:val="VerbatimChar"/>
+        </w:rPr>
+        <w:t xml:space="preserve">14:c2:4d:04:00:70</w:t>
+      </w:r>
+      <w:r>
+        <w:t xml:space="preserve">), Dst</w:t>
+      </w:r>
+      <w:r>
+        <w:t xml:space="preserve"> </w:t>
+      </w:r>
+      <w:r>
+        <w:rPr>
+          <w:rStyle w:val="VerbatimChar"/>
+        </w:rPr>
+        <w:t xml:space="preserve">Intel_1c:01:5b</w:t>
+      </w:r>
+      <w:r>
+        <w:t xml:space="preserve"> </w:t>
+      </w:r>
+      <w:r>
+        <w:t xml:space="preserve">(</w:t>
+      </w:r>
+      <w:r>
+        <w:rPr>
+          <w:rStyle w:val="VerbatimChar"/>
+        </w:rPr>
+        <w:t xml:space="preserve">c4:3d:1a:1c:01:5b</w:t>
+      </w:r>
+      <w:r>
+        <w:t xml:space="preserve">). Wireshark подтверждает: LG bit = 0 (Globally unique), IG bit = 0 (Individual address).</w:t>
+      </w:r>
+    </w:p>
+    <w:bookmarkStart w:id="48" w:name="fig:014"/>
+    <w:tbl>
+      <w:tblPr>
+        <w:tblStyle w:val="FigureTable"/>
+        <w:tblW w:type="auto" w:w="0"/>
+        <w:jc w:val="center"/>
+        <w:tblLook w:firstRow="0" w:lastRow="0" w:firstColumn="0" w:lastColumn="0"/>
+      </w:tblPr>
+      <w:tblGrid>
+        <w:gridCol w:w="7920"/>
+      </w:tblGrid>
+      <w:tr>
+        <w:tc>
+          <w:tcPr/>
+          <w:p>
+            <w:pPr>
+              <w:pStyle w:val="Compact"/>
+              <w:jc w:val="center"/>
+            </w:pPr>
+            <w:r>
+              <w:t xml:space="preserve">Рис. 14: Разбор ICMP Echo reply</w:t>
+            </w:r>
+          </w:p>
+        </w:tc>
+      </w:tr>
+    </w:tbl>
+    <w:p>
+      <w:pPr>
+        <w:pStyle w:val="ImageCaption"/>
+      </w:pPr>
+      <w:r>
+        <w:t xml:space="preserve">Рис. 14: Разбор ICMP Echo reply</w:t>
+      </w:r>
+    </w:p>
+    <w:bookmarkEnd w:id="48"/>
+    <w:p>
+      <w:pPr>
+        <w:pStyle w:val="BodyText"/>
+      </w:pPr>
+      <w:r>
+        <w:rPr>
+          <w:b/>
+          <w:bCs/>
+        </w:rPr>
+        <w:t xml:space="preserve">Сводная таблица ICMP:</w:t>
+      </w:r>
+    </w:p>
+    <w:tbl>
+      <w:tblPr>
+        <w:tblStyle w:val="Table"/>
+        <w:tblW w:type="pct" w:w="5000"/>
+        <w:tblLayout w:type="fixed"/>
+        <w:tblLook w:firstRow="1" w:lastRow="0" w:firstColumn="0" w:lastColumn="0" w:noHBand="0" w:noVBand="0" w:val="0020"/>
+      </w:tblPr>
+      <w:tblGrid>
+        <w:gridCol w:w="2640"/>
+        <w:gridCol w:w="2640"/>
+        <w:gridCol w:w="2640"/>
+      </w:tblGrid>
+      <w:tr>
+        <w:trPr>
+          <w:tblHeader w:val="on"/>
+        </w:trPr>
+        <w:tc>
+          <w:tcPr/>
+          <w:p>
+            <w:pPr>
+              <w:pStyle w:val="Compact"/>
+            </w:pPr>
+            <w:r>
+              <w:t xml:space="preserve">Параметр</w:t>
+            </w:r>
+          </w:p>
+        </w:tc>
+        <w:tc>
+          <w:tcPr/>
+          <w:p>
+            <w:pPr>
+              <w:pStyle w:val="Compact"/>
+            </w:pPr>
+            <w:r>
+              <w:t xml:space="preserve">Эхо-запрос (№ 13624)</w:t>
+            </w:r>
+          </w:p>
+        </w:tc>
+        <w:tc>
+          <w:tcPr/>
+          <w:p>
+            <w:pPr>
+              <w:pStyle w:val="Compact"/>
+            </w:pPr>
+            <w:r>
+              <w:t xml:space="preserve">Эхо-ответ (№ 13625)</w:t>
+            </w:r>
+          </w:p>
+        </w:tc>
+      </w:tr>
+      <w:tr>
+        <w:tc>
+          <w:tcPr/>
+          <w:p>
+            <w:pPr>
+              <w:pStyle w:val="Compact"/>
+            </w:pPr>
+            <w:r>
+              <w:t xml:space="preserve">Длина кадра</w:t>
+            </w:r>
+          </w:p>
+        </w:tc>
+        <w:tc>
+          <w:tcPr/>
+          <w:p>
+            <w:pPr>
+              <w:pStyle w:val="Compact"/>
+            </w:pPr>
+            <w:r>
+              <w:t xml:space="preserve">74 байта</w:t>
+            </w:r>
+          </w:p>
+        </w:tc>
+        <w:tc>
+          <w:tcPr/>
+          <w:p>
+            <w:pPr>
+              <w:pStyle w:val="Compact"/>
+            </w:pPr>
+            <w:r>
+              <w:t xml:space="preserve">74 байта</w:t>
+            </w:r>
+          </w:p>
+        </w:tc>
+      </w:tr>
+      <w:tr>
+        <w:tc>
+          <w:tcPr/>
+          <w:p>
+            <w:pPr>
+              <w:pStyle w:val="Compact"/>
+            </w:pPr>
+            <w:r>
+              <w:t xml:space="preserve">Тип Ethernet</w:t>
+            </w:r>
+          </w:p>
+        </w:tc>
+        <w:tc>
+          <w:tcPr/>
+          <w:p>
+            <w:pPr>
+              <w:pStyle w:val="Compact"/>
+            </w:pPr>
+            <w:r>
+              <w:t xml:space="preserve">Ethernet II</w:t>
+            </w:r>
+          </w:p>
+        </w:tc>
+        <w:tc>
+          <w:tcPr/>
+          <w:p>
+            <w:pPr>
+              <w:pStyle w:val="Compact"/>
+            </w:pPr>
+            <w:r>
+              <w:t xml:space="preserve">Ethernet II</w:t>
+            </w:r>
+          </w:p>
+        </w:tc>
+      </w:tr>
+      <w:tr>
+        <w:tc>
+          <w:tcPr/>
+          <w:p>
+            <w:pPr>
+              <w:pStyle w:val="Compact"/>
+            </w:pPr>
+            <w:r>
+              <w:t xml:space="preserve">MAC источника</w:t>
+            </w:r>
+          </w:p>
+        </w:tc>
+        <w:tc>
+          <w:tcPr/>
+          <w:p>
+            <w:pPr>
+              <w:pStyle w:val="Compact"/>
+            </w:pPr>
+            <w:r>
+              <w:t xml:space="preserve">c4:3d:1a:1c:01:5b (наш ПК)</w:t>
+            </w:r>
+          </w:p>
+        </w:tc>
+        <w:tc>
+          <w:tcPr/>
+          <w:p>
+            <w:pPr>
+              <w:pStyle w:val="Compact"/>
+            </w:pPr>
+            <w:r>
+              <w:t xml:space="preserve">14:c2:4d:04:00:70 (шлюз)</w:t>
+            </w:r>
+          </w:p>
+        </w:tc>
+      </w:tr>
+      <w:tr>
+        <w:tc>
+          <w:tcPr/>
+          <w:p>
+            <w:pPr>
+              <w:pStyle w:val="Compact"/>
+            </w:pPr>
+            <w:r>
+              <w:t xml:space="preserve">MAC получателя</w:t>
+            </w:r>
+          </w:p>
+        </w:tc>
+        <w:tc>
+          <w:tcPr/>
+          <w:p>
+            <w:pPr>
+              <w:pStyle w:val="Compact"/>
+            </w:pPr>
+            <w:r>
+              <w:t xml:space="preserve">14:c2:4d:04:00:70 (шлюз)</w:t>
+            </w:r>
+          </w:p>
+        </w:tc>
+        <w:tc>
+          <w:tcPr/>
+          <w:p>
+            <w:pPr>
+              <w:pStyle w:val="Compact"/>
+            </w:pPr>
+            <w:r>
+              <w:t xml:space="preserve">c4:3d:1a:1c:01:5b (наш ПК)</w:t>
+            </w:r>
+          </w:p>
+        </w:tc>
+      </w:tr>
+      <w:tr>
+        <w:tc>
+          <w:tcPr/>
+          <w:p>
+            <w:pPr>
+              <w:pStyle w:val="Compact"/>
+            </w:pPr>
+            <w:r>
+              <w:t xml:space="preserve">Тип MAC источника</w:t>
+            </w:r>
+          </w:p>
+        </w:tc>
+        <w:tc>
+          <w:tcPr/>
+          <w:p>
+            <w:pPr>
+              <w:pStyle w:val="Compact"/>
+            </w:pPr>
+            <w:r>
+              <w:t xml:space="preserve">индивидуальный, глобальный</w:t>
+            </w:r>
+          </w:p>
+        </w:tc>
+        <w:tc>
+          <w:tcPr/>
+          <w:p>
+            <w:pPr>
+              <w:pStyle w:val="Compact"/>
+            </w:pPr>
+            <w:r>
+              <w:t xml:space="preserve">индивидуальный, глобальный</w:t>
+            </w:r>
+          </w:p>
+        </w:tc>
+      </w:tr>
+      <w:tr>
+        <w:tc>
+          <w:tcPr/>
+          <w:p>
+            <w:pPr>
+              <w:pStyle w:val="Compact"/>
+            </w:pPr>
+            <w:r>
+              <w:t xml:space="preserve">Тип MAC получателя</w:t>
+            </w:r>
+          </w:p>
+        </w:tc>
+        <w:tc>
+          <w:tcPr/>
+          <w:p>
+            <w:pPr>
+              <w:pStyle w:val="Compact"/>
+            </w:pPr>
+            <w:r>
+              <w:t xml:space="preserve">индивидуальный, глобальный</w:t>
+            </w:r>
+          </w:p>
+        </w:tc>
+        <w:tc>
+          <w:tcPr/>
+          <w:p>
+            <w:pPr>
+              <w:pStyle w:val="Compact"/>
+            </w:pPr>
+            <w:r>
+              <w:t xml:space="preserve">индивидуальный, глобальный</w:t>
+            </w:r>
+          </w:p>
+        </w:tc>
+      </w:tr>
+    </w:tbl>
+    <w:p>
+      <w:pPr>
+        <w:pStyle w:val="BodyText"/>
+      </w:pPr>
+      <w:r>
+        <w:t xml:space="preserve">Первый байт</w:t>
+      </w:r>
+      <w:r>
+        <w:t xml:space="preserve"> </w:t>
+      </w:r>
+      <w:r>
+        <w:rPr>
+          <w:rStyle w:val="VerbatimChar"/>
+        </w:rPr>
+        <w:t xml:space="preserve">C4</w:t>
+      </w:r>
+      <w:r>
+        <w:t xml:space="preserve"> </w:t>
+      </w:r>
+      <w:r>
+        <w:t xml:space="preserve">=</w:t>
+      </w:r>
+      <w:r>
+        <w:t xml:space="preserve"> </w:t>
+      </w:r>
+      <w:r>
+        <w:rPr>
+          <w:rStyle w:val="VerbatimChar"/>
+        </w:rPr>
+        <w:t xml:space="preserve">1100 0100</w:t>
+      </w:r>
+      <w:r>
+        <w:t xml:space="preserve">: I/G = 0 → адрес индивидуальный; U/L = 0 → адрес глобально администрируемый. Первый байт</w:t>
+      </w:r>
+      <w:r>
+        <w:t xml:space="preserve"> </w:t>
+      </w:r>
+      <w:r>
+        <w:rPr>
+          <w:rStyle w:val="VerbatimChar"/>
+        </w:rPr>
+        <w:t xml:space="preserve">14</w:t>
+      </w:r>
+      <w:r>
+        <w:t xml:space="preserve"> </w:t>
+      </w:r>
+      <w:r>
+        <w:t xml:space="preserve">=</w:t>
+      </w:r>
+      <w:r>
+        <w:t xml:space="preserve"> </w:t>
+      </w:r>
+      <w:r>
+        <w:rPr>
+          <w:rStyle w:val="VerbatimChar"/>
+        </w:rPr>
+        <w:t xml:space="preserve">0001 0100</w:t>
+      </w:r>
+      <w:r>
+        <w:t xml:space="preserve">: I/G = 0 → адрес индивидуальный; U/L = 0 → адрес глобально администрируемый.</w:t>
+      </w:r>
+    </w:p>
+    <w:p>
+      <w:pPr>
+        <w:pStyle w:val="BodyText"/>
+      </w:pPr>
+      <w:r>
+        <w:t xml:space="preserve">Изучим кадры данных протокола ARP. Изучим данные в полях заголовка Ethernet II. Рассмотрим ARP Request.</w:t>
+      </w:r>
+    </w:p>
+    <w:bookmarkStart w:id="49" w:name="fig:015"/>
+    <w:tbl>
+      <w:tblPr>
+        <w:tblStyle w:val="FigureTable"/>
+        <w:tblW w:type="auto" w:w="0"/>
+        <w:jc w:val="center"/>
+        <w:tblLook w:firstRow="0" w:lastRow="0" w:firstColumn="0" w:lastColumn="0"/>
+      </w:tblPr>
+      <w:tblGrid>
+        <w:gridCol w:w="7920"/>
+      </w:tblGrid>
+      <w:tr>
+        <w:tc>
+          <w:tcPr/>
+          <w:p>
+            <w:pPr>
+              <w:pStyle w:val="Compact"/>
+              <w:jc w:val="center"/>
+            </w:pPr>
+            <w:r>
+              <w:t xml:space="preserve">Рис. 15: ARP Request</w:t>
+            </w:r>
+          </w:p>
+        </w:tc>
+      </w:tr>
+    </w:tbl>
+    <w:p>
+      <w:pPr>
+        <w:pStyle w:val="ImageCaption"/>
+      </w:pPr>
+      <w:r>
+        <w:t xml:space="preserve">Рис. 15: ARP Request</w:t>
+      </w:r>
+    </w:p>
+    <w:bookmarkEnd w:id="49"/>
+    <w:p>
+      <w:pPr>
+        <w:pStyle w:val="BodyText"/>
+      </w:pPr>
+      <w:r>
+        <w:t xml:space="preserve">Рассмотрим ARP Reply.</w:t>
+      </w:r>
+    </w:p>
+    <w:bookmarkStart w:id="50" w:name="fig:016"/>
+    <w:tbl>
+      <w:tblPr>
+        <w:tblStyle w:val="FigureTable"/>
+        <w:tblW w:type="auto" w:w="0"/>
+        <w:jc w:val="center"/>
+        <w:tblLook w:firstRow="0" w:lastRow="0" w:firstColumn="0" w:lastColumn="0"/>
+      </w:tblPr>
+      <w:tblGrid>
+        <w:gridCol w:w="7920"/>
+      </w:tblGrid>
+      <w:tr>
+        <w:tc>
+          <w:tcPr/>
+          <w:p>
+            <w:pPr>
+              <w:pStyle w:val="Compact"/>
+              <w:jc w:val="center"/>
+            </w:pPr>
+            <w:r>
+              <w:t xml:space="preserve">Рис. 16: ARP Reply</w:t>
+            </w:r>
+          </w:p>
+        </w:tc>
+      </w:tr>
+    </w:tbl>
+    <w:p>
+      <w:pPr>
+        <w:pStyle w:val="ImageCaption"/>
+      </w:pPr>
+      <w:r>
+        <w:t xml:space="preserve">Рис. 16: ARP Reply</w:t>
+      </w:r>
+    </w:p>
+    <w:bookmarkEnd w:id="50"/>
+    <w:p>
+      <w:pPr>
+        <w:pStyle w:val="BodyText"/>
+      </w:pPr>
+      <w:r>
+        <w:rPr>
+          <w:b/>
+          <w:bCs/>
+        </w:rPr>
+        <w:t xml:space="preserve">Сводная таблица ARP:</w:t>
+      </w:r>
+    </w:p>
+    <w:tbl>
+      <w:tblPr>
+        <w:tblStyle w:val="Table"/>
+        <w:tblW w:type="pct" w:w="5000"/>
+        <w:tblLayout w:type="fixed"/>
+        <w:tblLook w:firstRow="1" w:lastRow="0" w:firstColumn="0" w:lastColumn="0" w:noHBand="0" w:noVBand="0" w:val="0020"/>
+      </w:tblPr>
+      <w:tblGrid>
+        <w:gridCol w:w="2640"/>
+        <w:gridCol w:w="2640"/>
+        <w:gridCol w:w="2640"/>
+      </w:tblGrid>
+      <w:tr>
+        <w:trPr>
+          <w:tblHeader w:val="on"/>
+        </w:trPr>
+        <w:tc>
+          <w:tcPr/>
+          <w:p>
+            <w:pPr>
+              <w:pStyle w:val="Compact"/>
+            </w:pPr>
+            <w:r>
+              <w:t xml:space="preserve">Параметр</w:t>
+            </w:r>
+          </w:p>
+        </w:tc>
+        <w:tc>
+          <w:tcPr/>
+          <w:p>
+            <w:pPr>
+              <w:pStyle w:val="Compact"/>
+            </w:pPr>
+            <w:r>
+              <w:t xml:space="preserve">ARP Request (№ 411)</w:t>
+            </w:r>
+          </w:p>
+        </w:tc>
+        <w:tc>
+          <w:tcPr/>
+          <w:p>
+            <w:pPr>
+              <w:pStyle w:val="Compact"/>
+            </w:pPr>
+            <w:r>
+              <w:t xml:space="preserve">ARP Reply (№ 413)</w:t>
+            </w:r>
+          </w:p>
+        </w:tc>
+      </w:tr>
+      <w:tr>
+        <w:tc>
+          <w:tcPr/>
+          <w:p>
+            <w:pPr>
+              <w:pStyle w:val="Compact"/>
+            </w:pPr>
+            <w:r>
+              <w:t xml:space="preserve">Длина кадра</w:t>
+            </w:r>
+          </w:p>
+        </w:tc>
+        <w:tc>
+          <w:tcPr/>
+          <w:p>
+            <w:pPr>
+              <w:pStyle w:val="Compact"/>
+            </w:pPr>
+            <w:r>
+              <w:t xml:space="preserve">60 байт</w:t>
+            </w:r>
+          </w:p>
+        </w:tc>
+        <w:tc>
+          <w:tcPr/>
+          <w:p>
+            <w:pPr>
+              <w:pStyle w:val="Compact"/>
+            </w:pPr>
+            <w:r>
+              <w:t xml:space="preserve">42 байта</w:t>
+            </w:r>
+          </w:p>
+        </w:tc>
+      </w:tr>
+      <w:tr>
+        <w:tc>
+          <w:tcPr/>
+          <w:p>
+            <w:pPr>
+              <w:pStyle w:val="Compact"/>
+            </w:pPr>
+            <w:r>
+              <w:t xml:space="preserve">Тип Ethernet</w:t>
+            </w:r>
+          </w:p>
+        </w:tc>
+        <w:tc>
+          <w:tcPr/>
+          <w:p>
+            <w:pPr>
+              <w:pStyle w:val="Compact"/>
+            </w:pPr>
+            <w:r>
+              <w:t xml:space="preserve">Ethernet II</w:t>
+            </w:r>
+          </w:p>
+        </w:tc>
+        <w:tc>
+          <w:tcPr/>
+          <w:p>
+            <w:pPr>
+              <w:pStyle w:val="Compact"/>
+            </w:pPr>
+            <w:r>
+              <w:t xml:space="preserve">Ethernet II</w:t>
+            </w:r>
+          </w:p>
+        </w:tc>
+      </w:tr>
+      <w:tr>
+        <w:tc>
+          <w:tcPr/>
+          <w:p>
+            <w:pPr>
+              <w:pStyle w:val="Compact"/>
+            </w:pPr>
+            <w:r>
+              <w:t xml:space="preserve">MAC источника</w:t>
+            </w:r>
+          </w:p>
+        </w:tc>
+        <w:tc>
+          <w:tcPr/>
+          <w:p>
+            <w:pPr>
+              <w:pStyle w:val="Compact"/>
+            </w:pPr>
+            <w:r>
+              <w:t xml:space="preserve">14:c2:4d:04:00:70 (шлюз)</w:t>
+            </w:r>
+          </w:p>
+        </w:tc>
+        <w:tc>
+          <w:tcPr/>
+          <w:p>
+            <w:pPr>
+              <w:pStyle w:val="Compact"/>
+            </w:pPr>
+            <w:r>
+              <w:t xml:space="preserve">c4:3d:1a:1c:01:5b (наш ПК)</w:t>
+            </w:r>
+          </w:p>
+        </w:tc>
+      </w:tr>
+      <w:tr>
+        <w:tc>
+          <w:tcPr/>
+          <w:p>
+            <w:pPr>
+              <w:pStyle w:val="Compact"/>
+            </w:pPr>
+            <w:r>
+              <w:t xml:space="preserve">MAC получателя</w:t>
+            </w:r>
+          </w:p>
+        </w:tc>
+        <w:tc>
+          <w:tcPr/>
+          <w:p>
+            <w:pPr>
+              <w:pStyle w:val="Compact"/>
+            </w:pPr>
+            <w:r>
+              <w:t xml:space="preserve">ff:ff:ff:ff:ff:ff (broadcast)</w:t>
+            </w:r>
+          </w:p>
+        </w:tc>
+        <w:tc>
+          <w:tcPr/>
+          <w:p>
+            <w:pPr>
+              <w:pStyle w:val="Compact"/>
+            </w:pPr>
+            <w:r>
+              <w:t xml:space="preserve">14:c2:4d:04:00:70 (шлюз)</w:t>
+            </w:r>
+          </w:p>
+        </w:tc>
+      </w:tr>
+      <w:tr>
+        <w:tc>
+          <w:tcPr/>
+          <w:p>
+            <w:pPr>
+              <w:pStyle w:val="Compact"/>
+            </w:pPr>
+            <w:r>
+              <w:t xml:space="preserve">Тип MAC источника</w:t>
+            </w:r>
+          </w:p>
+        </w:tc>
+        <w:tc>
+          <w:tcPr/>
+          <w:p>
+            <w:pPr>
+              <w:pStyle w:val="Compact"/>
+            </w:pPr>
+            <w:r>
+              <w:t xml:space="preserve">индивидуальный, глобальный</w:t>
+            </w:r>
+          </w:p>
+        </w:tc>
+        <w:tc>
+          <w:tcPr/>
+          <w:p>
+            <w:pPr>
+              <w:pStyle w:val="Compact"/>
+            </w:pPr>
+            <w:r>
+              <w:t xml:space="preserve">индивидуальный, глобальный</w:t>
+            </w:r>
+          </w:p>
+        </w:tc>
+      </w:tr>
+      <w:tr>
+        <w:tc>
+          <w:tcPr/>
+          <w:p>
+            <w:pPr>
+              <w:pStyle w:val="Compact"/>
+            </w:pPr>
+            <w:r>
+              <w:t xml:space="preserve">Тип MAC получателя</w:t>
+            </w:r>
+          </w:p>
+        </w:tc>
+        <w:tc>
+          <w:tcPr/>
+          <w:p>
+            <w:pPr>
+              <w:pStyle w:val="Compact"/>
+            </w:pPr>
+            <w:r>
+              <w:t xml:space="preserve">групповой, локально администрируемый</w:t>
+            </w:r>
+          </w:p>
+        </w:tc>
+        <w:tc>
+          <w:tcPr/>
+          <w:p>
+            <w:pPr>
+              <w:pStyle w:val="Compact"/>
+            </w:pPr>
+            <w:r>
+              <w:t xml:space="preserve">индивидуальный, глобальный</w:t>
+            </w:r>
+          </w:p>
+        </w:tc>
+      </w:tr>
+    </w:tbl>
+    <w:p>
+      <w:pPr>
+        <w:pStyle w:val="BodyText"/>
+      </w:pPr>
+      <w:r>
+        <w:t xml:space="preserve">Первый байт</w:t>
+      </w:r>
+      <w:r>
+        <w:t xml:space="preserve"> </w:t>
+      </w:r>
+      <w:r>
+        <w:rPr>
+          <w:rStyle w:val="VerbatimChar"/>
+        </w:rPr>
+        <w:t xml:space="preserve">14</w:t>
+      </w:r>
+      <w:r>
+        <w:t xml:space="preserve"> </w:t>
+      </w:r>
+      <w:r>
+        <w:t xml:space="preserve">=</w:t>
+      </w:r>
+      <w:r>
+        <w:t xml:space="preserve"> </w:t>
+      </w:r>
+      <w:r>
+        <w:rPr>
+          <w:rStyle w:val="VerbatimChar"/>
+        </w:rPr>
+        <w:t xml:space="preserve">0001 0100</w:t>
+      </w:r>
+      <w:r>
+        <w:t xml:space="preserve">: I/G = 0, U/L = 0. Первый байт</w:t>
+      </w:r>
+      <w:r>
+        <w:t xml:space="preserve"> </w:t>
+      </w:r>
+      <w:r>
+        <w:rPr>
+          <w:rStyle w:val="VerbatimChar"/>
+        </w:rPr>
+        <w:t xml:space="preserve">FF</w:t>
+      </w:r>
+      <w:r>
+        <w:t xml:space="preserve"> </w:t>
+      </w:r>
+      <w:r>
+        <w:t xml:space="preserve">=</w:t>
+      </w:r>
+      <w:r>
+        <w:t xml:space="preserve"> </w:t>
+      </w:r>
+      <w:r>
+        <w:rPr>
+          <w:rStyle w:val="VerbatimChar"/>
+        </w:rPr>
+        <w:t xml:space="preserve">1111 1111</w:t>
+      </w:r>
+      <w:r>
+        <w:t xml:space="preserve">: I/G = 1 → групповой (broadcast); U/L = 1 → локально администрируемый.</w:t>
+      </w:r>
+    </w:p>
+    <w:p>
+      <w:pPr>
+        <w:pStyle w:val="BodyText"/>
+      </w:pPr>
+      <w:r>
+        <w:t xml:space="preserve">Протокол ARP используется для определения MAC-адреса по известному IP-адресу. Когда роутер (</w:t>
+      </w:r>
+      <w:r>
+        <w:rPr>
+          <w:rStyle w:val="VerbatimChar"/>
+        </w:rPr>
+        <w:t xml:space="preserve">192.168.1.1</w:t>
+      </w:r>
+      <w:r>
+        <w:t xml:space="preserve">) хочет отправить пакет нашему ПК (</w:t>
+      </w:r>
+      <w:r>
+        <w:rPr>
+          <w:rStyle w:val="VerbatimChar"/>
+        </w:rPr>
+        <w:t xml:space="preserve">192.168.1.11</w:t>
+      </w:r>
+      <w:r>
+        <w:t xml:space="preserve">), но не знает его MAC, он рассылает широковещательный ARP-запрос на адрес</w:t>
+      </w:r>
+      <w:r>
+        <w:t xml:space="preserve"> </w:t>
+      </w:r>
+      <w:r>
+        <w:rPr>
+          <w:rStyle w:val="VerbatimChar"/>
+        </w:rPr>
+        <w:t xml:space="preserve">ff:ff:ff:ff:ff:ff</w:t>
+      </w:r>
+      <w:r>
+        <w:t xml:space="preserve">. Наш ПК отвечает ARP-ответом, в котором сообщает свой MAC</w:t>
+      </w:r>
+      <w:r>
+        <w:t xml:space="preserve"> </w:t>
+      </w:r>
+      <w:r>
+        <w:rPr>
+          <w:rStyle w:val="VerbatimChar"/>
+        </w:rPr>
+        <w:t xml:space="preserve">c4:3d:1a:1c:01:5b</w:t>
+      </w:r>
+      <w:r>
+        <w:t xml:space="preserve">.</w:t>
+      </w:r>
+    </w:p>
+    <w:p>
+      <w:pPr>
+        <w:pStyle w:val="BodyText"/>
+      </w:pPr>
+      <w:r>
+        <w:t xml:space="preserve">Начнём новый процесс захвата трафика в Wireshark. В консоли пропигнуем по имени известный адрес:</w:t>
+      </w:r>
+      <w:r>
+        <w:t xml:space="preserve"> </w:t>
+      </w:r>
+      <w:r>
+        <w:rPr>
+          <w:rStyle w:val="VerbatimChar"/>
+        </w:rPr>
+        <w:t xml:space="preserve">ping rudn.ru</w:t>
+      </w:r>
+      <w:r>
+        <w:t xml:space="preserve">. Также выполним</w:t>
+      </w:r>
+      <w:r>
+        <w:t xml:space="preserve"> </w:t>
+      </w:r>
+      <w:r>
+        <w:rPr>
+          <w:rStyle w:val="VerbatimChar"/>
+        </w:rPr>
+        <w:t xml:space="preserve">ping -n 4 77.88.8.8</w:t>
+      </w:r>
+      <w:r>
+        <w:t xml:space="preserve">.</w:t>
+      </w:r>
+    </w:p>
+    <w:bookmarkStart w:id="51" w:name="fig:017"/>
+    <w:tbl>
+      <w:tblPr>
+        <w:tblStyle w:val="FigureTable"/>
+        <w:tblW w:type="auto" w:w="0"/>
+        <w:jc w:val="center"/>
+        <w:tblLook w:firstRow="0" w:lastRow="0" w:firstColumn="0" w:lastColumn="0"/>
+      </w:tblPr>
+      <w:tblGrid>
+        <w:gridCol w:w="7920"/>
+      </w:tblGrid>
+      <w:tr>
+        <w:tc>
+          <w:tcPr/>
+          <w:p>
+            <w:pPr>
+              <w:pStyle w:val="Compact"/>
+              <w:jc w:val="center"/>
+            </w:pPr>
+            <w:r>
+              <w:t xml:space="preserve">Рис. 17: Ping rudn.ru и ping 77.88.8.8</w:t>
+            </w:r>
+          </w:p>
+        </w:tc>
+      </w:tr>
+    </w:tbl>
+    <w:p>
+      <w:pPr>
+        <w:pStyle w:val="ImageCaption"/>
+      </w:pPr>
+      <w:r>
+        <w:t xml:space="preserve">Рис. 17: Ping rudn.ru и ping 77.88.8.8</w:t>
+      </w:r>
+    </w:p>
+    <w:bookmarkEnd w:id="51"/>
+    <w:p>
+      <w:pPr>
+        <w:pStyle w:val="BodyText"/>
+      </w:pPr>
+      <w:r>
+        <w:rPr>
+          <w:rStyle w:val="VerbatimChar"/>
+        </w:rPr>
+        <w:t xml:space="preserve">ping rudn.ru</w:t>
+      </w:r>
+      <w:r>
+        <w:t xml:space="preserve"> </w:t>
+      </w:r>
+      <w:r>
+        <w:t xml:space="preserve">дал 100% потерь (сервер блокирует ICMP), а</w:t>
+      </w:r>
+      <w:r>
+        <w:t xml:space="preserve"> </w:t>
+      </w:r>
+      <w:r>
+        <w:rPr>
+          <w:rStyle w:val="VerbatimChar"/>
+        </w:rPr>
+        <w:t xml:space="preserve">ping -n 4 77.88.8.8</w:t>
+      </w:r>
+      <w:r>
+        <w:t xml:space="preserve"> </w:t>
+      </w:r>
+      <w:r>
+        <w:t xml:space="preserve">получил 4 ответа (0% потерь), TTL=52, время 115–122 мс.</w:t>
+      </w:r>
+    </w:p>
+    <w:p>
+      <w:pPr>
+        <w:pStyle w:val="BodyText"/>
+      </w:pPr>
+      <w:r>
+        <w:t xml:space="preserve">В Wireshark остановим захват трафика. Изучим запросы и ответы протоколов ARP и ICMP. Определим MAC-адреса источника и получателя, определим тип MAC-адресов.</w:t>
+      </w:r>
+    </w:p>
+    <w:bookmarkStart w:id="52" w:name="fig:018"/>
+    <w:tbl>
+      <w:tblPr>
+        <w:tblStyle w:val="FigureTable"/>
+        <w:tblW w:type="auto" w:w="0"/>
+        <w:jc w:val="center"/>
+        <w:tblLook w:firstRow="0" w:lastRow="0" w:firstColumn="0" w:lastColumn="0"/>
+      </w:tblPr>
+      <w:tblGrid>
+        <w:gridCol w:w="7920"/>
+      </w:tblGrid>
+      <w:tr>
+        <w:tc>
+          <w:tcPr/>
+          <w:p>
+            <w:pPr>
+              <w:pStyle w:val="Compact"/>
+              <w:jc w:val="center"/>
+            </w:pPr>
+            <w:r>
+              <w:t xml:space="preserve">Рис. 18: Фильтр arp or icmp после ping 77.88.8.8</w:t>
+            </w:r>
+          </w:p>
+        </w:tc>
+      </w:tr>
+    </w:tbl>
+    <w:p>
+      <w:pPr>
+        <w:pStyle w:val="ImageCaption"/>
+      </w:pPr>
+      <w:r>
+        <w:t xml:space="preserve">Рис. 18: Фильтр arp or icmp после ping 77.88.8.8</w:t>
+      </w:r>
+    </w:p>
+    <w:bookmarkEnd w:id="52"/>
+    <w:p>
+      <w:pPr>
+        <w:pStyle w:val="BodyText"/>
+      </w:pPr>
+      <w:r>
+        <w:t xml:space="preserve">Видны ARP-запросы к</w:t>
+      </w:r>
+      <w:r>
+        <w:t xml:space="preserve"> </w:t>
+      </w:r>
+      <w:r>
+        <w:rPr>
+          <w:rStyle w:val="VerbatimChar"/>
+        </w:rPr>
+        <w:t xml:space="preserve">.11</w:t>
+      </w:r>
+      <w:r>
+        <w:t xml:space="preserve">,</w:t>
+      </w:r>
+      <w:r>
+        <w:t xml:space="preserve"> </w:t>
+      </w:r>
+      <w:r>
+        <w:rPr>
+          <w:rStyle w:val="VerbatimChar"/>
+        </w:rPr>
+        <w:t xml:space="preserve">.10</w:t>
+      </w:r>
+      <w:r>
+        <w:t xml:space="preserve">,</w:t>
+      </w:r>
+      <w:r>
+        <w:t xml:space="preserve"> </w:t>
+      </w:r>
+      <w:r>
+        <w:rPr>
+          <w:rStyle w:val="VerbatimChar"/>
+        </w:rPr>
+        <w:t xml:space="preserve">.24</w:t>
+      </w:r>
+      <w:r>
+        <w:t xml:space="preserve"> </w:t>
+      </w:r>
+      <w:r>
+        <w:t xml:space="preserve">и ICMP-пары: № 655/656, 668/669, 677/678, 692/693. Sequence Number: 23/5888, 24/6144, 25/6400, 26/6656.</w:t>
+      </w:r>
+    </w:p>
+    <w:p>
+      <w:pPr>
+        <w:pStyle w:val="BodyText"/>
+      </w:pPr>
+      <w:r>
+        <w:rPr>
+          <w:b/>
+          <w:bCs/>
+        </w:rPr>
+        <w:t xml:space="preserve">Разбор ICMP Echo request и Echo reply:</w:t>
+      </w:r>
+    </w:p>
+    <w:bookmarkStart w:id="53" w:name="fig:019"/>
+    <w:tbl>
+      <w:tblPr>
+        <w:tblStyle w:val="FigureTable"/>
+        <w:tblW w:type="auto" w:w="0"/>
+        <w:jc w:val="center"/>
+        <w:tblLook w:firstRow="0" w:lastRow="0" w:firstColumn="0" w:lastColumn="0"/>
+      </w:tblPr>
+      <w:tblGrid>
+        <w:gridCol w:w="7920"/>
+      </w:tblGrid>
+      <w:tr>
+        <w:tc>
+          <w:tcPr/>
+          <w:p>
+            <w:pPr>
+              <w:pStyle w:val="Compact"/>
+              <w:jc w:val="center"/>
+            </w:pPr>
+            <w:r>
+              <w:t xml:space="preserve">Рис. 19: Разбор ICMP Echo request и Echo reply</w:t>
+            </w:r>
+          </w:p>
+        </w:tc>
+      </w:tr>
+    </w:tbl>
+    <w:p>
+      <w:pPr>
+        <w:pStyle w:val="ImageCaption"/>
+      </w:pPr>
+      <w:r>
+        <w:t xml:space="preserve">Рис. 19: Разбор ICMP Echo request и Echo reply</w:t>
+      </w:r>
+    </w:p>
+    <w:bookmarkEnd w:id="53"/>
+    <w:tbl>
+      <w:tblPr>
+        <w:tblStyle w:val="Table"/>
+        <w:tblW w:type="pct" w:w="5000"/>
+        <w:tblLayout w:type="fixed"/>
+        <w:tblLook w:firstRow="1" w:lastRow="0" w:firstColumn="0" w:lastColumn="0" w:noHBand="0" w:noVBand="0" w:val="0020"/>
+      </w:tblPr>
+      <w:tblGrid>
+        <w:gridCol w:w="2640"/>
+        <w:gridCol w:w="2640"/>
+        <w:gridCol w:w="2640"/>
+      </w:tblGrid>
+      <w:tr>
+        <w:trPr>
+          <w:tblHeader w:val="on"/>
+        </w:trPr>
+        <w:tc>
+          <w:tcPr/>
+          <w:p>
+            <w:pPr>
+              <w:pStyle w:val="Compact"/>
+            </w:pPr>
+            <w:r>
+              <w:t xml:space="preserve">Параметр</w:t>
+            </w:r>
+          </w:p>
+        </w:tc>
+        <w:tc>
+          <w:tcPr/>
+          <w:p>
+            <w:pPr>
+              <w:pStyle w:val="Compact"/>
+            </w:pPr>
+            <w:r>
+              <w:t xml:space="preserve">Echo request (№ 655)</w:t>
+            </w:r>
+          </w:p>
+        </w:tc>
+        <w:tc>
+          <w:tcPr/>
+          <w:p>
+            <w:pPr>
+              <w:pStyle w:val="Compact"/>
+            </w:pPr>
+            <w:r>
+              <w:t xml:space="preserve">Echo reply (№ 656)</w:t>
+            </w:r>
+          </w:p>
+        </w:tc>
+      </w:tr>
+      <w:tr>
+        <w:tc>
+          <w:tcPr/>
+          <w:p>
+            <w:pPr>
+              <w:pStyle w:val="Compact"/>
+            </w:pPr>
+            <w:r>
+              <w:t xml:space="preserve">Длина кадра</w:t>
+            </w:r>
+          </w:p>
+        </w:tc>
+        <w:tc>
+          <w:tcPr/>
+          <w:p>
+            <w:pPr>
+              <w:pStyle w:val="Compact"/>
+            </w:pPr>
+            <w:r>
+              <w:t xml:space="preserve">74 байта</w:t>
+            </w:r>
+          </w:p>
+        </w:tc>
+        <w:tc>
+          <w:tcPr/>
+          <w:p>
+            <w:pPr>
+              <w:pStyle w:val="Compact"/>
+            </w:pPr>
+            <w:r>
+              <w:t xml:space="preserve">74 байта</w:t>
+            </w:r>
+          </w:p>
+        </w:tc>
+      </w:tr>
+      <w:tr>
+        <w:tc>
+          <w:tcPr/>
+          <w:p>
+            <w:pPr>
+              <w:pStyle w:val="Compact"/>
+            </w:pPr>
+            <w:r>
+              <w:t xml:space="preserve">Тип Ethernet</w:t>
+            </w:r>
+          </w:p>
+        </w:tc>
+        <w:tc>
+          <w:tcPr/>
+          <w:p>
+            <w:pPr>
+              <w:pStyle w:val="Compact"/>
+            </w:pPr>
+            <w:r>
+              <w:t xml:space="preserve">Ethernet II</w:t>
+            </w:r>
+          </w:p>
+        </w:tc>
+        <w:tc>
+          <w:tcPr/>
+          <w:p>
+            <w:pPr>
+              <w:pStyle w:val="Compact"/>
+            </w:pPr>
+            <w:r>
+              <w:t xml:space="preserve">Ethernet II</w:t>
+            </w:r>
+          </w:p>
+        </w:tc>
+      </w:tr>
+      <w:tr>
+        <w:tc>
+          <w:tcPr/>
+          <w:p>
+            <w:pPr>
+              <w:pStyle w:val="Compact"/>
+            </w:pPr>
+            <w:r>
+              <w:t xml:space="preserve">MAC источника</w:t>
+            </w:r>
+          </w:p>
+        </w:tc>
+        <w:tc>
+          <w:tcPr/>
+          <w:p>
+            <w:pPr>
+              <w:pStyle w:val="Compact"/>
+            </w:pPr>
+            <w:r>
+              <w:t xml:space="preserve">c4:3d:1a:1c:01:5b (наш ПК)</w:t>
+            </w:r>
+          </w:p>
+        </w:tc>
+        <w:tc>
+          <w:tcPr/>
+          <w:p>
+            <w:pPr>
+              <w:pStyle w:val="Compact"/>
+            </w:pPr>
+            <w:r>
+              <w:t xml:space="preserve">14:c2:4d:04:00:70 (шлюз)</w:t>
+            </w:r>
+          </w:p>
+        </w:tc>
+      </w:tr>
+      <w:tr>
+        <w:tc>
+          <w:tcPr/>
+          <w:p>
+            <w:pPr>
+              <w:pStyle w:val="Compact"/>
+            </w:pPr>
+            <w:r>
+              <w:t xml:space="preserve">MAC получателя</w:t>
+            </w:r>
+          </w:p>
+        </w:tc>
+        <w:tc>
+          <w:tcPr/>
+          <w:p>
+            <w:pPr>
+              <w:pStyle w:val="Compact"/>
+            </w:pPr>
+            <w:r>
+              <w:t xml:space="preserve">14:c2:4d:04:00:70 (шлюз)</w:t>
+            </w:r>
+          </w:p>
+        </w:tc>
+        <w:tc>
+          <w:tcPr/>
+          <w:p>
+            <w:pPr>
+              <w:pStyle w:val="Compact"/>
+            </w:pPr>
+            <w:r>
+              <w:t xml:space="preserve">c4:3d:1a:1c:01:5b (наш ПК)</w:t>
+            </w:r>
+          </w:p>
+        </w:tc>
+      </w:tr>
+      <w:tr>
+        <w:tc>
+          <w:tcPr/>
+          <w:p>
+            <w:pPr>
+              <w:pStyle w:val="Compact"/>
+            </w:pPr>
+            <w:r>
+              <w:t xml:space="preserve">Тип MAC источника</w:t>
+            </w:r>
+          </w:p>
+        </w:tc>
+        <w:tc>
+          <w:tcPr/>
+          <w:p>
+            <w:pPr>
+              <w:pStyle w:val="Compact"/>
+            </w:pPr>
+            <w:r>
+              <w:t xml:space="preserve">индивидуальный, глобальный</w:t>
+            </w:r>
+          </w:p>
+        </w:tc>
+        <w:tc>
+          <w:tcPr/>
+          <w:p>
+            <w:pPr>
+              <w:pStyle w:val="Compact"/>
+            </w:pPr>
+            <w:r>
+              <w:t xml:space="preserve">индивидуальный, глобальный</w:t>
+            </w:r>
+          </w:p>
+        </w:tc>
+      </w:tr>
+      <w:tr>
+        <w:tc>
+          <w:tcPr/>
+          <w:p>
+            <w:pPr>
+              <w:pStyle w:val="Compact"/>
+            </w:pPr>
+            <w:r>
+              <w:t xml:space="preserve">Тип MAC получателя</w:t>
+            </w:r>
+          </w:p>
+        </w:tc>
+        <w:tc>
+          <w:tcPr/>
+          <w:p>
+            <w:pPr>
+              <w:pStyle w:val="Compact"/>
+            </w:pPr>
+            <w:r>
+              <w:t xml:space="preserve">индивидуальный, глобальный</w:t>
+            </w:r>
+          </w:p>
+        </w:tc>
+        <w:tc>
+          <w:tcPr/>
+          <w:p>
+            <w:pPr>
+              <w:pStyle w:val="Compact"/>
+            </w:pPr>
+            <w:r>
+              <w:t xml:space="preserve">индивидуальный, глобальный</w:t>
+            </w:r>
+          </w:p>
+        </w:tc>
+      </w:tr>
+    </w:tbl>
+    <w:p>
+      <w:pPr>
+        <w:pStyle w:val="BodyText"/>
+      </w:pPr>
+      <w:r>
+        <w:rPr>
+          <w:b/>
+          <w:bCs/>
+        </w:rPr>
+        <w:t xml:space="preserve">Разбор ARP Request и ARP Reply:</w:t>
+      </w:r>
+    </w:p>
+    <w:bookmarkStart w:id="54" w:name="fig:020"/>
+    <w:tbl>
+      <w:tblPr>
+        <w:tblStyle w:val="FigureTable"/>
+        <w:tblW w:type="auto" w:w="0"/>
+        <w:jc w:val="center"/>
+        <w:tblLook w:firstRow="0" w:lastRow="0" w:firstColumn="0" w:lastColumn="0"/>
+      </w:tblPr>
+      <w:tblGrid>
+        <w:gridCol w:w="7920"/>
+      </w:tblGrid>
+      <w:tr>
+        <w:tc>
+          <w:tcPr/>
+          <w:p>
+            <w:pPr>
+              <w:pStyle w:val="Compact"/>
+              <w:jc w:val="center"/>
+            </w:pPr>
+            <w:r>
+              <w:t xml:space="preserve">Рис. 20: Разбор ARP Request и ARP Reply</w:t>
+            </w:r>
+          </w:p>
+        </w:tc>
+      </w:tr>
+    </w:tbl>
+    <w:p>
+      <w:pPr>
+        <w:pStyle w:val="ImageCaption"/>
+      </w:pPr>
+      <w:r>
+        <w:t xml:space="preserve">Рис. 20: Разбор ARP Request и ARP Reply</w:t>
+      </w:r>
+    </w:p>
+    <w:bookmarkEnd w:id="54"/>
+    <w:tbl>
+      <w:tblPr>
+        <w:tblStyle w:val="Table"/>
+        <w:tblW w:type="pct" w:w="5000"/>
+        <w:tblLayout w:type="fixed"/>
+        <w:tblLook w:firstRow="1" w:lastRow="0" w:firstColumn="0" w:lastColumn="0" w:noHBand="0" w:noVBand="0" w:val="0020"/>
+      </w:tblPr>
+      <w:tblGrid>
+        <w:gridCol w:w="2640"/>
+        <w:gridCol w:w="2640"/>
+        <w:gridCol w:w="2640"/>
+      </w:tblGrid>
+      <w:tr>
+        <w:trPr>
+          <w:tblHeader w:val="on"/>
+        </w:trPr>
+        <w:tc>
+          <w:tcPr/>
+          <w:p>
+            <w:pPr>
+              <w:pStyle w:val="Compact"/>
+            </w:pPr>
+            <w:r>
+              <w:t xml:space="preserve">Параметр</w:t>
+            </w:r>
+          </w:p>
+        </w:tc>
+        <w:tc>
+          <w:tcPr/>
+          <w:p>
+            <w:pPr>
+              <w:pStyle w:val="Compact"/>
+            </w:pPr>
+            <w:r>
+              <w:t xml:space="preserve">ARP Request (№ 411)</w:t>
+            </w:r>
+          </w:p>
+        </w:tc>
+        <w:tc>
+          <w:tcPr/>
+          <w:p>
+            <w:pPr>
+              <w:pStyle w:val="Compact"/>
+            </w:pPr>
+            <w:r>
+              <w:t xml:space="preserve">ARP Reply (№ 413)</w:t>
+            </w:r>
+          </w:p>
+        </w:tc>
+      </w:tr>
+      <w:tr>
+        <w:tc>
+          <w:tcPr/>
+          <w:p>
+            <w:pPr>
+              <w:pStyle w:val="Compact"/>
+            </w:pPr>
+            <w:r>
+              <w:t xml:space="preserve">Длина кадра</w:t>
+            </w:r>
+          </w:p>
+        </w:tc>
+        <w:tc>
+          <w:tcPr/>
+          <w:p>
+            <w:pPr>
+              <w:pStyle w:val="Compact"/>
+            </w:pPr>
+            <w:r>
+              <w:t xml:space="preserve">60 байт</w:t>
+            </w:r>
+          </w:p>
+        </w:tc>
+        <w:tc>
+          <w:tcPr/>
+          <w:p>
+            <w:pPr>
+              <w:pStyle w:val="Compact"/>
+            </w:pPr>
+            <w:r>
+              <w:t xml:space="preserve">42 байта</w:t>
+            </w:r>
+          </w:p>
+        </w:tc>
+      </w:tr>
+      <w:tr>
+        <w:tc>
+          <w:tcPr/>
+          <w:p>
+            <w:pPr>
+              <w:pStyle w:val="Compact"/>
+            </w:pPr>
+            <w:r>
+              <w:t xml:space="preserve">Тип Ethernet</w:t>
+            </w:r>
+          </w:p>
+        </w:tc>
+        <w:tc>
+          <w:tcPr/>
+          <w:p>
+            <w:pPr>
+              <w:pStyle w:val="Compact"/>
+            </w:pPr>
+            <w:r>
+              <w:t xml:space="preserve">Ethernet II</w:t>
+            </w:r>
+          </w:p>
+        </w:tc>
+        <w:tc>
+          <w:tcPr/>
+          <w:p>
+            <w:pPr>
+              <w:pStyle w:val="Compact"/>
+            </w:pPr>
+            <w:r>
+              <w:t xml:space="preserve">Ethernet II</w:t>
+            </w:r>
+          </w:p>
+        </w:tc>
+      </w:tr>
+      <w:tr>
+        <w:tc>
+          <w:tcPr/>
+          <w:p>
+            <w:pPr>
+              <w:pStyle w:val="Compact"/>
+            </w:pPr>
+            <w:r>
+              <w:t xml:space="preserve">MAC источника</w:t>
+            </w:r>
+          </w:p>
+        </w:tc>
+        <w:tc>
+          <w:tcPr/>
+          <w:p>
+            <w:pPr>
+              <w:pStyle w:val="Compact"/>
+            </w:pPr>
+            <w:r>
+              <w:t xml:space="preserve">14:c2:4d:04:00:70 (шлюз)</w:t>
+            </w:r>
+          </w:p>
+        </w:tc>
+        <w:tc>
+          <w:tcPr/>
+          <w:p>
+            <w:pPr>
+              <w:pStyle w:val="Compact"/>
+            </w:pPr>
+            <w:r>
+              <w:t xml:space="preserve">c4:3d:1a:1c:01:5b (наш ПК)</w:t>
+            </w:r>
+          </w:p>
+        </w:tc>
+      </w:tr>
+      <w:tr>
+        <w:tc>
+          <w:tcPr/>
+          <w:p>
+            <w:pPr>
+              <w:pStyle w:val="Compact"/>
+            </w:pPr>
+            <w:r>
+              <w:t xml:space="preserve">MAC получателя</w:t>
+            </w:r>
+          </w:p>
+        </w:tc>
+        <w:tc>
+          <w:tcPr/>
+          <w:p>
+            <w:pPr>
+              <w:pStyle w:val="Compact"/>
+            </w:pPr>
+            <w:r>
+              <w:t xml:space="preserve">ff:ff:ff:ff:ff:ff (broadcast)</w:t>
+            </w:r>
+          </w:p>
+        </w:tc>
+        <w:tc>
+          <w:tcPr/>
+          <w:p>
+            <w:pPr>
+              <w:pStyle w:val="Compact"/>
+            </w:pPr>
+            <w:r>
+              <w:t xml:space="preserve">14:c2:4d:04:00:70 (шлюз)</w:t>
+            </w:r>
+          </w:p>
+        </w:tc>
+      </w:tr>
+      <w:tr>
+        <w:tc>
+          <w:tcPr/>
+          <w:p>
+            <w:pPr>
+              <w:pStyle w:val="Compact"/>
+            </w:pPr>
+            <w:r>
+              <w:t xml:space="preserve">Тип MAC источника</w:t>
+            </w:r>
+          </w:p>
+        </w:tc>
+        <w:tc>
+          <w:tcPr/>
+          <w:p>
+            <w:pPr>
+              <w:pStyle w:val="Compact"/>
+            </w:pPr>
+            <w:r>
+              <w:t xml:space="preserve">индивидуальный, глобальный</w:t>
+            </w:r>
+          </w:p>
+        </w:tc>
+        <w:tc>
+          <w:tcPr/>
+          <w:p>
+            <w:pPr>
+              <w:pStyle w:val="Compact"/>
+            </w:pPr>
+            <w:r>
+              <w:t xml:space="preserve">индивидуальный, глобальный</w:t>
+            </w:r>
+          </w:p>
+        </w:tc>
+      </w:tr>
+      <w:tr>
+        <w:tc>
+          <w:tcPr/>
+          <w:p>
+            <w:pPr>
+              <w:pStyle w:val="Compact"/>
+            </w:pPr>
+            <w:r>
+              <w:t xml:space="preserve">Тип MAC получателя</w:t>
+            </w:r>
+          </w:p>
+        </w:tc>
+        <w:tc>
+          <w:tcPr/>
+          <w:p>
+            <w:pPr>
+              <w:pStyle w:val="Compact"/>
+            </w:pPr>
+            <w:r>
+              <w:t xml:space="preserve">групповой, локально администрируемый</w:t>
+            </w:r>
+          </w:p>
+        </w:tc>
+        <w:tc>
+          <w:tcPr/>
+          <w:p>
+            <w:pPr>
+              <w:pStyle w:val="Compact"/>
+            </w:pPr>
+            <w:r>
+              <w:t xml:space="preserve">индивидуальный, глобальный</w:t>
+            </w:r>
+          </w:p>
+        </w:tc>
+      </w:tr>
+    </w:tbl>
+    <w:bookmarkEnd w:id="55"/>
+    <w:bookmarkStart w:id="60" w:name="X2966bb2fc3c9a92445bae0f6a1e0c47d9574f17"/>
+    <w:p>
+      <w:pPr>
+        <w:pStyle w:val="Heading2"/>
+      </w:pPr>
+      <w:r>
+        <w:rPr>
+          <w:rStyle w:val="SectionNumber"/>
+        </w:rPr>
+        <w:t xml:space="preserve">3.3</w:t>
+      </w:r>
+      <w:r>
+        <w:tab/>
+      </w:r>
+      <w:r>
+        <w:t xml:space="preserve">Анализ протоколов транспортного уровня в Wireshark</w:t>
+      </w:r>
+    </w:p>
+    <w:p>
+      <w:pPr>
+        <w:pStyle w:val="FirstParagraph"/>
+      </w:pPr>
+      <w:r>
+        <w:t xml:space="preserve">Запускаем Wireshark. Выбираем активный сетевой интерфейс «Беспроводная сеть». Убеждаемся, что начался процесс захвата трафика. В браузере переходим на сайт, работающий по протоколу HTTP:</w:t>
+      </w:r>
+      <w:r>
+        <w:t xml:space="preserve"> </w:t>
+      </w:r>
+      <w:r>
+        <w:rPr>
+          <w:rStyle w:val="VerbatimChar"/>
+        </w:rPr>
+        <w:t xml:space="preserve">http://neverssl.com/</w:t>
+      </w:r>
+      <w:r>
+        <w:t xml:space="preserve">.</w:t>
+      </w:r>
+    </w:p>
+    <w:bookmarkStart w:id="56" w:name="fig:021"/>
+    <w:tbl>
+      <w:tblPr>
+        <w:tblStyle w:val="FigureTable"/>
+        <w:tblW w:type="auto" w:w="0"/>
+        <w:jc w:val="center"/>
+        <w:tblLook w:firstRow="0" w:lastRow="0" w:firstColumn="0" w:lastColumn="0"/>
+      </w:tblPr>
+      <w:tblGrid>
+        <w:gridCol w:w="7920"/>
+      </w:tblGrid>
+      <w:tr>
+        <w:tc>
+          <w:tcPr/>
+          <w:p>
+            <w:pPr>
+              <w:pStyle w:val="Compact"/>
+              <w:jc w:val="center"/>
+            </w:pPr>
+            <w:r>
+              <w:t xml:space="preserve">Рис. 21: Сайт neverssl.com, работающий по HTTP</w:t>
+            </w:r>
+          </w:p>
+        </w:tc>
+      </w:tr>
+    </w:tbl>
+    <w:p>
+      <w:pPr>
+        <w:pStyle w:val="ImageCaption"/>
+      </w:pPr>
+      <w:r>
+        <w:t xml:space="preserve">Рис. 21: Сайт neverssl.com, работающий по HTTP</w:t>
+      </w:r>
+    </w:p>
+    <w:bookmarkEnd w:id="56"/>
+    <w:p>
+      <w:pPr>
+        <w:pStyle w:val="BodyText"/>
+      </w:pPr>
+      <w:r>
+        <w:t xml:space="preserve">Открыт сайт</w:t>
+      </w:r>
+      <w:r>
+        <w:t xml:space="preserve"> </w:t>
+      </w:r>
+      <w:r>
+        <w:rPr>
+          <w:rStyle w:val="VerbatimChar"/>
+        </w:rPr>
+        <w:t xml:space="preserve">http://neverssl.com/</w:t>
+      </w:r>
+      <w:r>
+        <w:t xml:space="preserve"> </w:t>
+      </w:r>
+      <w:r>
+        <w:t xml:space="preserve">(без HTTPS). В адресной строке —</w:t>
+      </w:r>
+      <w:r>
+        <w:t xml:space="preserve"> </w:t>
+      </w:r>
+      <w:r>
+        <w:rPr>
+          <w:rStyle w:val="VerbatimChar"/>
+        </w:rPr>
+        <w:t xml:space="preserve">astoundingsplendiddsoothingsmile.neverssl.com/online/</w:t>
+      </w:r>
+      <w:r>
+        <w:t xml:space="preserve">.</w:t>
+      </w:r>
+    </w:p>
+    <w:p>
+      <w:pPr>
+        <w:pStyle w:val="BodyText"/>
+      </w:pPr>
+      <w:r>
+        <w:t xml:space="preserve">В Wireshark в строке фильтра укажем</w:t>
+      </w:r>
+      <w:r>
+        <w:t xml:space="preserve"> </w:t>
+      </w:r>
+      <w:r>
+        <w:rPr>
+          <w:rStyle w:val="VerbatimChar"/>
+        </w:rPr>
+        <w:t xml:space="preserve">http</w:t>
+      </w:r>
+      <w:r>
+        <w:t xml:space="preserve"> </w:t>
+      </w:r>
+      <w:r>
+        <w:t xml:space="preserve">и проанализируем информацию по протоколу TCP в случае запросов и ответов.</w:t>
+      </w:r>
+    </w:p>
+    <w:bookmarkStart w:id="57" w:name="fig:022"/>
+    <w:tbl>
+      <w:tblPr>
+        <w:tblStyle w:val="FigureTable"/>
+        <w:tblW w:type="auto" w:w="0"/>
+        <w:jc w:val="center"/>
+        <w:tblLook w:firstRow="0" w:lastRow="0" w:firstColumn="0" w:lastColumn="0"/>
+      </w:tblPr>
+      <w:tblGrid>
+        <w:gridCol w:w="7920"/>
+      </w:tblGrid>
+      <w:tr>
+        <w:tc>
+          <w:tcPr/>
+          <w:p>
+            <w:pPr>
+              <w:pStyle w:val="Compact"/>
+              <w:jc w:val="center"/>
+            </w:pPr>
+            <w:r>
+              <w:t xml:space="preserve">Рис. 22: Фильтр http</w:t>
+            </w:r>
+          </w:p>
+        </w:tc>
+      </w:tr>
+    </w:tbl>
+    <w:p>
+      <w:pPr>
+        <w:pStyle w:val="ImageCaption"/>
+      </w:pPr>
+      <w:r>
+        <w:t xml:space="preserve">Рис. 22: Фильтр http</w:t>
+      </w:r>
+    </w:p>
+    <w:bookmarkEnd w:id="57"/>
+    <w:p>
+      <w:pPr>
+        <w:pStyle w:val="BodyText"/>
+      </w:pPr>
+      <w:r>
+        <w:t xml:space="preserve">Видны:</w:t>
+      </w:r>
+      <w:r>
+        <w:t xml:space="preserve"> </w:t>
+      </w:r>
+      <w:r>
+        <w:rPr>
+          <w:rStyle w:val="VerbatimChar"/>
+        </w:rPr>
+        <w:t xml:space="preserve">GET / HTTP/1.1</w:t>
+      </w:r>
+      <w:r>
+        <w:t xml:space="preserve"> </w:t>
+      </w:r>
+      <w:r>
+        <w:t xml:space="preserve">(№ 708),</w:t>
+      </w:r>
+      <w:r>
+        <w:t xml:space="preserve"> </w:t>
+      </w:r>
+      <w:r>
+        <w:rPr>
+          <w:rStyle w:val="VerbatimChar"/>
+        </w:rPr>
+        <w:t xml:space="preserve">HTTP/1.1 200 OK</w:t>
+      </w:r>
+      <w:r>
+        <w:t xml:space="preserve"> </w:t>
+      </w:r>
+      <w:r>
+        <w:t xml:space="preserve">(№ 720),</w:t>
+      </w:r>
+      <w:r>
+        <w:t xml:space="preserve"> </w:t>
+      </w:r>
+      <w:r>
+        <w:rPr>
+          <w:rStyle w:val="VerbatimChar"/>
+        </w:rPr>
+        <w:t xml:space="preserve">301 Moved Permanently</w:t>
+      </w:r>
+      <w:r>
+        <w:t xml:space="preserve"> </w:t>
+      </w:r>
+      <w:r>
+        <w:t xml:space="preserve">(№ 803),</w:t>
+      </w:r>
+      <w:r>
+        <w:t xml:space="preserve"> </w:t>
+      </w:r>
+      <w:r>
+        <w:rPr>
+          <w:rStyle w:val="VerbatimChar"/>
+        </w:rPr>
+        <w:t xml:space="preserve">GET /online/ HTTP/1.1</w:t>
+      </w:r>
+      <w:r>
+        <w:t xml:space="preserve"> </w:t>
+      </w:r>
+      <w:r>
+        <w:t xml:space="preserve">(№ 804),</w:t>
+      </w:r>
+      <w:r>
+        <w:t xml:space="preserve"> </w:t>
+      </w:r>
+      <w:r>
+        <w:rPr>
+          <w:rStyle w:val="VerbatimChar"/>
+        </w:rPr>
+        <w:t xml:space="preserve">GET /favicon.ico</w:t>
+      </w:r>
+      <w:r>
+        <w:t xml:space="preserve"> </w:t>
+      </w:r>
+      <w:r>
+        <w:t xml:space="preserve">(№ 816),</w:t>
+      </w:r>
+      <w:r>
+        <w:t xml:space="preserve"> </w:t>
+      </w:r>
+      <w:r>
+        <w:rPr>
+          <w:rStyle w:val="VerbatimChar"/>
+        </w:rPr>
+        <w:t xml:space="preserve">200 OK (PNG)</w:t>
+      </w:r>
+      <w:r>
+        <w:t xml:space="preserve"> </w:t>
+      </w:r>
+      <w:r>
+        <w:t xml:space="preserve">(№ 818). Также retransmission-пакеты с</w:t>
+      </w:r>
+      <w:r>
+        <w:t xml:space="preserve"> </w:t>
+      </w:r>
+      <w:r>
+        <w:rPr>
+          <w:rStyle w:val="VerbatimChar"/>
+        </w:rPr>
+        <w:t xml:space="preserve">408 Request Time-out</w:t>
+      </w:r>
+      <w:r>
+        <w:t xml:space="preserve">.</w:t>
+      </w:r>
+    </w:p>
+    <w:p>
+      <w:pPr>
+        <w:pStyle w:val="BodyText"/>
+      </w:pPr>
+      <w:r>
+        <w:rPr>
+          <w:b/>
+          <w:bCs/>
+        </w:rPr>
+        <w:t xml:space="preserve">Сводная таблица HTTP:</w:t>
+      </w:r>
+    </w:p>
+    <w:tbl>
+      <w:tblPr>
+        <w:tblStyle w:val="Table"/>
+        <w:tblW w:type="pct" w:w="5000"/>
+        <w:tblLayout w:type="fixed"/>
+        <w:tblLook w:firstRow="1" w:lastRow="0" w:firstColumn="0" w:lastColumn="0" w:noHBand="0" w:noVBand="0" w:val="0020"/>
+      </w:tblPr>
+      <w:tblGrid>
+        <w:gridCol w:w="2640"/>
+        <w:gridCol w:w="2640"/>
+        <w:gridCol w:w="2640"/>
+      </w:tblGrid>
+      <w:tr>
+        <w:trPr>
+          <w:tblHeader w:val="on"/>
+        </w:trPr>
+        <w:tc>
+          <w:tcPr/>
+          <w:p>
+            <w:pPr>
+              <w:pStyle w:val="Compact"/>
+            </w:pPr>
+            <w:r>
+              <w:t xml:space="preserve">Параметр</w:t>
+            </w:r>
+          </w:p>
+        </w:tc>
+        <w:tc>
+          <w:tcPr/>
+          <w:p>
+            <w:pPr>
+              <w:pStyle w:val="Compact"/>
+            </w:pPr>
+            <w:r>
+              <w:t xml:space="preserve">HTTP-запрос (№ 708)</w:t>
+            </w:r>
+          </w:p>
+        </w:tc>
+        <w:tc>
+          <w:tcPr/>
+          <w:p>
+            <w:pPr>
+              <w:pStyle w:val="Compact"/>
+            </w:pPr>
+            <w:r>
+              <w:t xml:space="preserve">HTTP-ответ (№ 720)</w:t>
+            </w:r>
+          </w:p>
+        </w:tc>
+      </w:tr>
+      <w:tr>
+        <w:tc>
+          <w:tcPr/>
+          <w:p>
+            <w:pPr>
+              <w:pStyle w:val="Compact"/>
+            </w:pPr>
+            <w:r>
+              <w:t xml:space="preserve">Длина кадра</w:t>
+            </w:r>
+          </w:p>
+        </w:tc>
+        <w:tc>
+          <w:tcPr/>
+          <w:p>
+            <w:pPr>
+              <w:pStyle w:val="Compact"/>
+            </w:pPr>
+            <w:r>
+              <w:t xml:space="preserve">528 байт</w:t>
+            </w:r>
+          </w:p>
+        </w:tc>
+        <w:tc>
+          <w:tcPr/>
+          <w:p>
+            <w:pPr>
+              <w:pStyle w:val="Compact"/>
+            </w:pPr>
+            <w:r>
+              <w:t xml:space="preserve">867 байт</w:t>
+            </w:r>
+          </w:p>
+        </w:tc>
+      </w:tr>
+      <w:tr>
+        <w:tc>
+          <w:tcPr/>
+          <w:p>
+            <w:pPr>
+              <w:pStyle w:val="Compact"/>
+            </w:pPr>
+            <w:r>
+              <w:t xml:space="preserve">Тип Ethernet</w:t>
+            </w:r>
+          </w:p>
+        </w:tc>
+        <w:tc>
+          <w:tcPr/>
+          <w:p>
+            <w:pPr>
+              <w:pStyle w:val="Compact"/>
+            </w:pPr>
+            <w:r>
+              <w:t xml:space="preserve">Ethernet II</w:t>
+            </w:r>
+          </w:p>
+        </w:tc>
+        <w:tc>
+          <w:tcPr/>
+          <w:p>
+            <w:pPr>
+              <w:pStyle w:val="Compact"/>
+            </w:pPr>
+            <w:r>
+              <w:t xml:space="preserve">Ethernet II</w:t>
+            </w:r>
+          </w:p>
+        </w:tc>
+      </w:tr>
+      <w:tr>
+        <w:tc>
+          <w:tcPr/>
+          <w:p>
+            <w:pPr>
+              <w:pStyle w:val="Compact"/>
+            </w:pPr>
+            <w:r>
+              <w:t xml:space="preserve">MAC источника</w:t>
+            </w:r>
+          </w:p>
+        </w:tc>
+        <w:tc>
+          <w:tcPr/>
+          <w:p>
+            <w:pPr>
+              <w:pStyle w:val="Compact"/>
+            </w:pPr>
+            <w:r>
+              <w:t xml:space="preserve">c4:3d:1a:1c:01:5b (наш ПК)</w:t>
+            </w:r>
+          </w:p>
+        </w:tc>
+        <w:tc>
+          <w:tcPr/>
+          <w:p>
+            <w:pPr>
+              <w:pStyle w:val="Compact"/>
+            </w:pPr>
+            <w:r>
+              <w:t xml:space="preserve">14:c2:4d:04:00:70 (шлюз)</w:t>
+            </w:r>
+          </w:p>
+        </w:tc>
+      </w:tr>
+      <w:tr>
+        <w:tc>
+          <w:tcPr/>
+          <w:p>
+            <w:pPr>
+              <w:pStyle w:val="Compact"/>
+            </w:pPr>
+            <w:r>
+              <w:t xml:space="preserve">MAC получателя</w:t>
+            </w:r>
+          </w:p>
+        </w:tc>
+        <w:tc>
+          <w:tcPr/>
+          <w:p>
+            <w:pPr>
+              <w:pStyle w:val="Compact"/>
+            </w:pPr>
+            <w:r>
+              <w:t xml:space="preserve">14:c2:4d:04:00:70 (шлюз)</w:t>
+            </w:r>
+          </w:p>
+        </w:tc>
+        <w:tc>
+          <w:tcPr/>
+          <w:p>
+            <w:pPr>
+              <w:pStyle w:val="Compact"/>
+            </w:pPr>
+            <w:r>
+              <w:t xml:space="preserve">c4:3d:1a:1c:01:5b (наш ПК)</w:t>
+            </w:r>
+          </w:p>
+        </w:tc>
+      </w:tr>
+      <w:tr>
+        <w:tc>
+          <w:tcPr/>
+          <w:p>
+            <w:pPr>
+              <w:pStyle w:val="Compact"/>
+            </w:pPr>
+            <w:r>
+              <w:t xml:space="preserve">IP источника</w:t>
+            </w:r>
+          </w:p>
+        </w:tc>
+        <w:tc>
+          <w:tcPr/>
+          <w:p>
+            <w:pPr>
+              <w:pStyle w:val="Compact"/>
+            </w:pPr>
+            <w:r>
+              <w:t xml:space="preserve">192.168.1.11</w:t>
+            </w:r>
+          </w:p>
+        </w:tc>
+        <w:tc>
+          <w:tcPr/>
+          <w:p>
+            <w:pPr>
+              <w:pStyle w:val="Compact"/>
+            </w:pPr>
+            <w:r>
+              <w:t xml:space="preserve">34.223.124.45</w:t>
+            </w:r>
+          </w:p>
+        </w:tc>
+      </w:tr>
+      <w:tr>
+        <w:tc>
+          <w:tcPr/>
+          <w:p>
+            <w:pPr>
+              <w:pStyle w:val="Compact"/>
+            </w:pPr>
+            <w:r>
+              <w:t xml:space="preserve">IP получателя</w:t>
+            </w:r>
+          </w:p>
+        </w:tc>
+        <w:tc>
+          <w:tcPr/>
+          <w:p>
+            <w:pPr>
+              <w:pStyle w:val="Compact"/>
+            </w:pPr>
+            <w:r>
+              <w:t xml:space="preserve">34.223.124.45</w:t>
+            </w:r>
+          </w:p>
+        </w:tc>
+        <w:tc>
+          <w:tcPr/>
+          <w:p>
+            <w:pPr>
+              <w:pStyle w:val="Compact"/>
+            </w:pPr>
+            <w:r>
+              <w:t xml:space="preserve">192.168.1.11</w:t>
+            </w:r>
+          </w:p>
+        </w:tc>
+      </w:tr>
+      <w:tr>
+        <w:tc>
+          <w:tcPr/>
+          <w:p>
+            <w:pPr>
+              <w:pStyle w:val="Compact"/>
+            </w:pPr>
+            <w:r>
+              <w:t xml:space="preserve">Порт источника</w:t>
+            </w:r>
+          </w:p>
+        </w:tc>
+        <w:tc>
+          <w:tcPr/>
+          <w:p>
+            <w:pPr>
+              <w:pStyle w:val="Compact"/>
+            </w:pPr>
+            <w:r>
+              <w:t xml:space="preserve">52731</w:t>
+            </w:r>
+          </w:p>
+        </w:tc>
+        <w:tc>
+          <w:tcPr/>
+          <w:p>
+            <w:pPr>
+              <w:pStyle w:val="Compact"/>
+            </w:pPr>
+            <w:r>
+              <w:t xml:space="preserve">80 (HTTP)</w:t>
+            </w:r>
+          </w:p>
+        </w:tc>
+      </w:tr>
+      <w:tr>
+        <w:tc>
+          <w:tcPr/>
+          <w:p>
+            <w:pPr>
+              <w:pStyle w:val="Compact"/>
+            </w:pPr>
+            <w:r>
+              <w:t xml:space="preserve">Порт назначения</w:t>
+            </w:r>
+          </w:p>
+        </w:tc>
+        <w:tc>
+          <w:tcPr/>
+          <w:p>
+            <w:pPr>
+              <w:pStyle w:val="Compact"/>
+            </w:pPr>
+            <w:r>
+              <w:t xml:space="preserve">80 (HTTP)</w:t>
+            </w:r>
+          </w:p>
+        </w:tc>
+        <w:tc>
+          <w:tcPr/>
+          <w:p>
+            <w:pPr>
+              <w:pStyle w:val="Compact"/>
+            </w:pPr>
+            <w:r>
+              <w:t xml:space="preserve">52731</w:t>
+            </w:r>
+          </w:p>
+        </w:tc>
+      </w:tr>
+      <w:tr>
+        <w:tc>
+          <w:tcPr/>
+          <w:p>
+            <w:pPr>
+              <w:pStyle w:val="Compact"/>
+            </w:pPr>
+            <w:r>
+              <w:t xml:space="preserve">Флаги TCP</w:t>
+            </w:r>
+          </w:p>
+        </w:tc>
+        <w:tc>
+          <w:tcPr/>
+          <w:p>
+            <w:pPr>
+              <w:pStyle w:val="Compact"/>
+            </w:pPr>
+            <w:r>
+              <w:t xml:space="preserve">PSH, ACK</w:t>
+            </w:r>
+          </w:p>
+        </w:tc>
+        <w:tc>
+          <w:tcPr/>
+          <w:p>
+            <w:pPr>
+              <w:pStyle w:val="Compact"/>
+            </w:pPr>
+            <w:r>
+              <w:t xml:space="preserve">PSH, ACK</w:t>
+            </w:r>
+          </w:p>
+        </w:tc>
+      </w:tr>
+      <w:tr>
+        <w:tc>
+          <w:tcPr/>
+          <w:p>
+            <w:pPr>
+              <w:pStyle w:val="Compact"/>
+            </w:pPr>
+            <w:r>
+              <w:t xml:space="preserve">Sequence Number</w:t>
+            </w:r>
+          </w:p>
+        </w:tc>
+        <w:tc>
+          <w:tcPr/>
+          <w:p>
+            <w:pPr>
+              <w:pStyle w:val="Compact"/>
+            </w:pPr>
+            <w:r>
+              <w:t xml:space="preserve">1 (relative)</w:t>
+            </w:r>
+          </w:p>
+        </w:tc>
+        <w:tc>
+          <w:tcPr/>
+          <w:p>
+            <w:pPr>
+              <w:pStyle w:val="Compact"/>
+            </w:pPr>
+            <w:r>
+              <w:t xml:space="preserve">1461 (relative)</w:t>
+            </w:r>
+          </w:p>
+        </w:tc>
+      </w:tr>
+      <w:tr>
+        <w:tc>
+          <w:tcPr/>
+          <w:p>
+            <w:pPr>
+              <w:pStyle w:val="Compact"/>
+            </w:pPr>
+            <w:r>
+              <w:t xml:space="preserve">Acknowledgment Number</w:t>
+            </w:r>
+          </w:p>
+        </w:tc>
+        <w:tc>
+          <w:tcPr/>
+          <w:p>
+            <w:pPr>
+              <w:pStyle w:val="Compact"/>
+            </w:pPr>
+            <w:r>
+              <w:t xml:space="preserve">1 (relative)</w:t>
+            </w:r>
+          </w:p>
+        </w:tc>
+        <w:tc>
+          <w:tcPr/>
+          <w:p>
+            <w:pPr>
+              <w:pStyle w:val="Compact"/>
+            </w:pPr>
+            <w:r>
+              <w:t xml:space="preserve">475 (relative)</w:t>
+            </w:r>
+          </w:p>
+        </w:tc>
+      </w:tr>
+      <w:tr>
+        <w:tc>
+          <w:tcPr/>
+          <w:p>
+            <w:pPr>
+              <w:pStyle w:val="Compact"/>
+            </w:pPr>
+            <w:r>
+              <w:t xml:space="preserve">Длина TCP-сегмента</w:t>
+            </w:r>
+          </w:p>
+        </w:tc>
+        <w:tc>
+          <w:tcPr/>
+          <w:p>
+            <w:pPr>
+              <w:pStyle w:val="Compact"/>
+            </w:pPr>
+            <w:r>
+              <w:t xml:space="preserve">474 байта</w:t>
+            </w:r>
+          </w:p>
+        </w:tc>
+        <w:tc>
+          <w:tcPr/>
+          <w:p>
+            <w:pPr>
+              <w:pStyle w:val="Compact"/>
+            </w:pPr>
+            <w:r>
+              <w:t xml:space="preserve">813 байт</w:t>
+            </w:r>
+          </w:p>
+        </w:tc>
+      </w:tr>
+      <w:tr>
+        <w:tc>
+          <w:tcPr/>
+          <w:p>
+            <w:pPr>
+              <w:pStyle w:val="Compact"/>
+            </w:pPr>
+            <w:r>
+              <w:t xml:space="preserve">Метод / Статус</w:t>
+            </w:r>
+          </w:p>
+        </w:tc>
+        <w:tc>
+          <w:tcPr/>
+          <w:p>
+            <w:pPr>
+              <w:pStyle w:val="Compact"/>
+            </w:pPr>
+            <w:r>
+              <w:t xml:space="preserve">GET / HTTP/1.1</w:t>
+            </w:r>
+          </w:p>
+        </w:tc>
+        <w:tc>
+          <w:tcPr/>
+          <w:p>
+            <w:pPr>
+              <w:pStyle w:val="Compact"/>
+            </w:pPr>
+            <w:r>
+              <w:t xml:space="preserve">HTTP/1.1 200 OK</w:t>
+            </w:r>
+          </w:p>
+        </w:tc>
+      </w:tr>
+      <w:tr>
+        <w:tc>
+          <w:tcPr/>
+          <w:p>
+            <w:pPr>
+              <w:pStyle w:val="Compact"/>
+            </w:pPr>
+            <w:r>
+              <w:t xml:space="preserve">Заголовки</w:t>
+            </w:r>
+          </w:p>
+        </w:tc>
+        <w:tc>
+          <w:tcPr/>
+          <w:p>
+            <w:pPr>
+              <w:pStyle w:val="Compact"/>
+            </w:pPr>
+            <w:r>
+              <w:t xml:space="preserve">Host: neverssl.com, User-Agent: Mozilla/5.0 … Edg/154, Accept-Encoding: gzip, deflate</w:t>
+            </w:r>
+          </w:p>
+        </w:tc>
+        <w:tc>
+          <w:tcPr/>
+          <w:p>
+            <w:pPr>
+              <w:pStyle w:val="Compact"/>
+            </w:pPr>
+            <w:r>
+              <w:t xml:space="preserve">Server: Apache/2.4.68, Content-Type: text/html; charset=UTF-8, Content-Encoding: gzip, Content-Length: 1900</w:t>
+            </w:r>
+          </w:p>
+        </w:tc>
+      </w:tr>
+    </w:tbl>
+    <w:p>
+      <w:pPr>
+        <w:pStyle w:val="BodyText"/>
+      </w:pPr>
+      <w:r>
+        <w:t xml:space="preserve">HTTP работает поверх TCP, стандартный порт — 80. TCP обеспечивает надёжную доставку за счёт нумерации байтов и подтверждений. Клиент отправляет HTTP-запрос методом GET, сервер отвечает статусом 200 OK и передаёт запрошенный ресурс.</w:t>
+      </w:r>
+    </w:p>
+    <w:p>
+      <w:pPr>
+        <w:pStyle w:val="BodyText"/>
+      </w:pPr>
+      <w:r>
+        <w:t xml:space="preserve">В Wireshark в строке фильтра укажем</w:t>
+      </w:r>
+      <w:r>
+        <w:t xml:space="preserve"> </w:t>
+      </w:r>
+      <w:r>
+        <w:rPr>
+          <w:rStyle w:val="VerbatimChar"/>
+        </w:rPr>
+        <w:t xml:space="preserve">dns</w:t>
+      </w:r>
+      <w:r>
+        <w:t xml:space="preserve"> </w:t>
+      </w:r>
+      <w:r>
+        <w:t xml:space="preserve">и проанализируем информацию по протоколу UDP в случае запросов и ответов.</w:t>
+      </w:r>
+    </w:p>
+    <w:bookmarkStart w:id="58" w:name="fig:023"/>
+    <w:tbl>
+      <w:tblPr>
+        <w:tblStyle w:val="FigureTable"/>
+        <w:tblW w:type="auto" w:w="0"/>
+        <w:jc w:val="center"/>
+        <w:tblLook w:firstRow="0" w:lastRow="0" w:firstColumn="0" w:lastColumn="0"/>
+      </w:tblPr>
+      <w:tblGrid>
+        <w:gridCol w:w="7920"/>
+      </w:tblGrid>
+      <w:tr>
+        <w:tc>
+          <w:tcPr/>
+          <w:p>
+            <w:pPr>
+              <w:pStyle w:val="Compact"/>
+              <w:jc w:val="center"/>
+            </w:pPr>
+            <w:r>
+              <w:t xml:space="preserve">Рис. 23: Фильтр dns</w:t>
+            </w:r>
+          </w:p>
+        </w:tc>
+      </w:tr>
+    </w:tbl>
+    <w:p>
+      <w:pPr>
+        <w:pStyle w:val="ImageCaption"/>
+      </w:pPr>
+      <w:r>
+        <w:t xml:space="preserve">Рис. 23: Фильтр dns</w:t>
+      </w:r>
+    </w:p>
+    <w:bookmarkEnd w:id="58"/>
+    <w:p>
+      <w:pPr>
+        <w:pStyle w:val="BodyText"/>
+      </w:pPr>
+      <w:r>
+        <w:t xml:space="preserve">Видны DNS-запросы (</w:t>
+      </w:r>
+      <w:r>
+        <w:rPr>
+          <w:rStyle w:val="VerbatimChar"/>
+        </w:rPr>
+        <w:t xml:space="preserve">Standard query A c.msn.com</w:t>
+      </w:r>
+      <w:r>
+        <w:t xml:space="preserve">, № 185) и ответы (</w:t>
+      </w:r>
+      <w:r>
+        <w:rPr>
+          <w:rStyle w:val="VerbatimChar"/>
+        </w:rPr>
+        <w:t xml:space="preserve">Standard query response ... CNAME</w:t>
+      </w:r>
+      <w:r>
+        <w:t xml:space="preserve">, № 193). Transaction ID: 0x6486. Порт назначения — 53 (UDP).</w:t>
+      </w:r>
+    </w:p>
+    <w:p>
+      <w:pPr>
+        <w:pStyle w:val="BodyText"/>
+      </w:pPr>
+      <w:r>
+        <w:rPr>
+          <w:b/>
+          <w:bCs/>
+        </w:rPr>
+        <w:t xml:space="preserve">Сводная таблица DNS:</w:t>
+      </w:r>
+    </w:p>
+    <w:tbl>
+      <w:tblPr>
+        <w:tblStyle w:val="Table"/>
+        <w:tblW w:type="pct" w:w="5000"/>
+        <w:tblLayout w:type="fixed"/>
+        <w:tblLook w:firstRow="1" w:lastRow="0" w:firstColumn="0" w:lastColumn="0" w:noHBand="0" w:noVBand="0" w:val="0020"/>
+      </w:tblPr>
+      <w:tblGrid>
+        <w:gridCol w:w="2640"/>
+        <w:gridCol w:w="2640"/>
+        <w:gridCol w:w="2640"/>
+      </w:tblGrid>
+      <w:tr>
+        <w:trPr>
+          <w:tblHeader w:val="on"/>
+        </w:trPr>
+        <w:tc>
+          <w:tcPr/>
+          <w:p>
+            <w:pPr>
+              <w:pStyle w:val="Compact"/>
+            </w:pPr>
+            <w:r>
+              <w:t xml:space="preserve">Параметр</w:t>
+            </w:r>
+          </w:p>
+        </w:tc>
+        <w:tc>
+          <w:tcPr/>
+          <w:p>
+            <w:pPr>
+              <w:pStyle w:val="Compact"/>
+            </w:pPr>
+            <w:r>
+              <w:t xml:space="preserve">DNS-запрос (№ 185)</w:t>
+            </w:r>
+          </w:p>
+        </w:tc>
+        <w:tc>
+          <w:tcPr/>
+          <w:p>
+            <w:pPr>
+              <w:pStyle w:val="Compact"/>
+            </w:pPr>
+            <w:r>
+              <w:t xml:space="preserve">DNS-ответ (№ 193)</w:t>
+            </w:r>
+          </w:p>
+        </w:tc>
+      </w:tr>
+      <w:tr>
+        <w:tc>
+          <w:tcPr/>
+          <w:p>
+            <w:pPr>
+              <w:pStyle w:val="Compact"/>
+            </w:pPr>
+            <w:r>
+              <w:t xml:space="preserve">Длина кадра</w:t>
+            </w:r>
+          </w:p>
+        </w:tc>
+        <w:tc>
+          <w:tcPr/>
+          <w:p>
+            <w:pPr>
+              <w:pStyle w:val="Compact"/>
+            </w:pPr>
+            <w:r>
+              <w:t xml:space="preserve">69 байт</w:t>
+            </w:r>
+          </w:p>
+        </w:tc>
+        <w:tc>
+          <w:tcPr/>
+          <w:p>
+            <w:pPr>
+              <w:pStyle w:val="Compact"/>
+            </w:pPr>
+            <w:r>
+              <w:t xml:space="preserve">213 байт</w:t>
+            </w:r>
+          </w:p>
+        </w:tc>
+      </w:tr>
+      <w:tr>
+        <w:tc>
+          <w:tcPr/>
+          <w:p>
+            <w:pPr>
+              <w:pStyle w:val="Compact"/>
+            </w:pPr>
+            <w:r>
+              <w:t xml:space="preserve">Тип Ethernet</w:t>
+            </w:r>
+          </w:p>
+        </w:tc>
+        <w:tc>
+          <w:tcPr/>
+          <w:p>
+            <w:pPr>
+              <w:pStyle w:val="Compact"/>
+            </w:pPr>
+            <w:r>
+              <w:t xml:space="preserve">Ethernet II</w:t>
+            </w:r>
+          </w:p>
+        </w:tc>
+        <w:tc>
+          <w:tcPr/>
+          <w:p>
+            <w:pPr>
+              <w:pStyle w:val="Compact"/>
+            </w:pPr>
+            <w:r>
+              <w:t xml:space="preserve">Ethernet II</w:t>
+            </w:r>
+          </w:p>
+        </w:tc>
+      </w:tr>
+      <w:tr>
+        <w:tc>
+          <w:tcPr/>
+          <w:p>
+            <w:pPr>
+              <w:pStyle w:val="Compact"/>
+            </w:pPr>
+            <w:r>
+              <w:t xml:space="preserve">MAC источника</w:t>
+            </w:r>
+          </w:p>
+        </w:tc>
+        <w:tc>
+          <w:tcPr/>
+          <w:p>
+            <w:pPr>
+              <w:pStyle w:val="Compact"/>
+            </w:pPr>
+            <w:r>
+              <w:t xml:space="preserve">c4:3d:1a:1c:01:5b (наш ПК)</w:t>
+            </w:r>
+          </w:p>
+        </w:tc>
+        <w:tc>
+          <w:tcPr/>
+          <w:p>
+            <w:pPr>
+              <w:pStyle w:val="Compact"/>
+            </w:pPr>
+            <w:r>
+              <w:t xml:space="preserve">14:c2:4d:04:00:70 (шлюз/DNS)</w:t>
+            </w:r>
+          </w:p>
+        </w:tc>
+      </w:tr>
+      <w:tr>
+        <w:tc>
+          <w:tcPr/>
+          <w:p>
+            <w:pPr>
+              <w:pStyle w:val="Compact"/>
+            </w:pPr>
+            <w:r>
+              <w:t xml:space="preserve">MAC получателя</w:t>
+            </w:r>
+          </w:p>
+        </w:tc>
+        <w:tc>
+          <w:tcPr/>
+          <w:p>
+            <w:pPr>
+              <w:pStyle w:val="Compact"/>
+            </w:pPr>
+            <w:r>
+              <w:t xml:space="preserve">14:c2:4d:04:00:70 (шлюз/DNS)</w:t>
+            </w:r>
+          </w:p>
+        </w:tc>
+        <w:tc>
+          <w:tcPr/>
+          <w:p>
+            <w:pPr>
+              <w:pStyle w:val="Compact"/>
+            </w:pPr>
+            <w:r>
+              <w:t xml:space="preserve">c4:3d:1a:1c:01:5b (наш ПК)</w:t>
+            </w:r>
+          </w:p>
+        </w:tc>
+      </w:tr>
+      <w:tr>
+        <w:tc>
+          <w:tcPr/>
+          <w:p>
+            <w:pPr>
+              <w:pStyle w:val="Compact"/>
+            </w:pPr>
+            <w:r>
+              <w:t xml:space="preserve">IP источника</w:t>
+            </w:r>
+          </w:p>
+        </w:tc>
+        <w:tc>
+          <w:tcPr/>
+          <w:p>
+            <w:pPr>
+              <w:pStyle w:val="Compact"/>
+            </w:pPr>
+            <w:r>
+              <w:t xml:space="preserve">192.168.1.11</w:t>
+            </w:r>
+          </w:p>
+        </w:tc>
+        <w:tc>
+          <w:tcPr/>
+          <w:p>
+            <w:pPr>
+              <w:pStyle w:val="Compact"/>
+            </w:pPr>
+            <w:r>
+              <w:t xml:space="preserve">192.168.1.1</w:t>
+            </w:r>
+          </w:p>
+        </w:tc>
+      </w:tr>
+      <w:tr>
+        <w:tc>
+          <w:tcPr/>
+          <w:p>
+            <w:pPr>
+              <w:pStyle w:val="Compact"/>
+            </w:pPr>
+            <w:r>
+              <w:t xml:space="preserve">IP получателя</w:t>
+            </w:r>
+          </w:p>
+        </w:tc>
+        <w:tc>
+          <w:tcPr/>
+          <w:p>
+            <w:pPr>
+              <w:pStyle w:val="Compact"/>
+            </w:pPr>
+            <w:r>
+              <w:t xml:space="preserve">192.168.1.1</w:t>
+            </w:r>
+          </w:p>
+        </w:tc>
+        <w:tc>
+          <w:tcPr/>
+          <w:p>
+            <w:pPr>
+              <w:pStyle w:val="Compact"/>
+            </w:pPr>
+            <w:r>
+              <w:t xml:space="preserve">192.168.1.11</w:t>
+            </w:r>
+          </w:p>
+        </w:tc>
+      </w:tr>
+      <w:tr>
+        <w:tc>
+          <w:tcPr/>
+          <w:p>
+            <w:pPr>
+              <w:pStyle w:val="Compact"/>
+            </w:pPr>
+            <w:r>
+              <w:t xml:space="preserve">Транспорт</w:t>
+            </w:r>
+          </w:p>
+        </w:tc>
+        <w:tc>
+          <w:tcPr/>
+          <w:p>
+            <w:pPr>
+              <w:pStyle w:val="Compact"/>
+            </w:pPr>
+            <w:r>
+              <w:t xml:space="preserve">UDP</w:t>
+            </w:r>
+          </w:p>
+        </w:tc>
+        <w:tc>
+          <w:tcPr/>
+          <w:p>
+            <w:pPr>
+              <w:pStyle w:val="Compact"/>
+            </w:pPr>
+            <w:r>
+              <w:t xml:space="preserve">UDP</w:t>
+            </w:r>
+          </w:p>
+        </w:tc>
+      </w:tr>
+      <w:tr>
+        <w:tc>
+          <w:tcPr/>
+          <w:p>
+            <w:pPr>
+              <w:pStyle w:val="Compact"/>
+            </w:pPr>
+            <w:r>
+              <w:t xml:space="preserve">Порт источника</w:t>
+            </w:r>
+          </w:p>
+        </w:tc>
+        <w:tc>
+          <w:tcPr/>
+          <w:p>
+            <w:pPr>
+              <w:pStyle w:val="Compact"/>
+            </w:pPr>
+            <w:r>
+              <w:t xml:space="preserve">57924</w:t>
+            </w:r>
+          </w:p>
+        </w:tc>
+        <w:tc>
+          <w:tcPr/>
+          <w:p>
+            <w:pPr>
+              <w:pStyle w:val="Compact"/>
+            </w:pPr>
+            <w:r>
+              <w:t xml:space="preserve">53 (DNS)</w:t>
+            </w:r>
+          </w:p>
+        </w:tc>
+      </w:tr>
+      <w:tr>
+        <w:tc>
+          <w:tcPr/>
+          <w:p>
+            <w:pPr>
+              <w:pStyle w:val="Compact"/>
+            </w:pPr>
+            <w:r>
+              <w:t xml:space="preserve">Порт назначения</w:t>
+            </w:r>
+          </w:p>
+        </w:tc>
+        <w:tc>
+          <w:tcPr/>
+          <w:p>
+            <w:pPr>
+              <w:pStyle w:val="Compact"/>
+            </w:pPr>
+            <w:r>
+              <w:t xml:space="preserve">53 (DNS)</w:t>
+            </w:r>
+          </w:p>
+        </w:tc>
+        <w:tc>
+          <w:tcPr/>
+          <w:p>
+            <w:pPr>
+              <w:pStyle w:val="Compact"/>
+            </w:pPr>
+            <w:r>
+              <w:t xml:space="preserve">57924</w:t>
+            </w:r>
+          </w:p>
+        </w:tc>
+      </w:tr>
+      <w:tr>
+        <w:tc>
+          <w:tcPr/>
+          <w:p>
+            <w:pPr>
+              <w:pStyle w:val="Compact"/>
+            </w:pPr>
+            <w:r>
+              <w:t xml:space="preserve">Transaction ID</w:t>
+            </w:r>
+          </w:p>
+        </w:tc>
+        <w:tc>
+          <w:tcPr/>
+          <w:p>
+            <w:pPr>
+              <w:pStyle w:val="Compact"/>
+            </w:pPr>
+            <w:r>
+              <w:t xml:space="preserve">0x6486</w:t>
+            </w:r>
+          </w:p>
+        </w:tc>
+        <w:tc>
+          <w:tcPr/>
+          <w:p>
+            <w:pPr>
+              <w:pStyle w:val="Compact"/>
+            </w:pPr>
+            <w:r>
+              <w:t xml:space="preserve">0x6486</w:t>
+            </w:r>
+          </w:p>
+        </w:tc>
+      </w:tr>
+      <w:tr>
+        <w:tc>
+          <w:tcPr/>
+          <w:p>
+            <w:pPr>
+              <w:pStyle w:val="Compact"/>
+            </w:pPr>
+            <w:r>
+              <w:t xml:space="preserve">Содержимое</w:t>
+            </w:r>
+          </w:p>
+        </w:tc>
+        <w:tc>
+          <w:tcPr/>
+          <w:p>
+            <w:pPr>
+              <w:pStyle w:val="Compact"/>
+            </w:pPr>
+            <w:r>
+              <w:t xml:space="preserve">Standard query A c.msn.com</w:t>
+            </w:r>
+          </w:p>
+        </w:tc>
+        <w:tc>
+          <w:tcPr/>
+          <w:p>
+            <w:pPr>
+              <w:pStyle w:val="Compact"/>
+            </w:pPr>
+            <w:r>
+              <w:t xml:space="preserve">CNAME + A</w:t>
+            </w:r>
+          </w:p>
+        </w:tc>
+      </w:tr>
+    </w:tbl>
+    <w:p>
+      <w:pPr>
+        <w:pStyle w:val="BodyText"/>
+      </w:pPr>
+      <w:r>
+        <w:t xml:space="preserve">DNS работает поверх UDP, стандартный порт — 53. UDP не устанавливает соединение и не гарантирует доставку — это подходит для DNS, потому что запросы короткие, а при потере пакета клиент просто повторит запрос. DNS-запрос типа A запрашивает IPv4-адрес по имени домена. Ответ может содержать не только A-запись, но и CNAME-запись (псевдоним).</w:t>
+      </w:r>
+    </w:p>
+    <w:p>
+      <w:pPr>
+        <w:pStyle w:val="BodyText"/>
+      </w:pPr>
+      <w:r>
+        <w:t xml:space="preserve">В Wireshark в строке фильтра укажем</w:t>
+      </w:r>
+      <w:r>
+        <w:t xml:space="preserve"> </w:t>
+      </w:r>
+      <w:r>
+        <w:rPr>
+          <w:rStyle w:val="VerbatimChar"/>
+        </w:rPr>
+        <w:t xml:space="preserve">quic</w:t>
+      </w:r>
+      <w:r>
+        <w:t xml:space="preserve"> </w:t>
+      </w:r>
+      <w:r>
+        <w:t xml:space="preserve">и проанализируем информацию по протоколу QUIC.</w:t>
+      </w:r>
+    </w:p>
+    <w:bookmarkStart w:id="59" w:name="fig:024"/>
+    <w:tbl>
+      <w:tblPr>
+        <w:tblStyle w:val="FigureTable"/>
+        <w:tblW w:type="auto" w:w="0"/>
+        <w:jc w:val="center"/>
+        <w:tblLook w:firstRow="0" w:lastRow="0" w:firstColumn="0" w:lastColumn="0"/>
+      </w:tblPr>
+      <w:tblGrid>
+        <w:gridCol w:w="7920"/>
+      </w:tblGrid>
+      <w:tr>
+        <w:tc>
+          <w:tcPr/>
+          <w:p>
+            <w:pPr>
+              <w:pStyle w:val="Compact"/>
+              <w:jc w:val="center"/>
+            </w:pPr>
+            <w:r>
+              <w:t xml:space="preserve">Рис. 24: Фильтр quic</w:t>
+            </w:r>
+          </w:p>
+        </w:tc>
+      </w:tr>
+    </w:tbl>
+    <w:p>
+      <w:pPr>
+        <w:pStyle w:val="ImageCaption"/>
+      </w:pPr>
+      <w:r>
+        <w:t xml:space="preserve">Рис. 24: Фильтр quic</w:t>
+      </w:r>
+    </w:p>
+    <w:bookmarkEnd w:id="59"/>
+    <w:p>
+      <w:pPr>
+        <w:pStyle w:val="BodyText"/>
+      </w:pPr>
+      <w:r>
+        <w:t xml:space="preserve">Видны QUIC-пакеты: Initial-пакеты (№ 214</w:t>
+      </w:r>
+      <w:r>
+        <w:t xml:space="preserve"> </w:t>
+      </w:r>
+      <w:r>
+        <w:rPr>
+          <w:rStyle w:val="VerbatimChar"/>
+        </w:rPr>
+        <w:t xml:space="preserve">DCID=50dd12acb8f6d5d4, PKN: 1</w:t>
+      </w:r>
+      <w:r>
+        <w:t xml:space="preserve">), № 215, № 236 (ответ</w:t>
+      </w:r>
+      <w:r>
+        <w:t xml:space="preserve"> </w:t>
+      </w:r>
+      <w:r>
+        <w:rPr>
+          <w:rStyle w:val="VerbatimChar"/>
+        </w:rPr>
+        <w:t xml:space="preserve">SCID=251a5c4e88004632, PKN: 1, ACK</w:t>
+      </w:r>
+      <w:r>
+        <w:t xml:space="preserve">), № 237–240 (Handshake, Protected Payload). Порт 443 (UDP).</w:t>
+      </w:r>
+    </w:p>
+    <w:p>
+      <w:pPr>
+        <w:pStyle w:val="BodyText"/>
+      </w:pPr>
+      <w:r>
+        <w:rPr>
+          <w:b/>
+          <w:bCs/>
+        </w:rPr>
+        <w:t xml:space="preserve">Сводная таблица QUIC:</w:t>
+      </w:r>
+    </w:p>
+    <w:tbl>
+      <w:tblPr>
+        <w:tblStyle w:val="Table"/>
+        <w:tblW w:type="pct" w:w="5000"/>
+        <w:tblLayout w:type="fixed"/>
+        <w:tblLook w:firstRow="1" w:lastRow="0" w:firstColumn="0" w:lastColumn="0" w:noHBand="0" w:noVBand="0" w:val="0020"/>
+      </w:tblPr>
+      <w:tblGrid>
+        <w:gridCol w:w="2640"/>
+        <w:gridCol w:w="2640"/>
+        <w:gridCol w:w="2640"/>
+      </w:tblGrid>
+      <w:tr>
+        <w:trPr>
+          <w:tblHeader w:val="on"/>
+        </w:trPr>
+        <w:tc>
+          <w:tcPr/>
+          <w:p>
+            <w:pPr>
+              <w:pStyle w:val="Compact"/>
+            </w:pPr>
+            <w:r>
+              <w:t xml:space="preserve">Параметр</w:t>
+            </w:r>
+          </w:p>
+        </w:tc>
+        <w:tc>
+          <w:tcPr/>
+          <w:p>
+            <w:pPr>
+              <w:pStyle w:val="Compact"/>
+            </w:pPr>
+            <w:r>
+              <w:t xml:space="preserve">QUIC-запрос (№ 214)</w:t>
+            </w:r>
+          </w:p>
+        </w:tc>
+        <w:tc>
+          <w:tcPr/>
+          <w:p>
+            <w:pPr>
+              <w:pStyle w:val="Compact"/>
+            </w:pPr>
+            <w:r>
+              <w:t xml:space="preserve">QUIC-ответ (№ 236)</w:t>
+            </w:r>
+          </w:p>
+        </w:tc>
+      </w:tr>
+      <w:tr>
+        <w:tc>
+          <w:tcPr/>
+          <w:p>
+            <w:pPr>
+              <w:pStyle w:val="Compact"/>
+            </w:pPr>
+            <w:r>
+              <w:t xml:space="preserve">Длина кадра</w:t>
+            </w:r>
+          </w:p>
+        </w:tc>
+        <w:tc>
+          <w:tcPr/>
+          <w:p>
+            <w:pPr>
+              <w:pStyle w:val="Compact"/>
+            </w:pPr>
+            <w:r>
+              <w:t xml:space="preserve">1292 байта</w:t>
+            </w:r>
+          </w:p>
+        </w:tc>
+        <w:tc>
+          <w:tcPr/>
+          <w:p>
+            <w:pPr>
+              <w:pStyle w:val="Compact"/>
+            </w:pPr>
+            <w:r>
+              <w:t xml:space="preserve">82 байта</w:t>
+            </w:r>
+          </w:p>
+        </w:tc>
+      </w:tr>
+      <w:tr>
+        <w:tc>
+          <w:tcPr/>
+          <w:p>
+            <w:pPr>
+              <w:pStyle w:val="Compact"/>
+            </w:pPr>
+            <w:r>
+              <w:t xml:space="preserve">Тип Ethernet</w:t>
+            </w:r>
+          </w:p>
+        </w:tc>
+        <w:tc>
+          <w:tcPr/>
+          <w:p>
+            <w:pPr>
+              <w:pStyle w:val="Compact"/>
+            </w:pPr>
+            <w:r>
+              <w:t xml:space="preserve">Ethernet II</w:t>
+            </w:r>
+          </w:p>
+        </w:tc>
+        <w:tc>
+          <w:tcPr/>
+          <w:p>
+            <w:pPr>
+              <w:pStyle w:val="Compact"/>
+            </w:pPr>
+            <w:r>
+              <w:t xml:space="preserve">Ethernet II</w:t>
+            </w:r>
+          </w:p>
+        </w:tc>
+      </w:tr>
+      <w:tr>
+        <w:tc>
+          <w:tcPr/>
+          <w:p>
+            <w:pPr>
+              <w:pStyle w:val="Compact"/>
+            </w:pPr>
+            <w:r>
+              <w:t xml:space="preserve">MAC источника</w:t>
+            </w:r>
+          </w:p>
+        </w:tc>
+        <w:tc>
+          <w:tcPr/>
+          <w:p>
+            <w:pPr>
+              <w:pStyle w:val="Compact"/>
+            </w:pPr>
+            <w:r>
+              <w:t xml:space="preserve">c4:3d:1a:1c:01:5b (наш ПК)</w:t>
+            </w:r>
+          </w:p>
+        </w:tc>
+        <w:tc>
+          <w:tcPr/>
+          <w:p>
+            <w:pPr>
+              <w:pStyle w:val="Compact"/>
+            </w:pPr>
+            <w:r>
+              <w:t xml:space="preserve">14:c2:4d:04:00:70 (шлюз)</w:t>
+            </w:r>
+          </w:p>
+        </w:tc>
+      </w:tr>
+      <w:tr>
+        <w:tc>
+          <w:tcPr/>
+          <w:p>
+            <w:pPr>
+              <w:pStyle w:val="Compact"/>
+            </w:pPr>
+            <w:r>
+              <w:t xml:space="preserve">MAC получателя</w:t>
+            </w:r>
+          </w:p>
+        </w:tc>
+        <w:tc>
+          <w:tcPr/>
+          <w:p>
+            <w:pPr>
+              <w:pStyle w:val="Compact"/>
+            </w:pPr>
+            <w:r>
+              <w:t xml:space="preserve">14:c2:4d:04:00:70 (шлюз)</w:t>
+            </w:r>
+          </w:p>
+        </w:tc>
+        <w:tc>
+          <w:tcPr/>
+          <w:p>
+            <w:pPr>
+              <w:pStyle w:val="Compact"/>
+            </w:pPr>
+            <w:r>
+              <w:t xml:space="preserve">c4:3d:1a:1c:01:5b (наш ПК)</w:t>
+            </w:r>
+          </w:p>
+        </w:tc>
+      </w:tr>
+      <w:tr>
+        <w:tc>
+          <w:tcPr/>
+          <w:p>
+            <w:pPr>
+              <w:pStyle w:val="Compact"/>
+            </w:pPr>
+            <w:r>
+              <w:t xml:space="preserve">IP источника</w:t>
+            </w:r>
+          </w:p>
+        </w:tc>
+        <w:tc>
+          <w:tcPr/>
+          <w:p>
+            <w:pPr>
+              <w:pStyle w:val="Compact"/>
+            </w:pPr>
+            <w:r>
+              <w:t xml:space="preserve">192.168.1.11</w:t>
+            </w:r>
+          </w:p>
+        </w:tc>
+        <w:tc>
+          <w:tcPr/>
+          <w:p>
+            <w:pPr>
+              <w:pStyle w:val="Compact"/>
+            </w:pPr>
+            <w:r>
+              <w:t xml:space="preserve">23.216.134.145</w:t>
+            </w:r>
+          </w:p>
+        </w:tc>
+      </w:tr>
+      <w:tr>
+        <w:tc>
+          <w:tcPr/>
+          <w:p>
+            <w:pPr>
+              <w:pStyle w:val="Compact"/>
+            </w:pPr>
+            <w:r>
+              <w:t xml:space="preserve">IP получателя</w:t>
+            </w:r>
+          </w:p>
+        </w:tc>
+        <w:tc>
+          <w:tcPr/>
+          <w:p>
+            <w:pPr>
+              <w:pStyle w:val="Compact"/>
+            </w:pPr>
+            <w:r>
+              <w:t xml:space="preserve">23.216.134.145</w:t>
+            </w:r>
+          </w:p>
+        </w:tc>
+        <w:tc>
+          <w:tcPr/>
+          <w:p>
+            <w:pPr>
+              <w:pStyle w:val="Compact"/>
+            </w:pPr>
+            <w:r>
+              <w:t xml:space="preserve">192.168.1.11</w:t>
+            </w:r>
+          </w:p>
+        </w:tc>
+      </w:tr>
+      <w:tr>
+        <w:tc>
+          <w:tcPr/>
+          <w:p>
+            <w:pPr>
+              <w:pStyle w:val="Compact"/>
+            </w:pPr>
+            <w:r>
+              <w:t xml:space="preserve">Транспорт</w:t>
+            </w:r>
+          </w:p>
+        </w:tc>
+        <w:tc>
+          <w:tcPr/>
+          <w:p>
+            <w:pPr>
+              <w:pStyle w:val="Compact"/>
+            </w:pPr>
+            <w:r>
+              <w:t xml:space="preserve">UDP</w:t>
+            </w:r>
+          </w:p>
+        </w:tc>
+        <w:tc>
+          <w:tcPr/>
+          <w:p>
+            <w:pPr>
+              <w:pStyle w:val="Compact"/>
+            </w:pPr>
+            <w:r>
+              <w:t xml:space="preserve">UDP</w:t>
+            </w:r>
+          </w:p>
+        </w:tc>
+      </w:tr>
+      <w:tr>
+        <w:tc>
+          <w:tcPr/>
+          <w:p>
+            <w:pPr>
+              <w:pStyle w:val="Compact"/>
+            </w:pPr>
+            <w:r>
+              <w:t xml:space="preserve">Порт источника</w:t>
+            </w:r>
+          </w:p>
+        </w:tc>
+        <w:tc>
+          <w:tcPr/>
+          <w:p>
+            <w:pPr>
+              <w:pStyle w:val="Compact"/>
+            </w:pPr>
+            <w:r>
+              <w:t xml:space="preserve">52015</w:t>
+            </w:r>
+          </w:p>
+        </w:tc>
+        <w:tc>
+          <w:tcPr/>
+          <w:p>
+            <w:pPr>
+              <w:pStyle w:val="Compact"/>
+            </w:pPr>
+            <w:r>
+              <w:t xml:space="preserve">443</w:t>
+            </w:r>
+          </w:p>
+        </w:tc>
+      </w:tr>
+      <w:tr>
+        <w:tc>
+          <w:tcPr/>
+          <w:p>
+            <w:pPr>
+              <w:pStyle w:val="Compact"/>
+            </w:pPr>
+            <w:r>
+              <w:t xml:space="preserve">Порт назначения</w:t>
+            </w:r>
+          </w:p>
+        </w:tc>
+        <w:tc>
+          <w:tcPr/>
+          <w:p>
+            <w:pPr>
+              <w:pStyle w:val="Compact"/>
+            </w:pPr>
+            <w:r>
+              <w:t xml:space="preserve">443 (QUIC)</w:t>
+            </w:r>
+          </w:p>
+        </w:tc>
+        <w:tc>
+          <w:tcPr/>
+          <w:p>
+            <w:pPr>
+              <w:pStyle w:val="Compact"/>
+            </w:pPr>
+            <w:r>
+              <w:t xml:space="preserve">52015</w:t>
+            </w:r>
+          </w:p>
+        </w:tc>
+      </w:tr>
+      <w:tr>
+        <w:tc>
+          <w:tcPr/>
+          <w:p>
+            <w:pPr>
+              <w:pStyle w:val="Compact"/>
+            </w:pPr>
+            <w:r>
+              <w:t xml:space="preserve">Тип пакета</w:t>
+            </w:r>
+          </w:p>
+        </w:tc>
+        <w:tc>
+          <w:tcPr/>
+          <w:p>
+            <w:pPr>
+              <w:pStyle w:val="Compact"/>
+            </w:pPr>
+            <w:r>
+              <w:t xml:space="preserve">Initial</w:t>
+            </w:r>
+          </w:p>
+        </w:tc>
+        <w:tc>
+          <w:tcPr/>
+          <w:p>
+            <w:pPr>
+              <w:pStyle w:val="Compact"/>
+            </w:pPr>
+            <w:r>
+              <w:t xml:space="preserve">Initial</w:t>
+            </w:r>
+          </w:p>
+        </w:tc>
+      </w:tr>
+      <w:tr>
+        <w:tc>
+          <w:tcPr/>
+          <w:p>
+            <w:pPr>
+              <w:pStyle w:val="Compact"/>
+            </w:pPr>
+            <w:r>
+              <w:t xml:space="preserve">Connection ID</w:t>
+            </w:r>
+          </w:p>
+        </w:tc>
+        <w:tc>
+          <w:tcPr/>
+          <w:p>
+            <w:pPr>
+              <w:pStyle w:val="Compact"/>
+            </w:pPr>
+            <w:r>
+              <w:t xml:space="preserve">DCID = 50dd12acb8f6d5d4</w:t>
+            </w:r>
+          </w:p>
+        </w:tc>
+        <w:tc>
+          <w:tcPr/>
+          <w:p>
+            <w:pPr>
+              <w:pStyle w:val="Compact"/>
+            </w:pPr>
+            <w:r>
+              <w:t xml:space="preserve">SCID = 251a5c4e88004632</w:t>
+            </w:r>
+          </w:p>
+        </w:tc>
+      </w:tr>
+      <w:tr>
+        <w:tc>
+          <w:tcPr/>
+          <w:p>
+            <w:pPr>
+              <w:pStyle w:val="Compact"/>
+            </w:pPr>
+            <w:r>
+              <w:t xml:space="preserve">Packet Number</w:t>
+            </w:r>
+          </w:p>
+        </w:tc>
+        <w:tc>
+          <w:tcPr/>
+          <w:p>
+            <w:pPr>
+              <w:pStyle w:val="Compact"/>
+            </w:pPr>
+            <w:r>
+              <w:t xml:space="preserve">1</w:t>
+            </w:r>
+          </w:p>
+        </w:tc>
+        <w:tc>
+          <w:tcPr/>
+          <w:p>
+            <w:pPr>
+              <w:pStyle w:val="Compact"/>
+            </w:pPr>
+            <w:r>
+              <w:t xml:space="preserve">1</w:t>
+            </w:r>
+          </w:p>
+        </w:tc>
+      </w:tr>
+      <w:tr>
+        <w:tc>
+          <w:tcPr/>
+          <w:p>
+            <w:pPr>
+              <w:pStyle w:val="Compact"/>
+            </w:pPr>
+            <w:r>
+              <w:t xml:space="preserve">Флаги</w:t>
+            </w:r>
+          </w:p>
+        </w:tc>
+        <w:tc>
+          <w:tcPr/>
+          <w:p>
+            <w:pPr>
+              <w:pStyle w:val="Compact"/>
+            </w:pPr>
+            <w:r>
+              <w:t xml:space="preserve">—</w:t>
+            </w:r>
+          </w:p>
+        </w:tc>
+        <w:tc>
+          <w:tcPr/>
+          <w:p>
+            <w:pPr>
+              <w:pStyle w:val="Compact"/>
+            </w:pPr>
+            <w:r>
+              <w:t xml:space="preserve">ACK</w:t>
+            </w:r>
+          </w:p>
+        </w:tc>
+      </w:tr>
+    </w:tbl>
+    <w:p>
+      <w:pPr>
+        <w:pStyle w:val="BodyText"/>
+      </w:pPr>
+      <w:r>
+        <w:t xml:space="preserve">QUIC — транспортный протокол поверх UDP, используется в HTTP/3, стандартный порт — 443. В отличие от TCP, где установление соединения выполняется через трёхступенчатый handshake, QUIC использует обмен Initial-пакетами с идентификаторами соединения (Connection ID). DCID и SCID позволяют соединению «переживать» смену сети.</w:t>
+      </w:r>
+    </w:p>
+    <w:p>
+      <w:pPr>
+        <w:pStyle w:val="BodyText"/>
+      </w:pPr>
+      <w:r>
+        <w:t xml:space="preserve">Останавливаем захват трафика в Wireshark.</w:t>
+      </w:r>
+    </w:p>
+    <w:bookmarkEnd w:id="60"/>
+    <w:bookmarkStart w:id="63" w:name="X05456eae27a32c8a8b6775570a47414c2cfb90d"/>
+    <w:p>
+      <w:pPr>
+        <w:pStyle w:val="Heading2"/>
+      </w:pPr>
+      <w:r>
+        <w:rPr>
+          <w:rStyle w:val="SectionNumber"/>
+        </w:rPr>
+        <w:t xml:space="preserve">3.4</w:t>
+      </w:r>
+      <w:r>
+        <w:tab/>
+      </w:r>
+      <w:r>
+        <w:t xml:space="preserve">Анализ handshake протокола TCP в Wireshark</w:t>
+      </w:r>
+    </w:p>
+    <w:p>
+      <w:pPr>
+        <w:pStyle w:val="FirstParagraph"/>
+      </w:pPr>
+      <w:r>
+        <w:t xml:space="preserve">Запускаем Wireshark. Выбираем активный сетевой интерфейс «Беспроводная сеть». Убеждаемся, что начался процесс захвата трафика. Для захвата пакетов TCP используем соединение по HTTP с сайтом</w:t>
+      </w:r>
+      <w:r>
+        <w:t xml:space="preserve"> </w:t>
+      </w:r>
+      <w:r>
+        <w:rPr>
+          <w:rStyle w:val="VerbatimChar"/>
+        </w:rPr>
+        <w:t xml:space="preserve">http://neverssl.com/</w:t>
+      </w:r>
+      <w:r>
+        <w:t xml:space="preserve">.</w:t>
+      </w:r>
+    </w:p>
+    <w:p>
+      <w:pPr>
+        <w:pStyle w:val="BodyText"/>
+      </w:pPr>
+      <w:r>
+        <w:t xml:space="preserve">В Wireshark проанализируем handshake протокола TCP. Найдём три пакета handshake.</w:t>
+      </w:r>
+    </w:p>
+    <w:bookmarkStart w:id="61" w:name="fig:025"/>
+    <w:tbl>
+      <w:tblPr>
+        <w:tblStyle w:val="FigureTable"/>
+        <w:tblW w:type="auto" w:w="0"/>
+        <w:jc w:val="center"/>
+        <w:tblLook w:firstRow="0" w:lastRow="0" w:firstColumn="0" w:lastColumn="0"/>
+      </w:tblPr>
+      <w:tblGrid>
+        <w:gridCol w:w="7920"/>
+      </w:tblGrid>
+      <w:tr>
+        <w:tc>
+          <w:tcPr/>
+          <w:p>
+            <w:pPr>
+              <w:pStyle w:val="Compact"/>
+              <w:jc w:val="center"/>
+            </w:pPr>
+            <w:r>
+              <w:t xml:space="preserve">Рис. 25: Три пакета TCP handshake</w:t>
+            </w:r>
+          </w:p>
+        </w:tc>
+      </w:tr>
+    </w:tbl>
+    <w:p>
+      <w:pPr>
+        <w:pStyle w:val="ImageCaption"/>
+      </w:pPr>
+      <w:r>
+        <w:t xml:space="preserve">Рис. 25: Три пакета TCP handshake</w:t>
+      </w:r>
+    </w:p>
+    <w:bookmarkEnd w:id="61"/>
+    <w:p>
+      <w:pPr>
+        <w:pStyle w:val="BodyText"/>
+      </w:pPr>
+      <w:r>
+        <w:rPr>
+          <w:b/>
+          <w:bCs/>
+        </w:rPr>
+        <w:t xml:space="preserve">Сводная таблица TCP handshake:</w:t>
+      </w:r>
+    </w:p>
+    <w:tbl>
+      <w:tblPr>
+        <w:tblStyle w:val="Table"/>
+        <w:tblW w:type="pct" w:w="5000"/>
+        <w:tblLayout w:type="fixed"/>
+        <w:tblLook w:firstRow="1" w:lastRow="0" w:firstColumn="0" w:lastColumn="0" w:noHBand="0" w:noVBand="0" w:val="0020"/>
+      </w:tblPr>
+      <w:tblGrid>
+        <w:gridCol w:w="1980"/>
+        <w:gridCol w:w="1980"/>
+        <w:gridCol w:w="1980"/>
+        <w:gridCol w:w="1980"/>
+      </w:tblGrid>
+      <w:tr>
+        <w:trPr>
+          <w:tblHeader w:val="on"/>
+        </w:trPr>
+        <w:tc>
+          <w:tcPr/>
+          <w:p>
+            <w:pPr>
+              <w:pStyle w:val="Compact"/>
+            </w:pPr>
+            <w:r>
+              <w:t xml:space="preserve">Параметр</w:t>
+            </w:r>
+          </w:p>
+        </w:tc>
+        <w:tc>
+          <w:tcPr/>
+          <w:p>
+            <w:pPr>
+              <w:pStyle w:val="Compact"/>
+            </w:pPr>
+            <w:r>
+              <w:t xml:space="preserve">Пакет 1 (SYN)</w:t>
+            </w:r>
+          </w:p>
+        </w:tc>
+        <w:tc>
+          <w:tcPr/>
+          <w:p>
+            <w:pPr>
+              <w:pStyle w:val="Compact"/>
+            </w:pPr>
+            <w:r>
+              <w:t xml:space="preserve">Пакет 2 (SYN+ACK)</w:t>
+            </w:r>
+          </w:p>
+        </w:tc>
+        <w:tc>
+          <w:tcPr/>
+          <w:p>
+            <w:pPr>
+              <w:pStyle w:val="Compact"/>
+            </w:pPr>
+            <w:r>
+              <w:t xml:space="preserve">Пакет 3 (ACK)</w:t>
+            </w:r>
+          </w:p>
+        </w:tc>
+      </w:tr>
+      <w:tr>
+        <w:tc>
+          <w:tcPr/>
+          <w:p>
+            <w:pPr>
+              <w:pStyle w:val="Compact"/>
+            </w:pPr>
+            <w:r>
+              <w:t xml:space="preserve">№ пакета</w:t>
+            </w:r>
+          </w:p>
+        </w:tc>
+        <w:tc>
+          <w:tcPr/>
+          <w:p>
+            <w:pPr>
+              <w:pStyle w:val="Compact"/>
+            </w:pPr>
+            <w:r>
+              <w:t xml:space="preserve">24</w:t>
+            </w:r>
+          </w:p>
+        </w:tc>
+        <w:tc>
+          <w:tcPr/>
+          <w:p>
+            <w:pPr>
+              <w:pStyle w:val="Compact"/>
+            </w:pPr>
+            <w:r>
+              <w:t xml:space="preserve">25</w:t>
+            </w:r>
+          </w:p>
+        </w:tc>
+        <w:tc>
+          <w:tcPr/>
+          <w:p>
+            <w:pPr>
+              <w:pStyle w:val="Compact"/>
+            </w:pPr>
+            <w:r>
+              <w:t xml:space="preserve">26</w:t>
+            </w:r>
+          </w:p>
+        </w:tc>
+      </w:tr>
+      <w:tr>
+        <w:tc>
+          <w:tcPr/>
+          <w:p>
+            <w:pPr>
+              <w:pStyle w:val="Compact"/>
+            </w:pPr>
+            <w:r>
+              <w:t xml:space="preserve">Длина кадра</w:t>
+            </w:r>
+          </w:p>
+        </w:tc>
+        <w:tc>
+          <w:tcPr/>
+          <w:p>
+            <w:pPr>
+              <w:pStyle w:val="Compact"/>
+            </w:pPr>
+            <w:r>
+              <w:t xml:space="preserve">66 байт</w:t>
+            </w:r>
+          </w:p>
+        </w:tc>
+        <w:tc>
+          <w:tcPr/>
+          <w:p>
+            <w:pPr>
+              <w:pStyle w:val="Compact"/>
+            </w:pPr>
+            <w:r>
+              <w:t xml:space="preserve">66 байт</w:t>
+            </w:r>
+          </w:p>
+        </w:tc>
+        <w:tc>
+          <w:tcPr/>
+          <w:p>
+            <w:pPr>
+              <w:pStyle w:val="Compact"/>
+            </w:pPr>
+            <w:r>
+              <w:t xml:space="preserve">54 байта</w:t>
+            </w:r>
+          </w:p>
+        </w:tc>
+      </w:tr>
+      <w:tr>
+        <w:tc>
+          <w:tcPr/>
+          <w:p>
+            <w:pPr>
+              <w:pStyle w:val="Compact"/>
+            </w:pPr>
+            <w:r>
+              <w:t xml:space="preserve">Тип Ethernet</w:t>
+            </w:r>
+          </w:p>
+        </w:tc>
+        <w:tc>
+          <w:tcPr/>
+          <w:p>
+            <w:pPr>
+              <w:pStyle w:val="Compact"/>
+            </w:pPr>
+            <w:r>
+              <w:t xml:space="preserve">Ethernet II</w:t>
+            </w:r>
+          </w:p>
+        </w:tc>
+        <w:tc>
+          <w:tcPr/>
+          <w:p>
+            <w:pPr>
+              <w:pStyle w:val="Compact"/>
+            </w:pPr>
+            <w:r>
+              <w:t xml:space="preserve">Ethernet II</w:t>
+            </w:r>
+          </w:p>
+        </w:tc>
+        <w:tc>
+          <w:tcPr/>
+          <w:p>
+            <w:pPr>
+              <w:pStyle w:val="Compact"/>
+            </w:pPr>
+            <w:r>
+              <w:t xml:space="preserve">Ethernet II</w:t>
+            </w:r>
+          </w:p>
+        </w:tc>
+      </w:tr>
+      <w:tr>
+        <w:tc>
+          <w:tcPr/>
+          <w:p>
+            <w:pPr>
+              <w:pStyle w:val="Compact"/>
+            </w:pPr>
+            <w:r>
+              <w:t xml:space="preserve">MAC источника</w:t>
+            </w:r>
+          </w:p>
+        </w:tc>
+        <w:tc>
+          <w:tcPr/>
+          <w:p>
+            <w:pPr>
+              <w:pStyle w:val="Compact"/>
+            </w:pPr>
+            <w:r>
+              <w:t xml:space="preserve">c4:3d:1a:1c:01:5b</w:t>
+            </w:r>
+          </w:p>
+        </w:tc>
+        <w:tc>
+          <w:tcPr/>
+          <w:p>
+            <w:pPr>
+              <w:pStyle w:val="Compact"/>
+            </w:pPr>
+            <w:r>
+              <w:t xml:space="preserve">14:c2:4d:04:00:70</w:t>
+            </w:r>
+          </w:p>
+        </w:tc>
+        <w:tc>
+          <w:tcPr/>
+          <w:p>
+            <w:pPr>
+              <w:pStyle w:val="Compact"/>
+            </w:pPr>
+            <w:r>
+              <w:t xml:space="preserve">c4:3d:1a:1c:01:5b</w:t>
+            </w:r>
+          </w:p>
+        </w:tc>
+      </w:tr>
+      <w:tr>
+        <w:tc>
+          <w:tcPr/>
+          <w:p>
+            <w:pPr>
+              <w:pStyle w:val="Compact"/>
+            </w:pPr>
+            <w:r>
+              <w:t xml:space="preserve">MAC получателя</w:t>
+            </w:r>
+          </w:p>
+        </w:tc>
+        <w:tc>
+          <w:tcPr/>
+          <w:p>
+            <w:pPr>
+              <w:pStyle w:val="Compact"/>
+            </w:pPr>
+            <w:r>
+              <w:t xml:space="preserve">14:c2:4d:04:00:70</w:t>
+            </w:r>
+          </w:p>
+        </w:tc>
+        <w:tc>
+          <w:tcPr/>
+          <w:p>
+            <w:pPr>
+              <w:pStyle w:val="Compact"/>
+            </w:pPr>
+            <w:r>
+              <w:t xml:space="preserve">c4:3d:1a:1c:01:5b</w:t>
+            </w:r>
+          </w:p>
+        </w:tc>
+        <w:tc>
+          <w:tcPr/>
+          <w:p>
+            <w:pPr>
+              <w:pStyle w:val="Compact"/>
+            </w:pPr>
+            <w:r>
+              <w:t xml:space="preserve">14:c2:4d:04:00:70</w:t>
+            </w:r>
+          </w:p>
+        </w:tc>
+      </w:tr>
+      <w:tr>
+        <w:tc>
+          <w:tcPr/>
+          <w:p>
+            <w:pPr>
+              <w:pStyle w:val="Compact"/>
+            </w:pPr>
+            <w:r>
+              <w:t xml:space="preserve">IP источника</w:t>
+            </w:r>
+          </w:p>
+        </w:tc>
+        <w:tc>
+          <w:tcPr/>
+          <w:p>
+            <w:pPr>
+              <w:pStyle w:val="Compact"/>
+            </w:pPr>
+            <w:r>
+              <w:t xml:space="preserve">192.168.1.11</w:t>
+            </w:r>
+          </w:p>
+        </w:tc>
+        <w:tc>
+          <w:tcPr/>
+          <w:p>
+            <w:pPr>
+              <w:pStyle w:val="Compact"/>
+            </w:pPr>
+            <w:r>
+              <w:t xml:space="preserve">57.144.223.32</w:t>
+            </w:r>
+          </w:p>
+        </w:tc>
+        <w:tc>
+          <w:tcPr/>
+          <w:p>
+            <w:pPr>
+              <w:pStyle w:val="Compact"/>
+            </w:pPr>
+            <w:r>
+              <w:t xml:space="preserve">192.168.1.11</w:t>
+            </w:r>
+          </w:p>
+        </w:tc>
+      </w:tr>
+      <w:tr>
+        <w:tc>
+          <w:tcPr/>
+          <w:p>
+            <w:pPr>
+              <w:pStyle w:val="Compact"/>
+            </w:pPr>
+            <w:r>
+              <w:t xml:space="preserve">IP получателя</w:t>
+            </w:r>
+          </w:p>
+        </w:tc>
+        <w:tc>
+          <w:tcPr/>
+          <w:p>
+            <w:pPr>
+              <w:pStyle w:val="Compact"/>
+            </w:pPr>
+            <w:r>
+              <w:t xml:space="preserve">57.144.223.32</w:t>
+            </w:r>
+          </w:p>
+        </w:tc>
+        <w:tc>
+          <w:tcPr/>
+          <w:p>
+            <w:pPr>
+              <w:pStyle w:val="Compact"/>
+            </w:pPr>
+            <w:r>
+              <w:t xml:space="preserve">192.168.1.11</w:t>
+            </w:r>
+          </w:p>
+        </w:tc>
+        <w:tc>
+          <w:tcPr/>
+          <w:p>
+            <w:pPr>
+              <w:pStyle w:val="Compact"/>
+            </w:pPr>
+            <w:r>
+              <w:t xml:space="preserve">57.144.223.32</w:t>
+            </w:r>
+          </w:p>
+        </w:tc>
+      </w:tr>
+      <w:tr>
+        <w:tc>
+          <w:tcPr/>
+          <w:p>
+            <w:pPr>
+              <w:pStyle w:val="Compact"/>
+            </w:pPr>
+            <w:r>
+              <w:t xml:space="preserve">Порт источника</w:t>
+            </w:r>
+          </w:p>
+        </w:tc>
+        <w:tc>
+          <w:tcPr/>
+          <w:p>
+            <w:pPr>
+              <w:pStyle w:val="Compact"/>
+            </w:pPr>
+            <w:r>
+              <w:t xml:space="preserve">14063</w:t>
+            </w:r>
+          </w:p>
+        </w:tc>
+        <w:tc>
+          <w:tcPr/>
+          <w:p>
+            <w:pPr>
+              <w:pStyle w:val="Compact"/>
+            </w:pPr>
+            <w:r>
+              <w:t xml:space="preserve">443</w:t>
+            </w:r>
+          </w:p>
+        </w:tc>
+        <w:tc>
+          <w:tcPr/>
+          <w:p>
+            <w:pPr>
+              <w:pStyle w:val="Compact"/>
+            </w:pPr>
+            <w:r>
+              <w:t xml:space="preserve">14063</w:t>
+            </w:r>
+          </w:p>
+        </w:tc>
+      </w:tr>
+      <w:tr>
+        <w:tc>
+          <w:tcPr/>
+          <w:p>
+            <w:pPr>
+              <w:pStyle w:val="Compact"/>
+            </w:pPr>
+            <w:r>
+              <w:t xml:space="preserve">Порт назначения</w:t>
+            </w:r>
+          </w:p>
+        </w:tc>
+        <w:tc>
+          <w:tcPr/>
+          <w:p>
+            <w:pPr>
+              <w:pStyle w:val="Compact"/>
+            </w:pPr>
+            <w:r>
+              <w:t xml:space="preserve">443</w:t>
+            </w:r>
+          </w:p>
+        </w:tc>
+        <w:tc>
+          <w:tcPr/>
+          <w:p>
+            <w:pPr>
+              <w:pStyle w:val="Compact"/>
+            </w:pPr>
+            <w:r>
+              <w:t xml:space="preserve">14063</w:t>
+            </w:r>
+          </w:p>
+        </w:tc>
+        <w:tc>
+          <w:tcPr/>
+          <w:p>
+            <w:pPr>
+              <w:pStyle w:val="Compact"/>
+            </w:pPr>
+            <w:r>
+              <w:t xml:space="preserve">443</w:t>
+            </w:r>
+          </w:p>
+        </w:tc>
+      </w:tr>
+      <w:tr>
+        <w:tc>
+          <w:tcPr/>
+          <w:p>
+            <w:pPr>
+              <w:pStyle w:val="Compact"/>
+            </w:pPr>
+            <w:r>
+              <w:t xml:space="preserve">Флаги TCP</w:t>
+            </w:r>
+          </w:p>
+        </w:tc>
+        <w:tc>
+          <w:tcPr/>
+          <w:p>
+            <w:pPr>
+              <w:pStyle w:val="Compact"/>
+            </w:pPr>
+            <w:r>
+              <w:t xml:space="preserve">SYN</w:t>
+            </w:r>
+          </w:p>
+        </w:tc>
+        <w:tc>
+          <w:tcPr/>
+          <w:p>
+            <w:pPr>
+              <w:pStyle w:val="Compact"/>
+            </w:pPr>
+            <w:r>
+              <w:t xml:space="preserve">SYN, ACK</w:t>
+            </w:r>
+          </w:p>
+        </w:tc>
+        <w:tc>
+          <w:tcPr/>
+          <w:p>
+            <w:pPr>
+              <w:pStyle w:val="Compact"/>
+            </w:pPr>
+            <w:r>
+              <w:t xml:space="preserve">ACK</w:t>
+            </w:r>
+          </w:p>
+        </w:tc>
+      </w:tr>
+      <w:tr>
+        <w:tc>
+          <w:tcPr/>
+          <w:p>
+            <w:pPr>
+              <w:pStyle w:val="Compact"/>
+            </w:pPr>
+            <w:r>
+              <w:t xml:space="preserve">Sequence Number</w:t>
+            </w:r>
+          </w:p>
+        </w:tc>
+        <w:tc>
+          <w:tcPr/>
+          <w:p>
+            <w:pPr>
+              <w:pStyle w:val="Compact"/>
+            </w:pPr>
+            <w:r>
+              <w:t xml:space="preserve">ISSa = 2118954237</w:t>
+            </w:r>
+          </w:p>
+        </w:tc>
+        <w:tc>
+          <w:tcPr/>
+          <w:p>
+            <w:pPr>
+              <w:pStyle w:val="Compact"/>
+            </w:pPr>
+            <w:r>
+              <w:t xml:space="preserve">ISSb = 1668721569</w:t>
+            </w:r>
+          </w:p>
+        </w:tc>
+        <w:tc>
+          <w:tcPr/>
+          <w:p>
+            <w:pPr>
+              <w:pStyle w:val="Compact"/>
+            </w:pPr>
+            <w:r>
+              <w:t xml:space="preserve">2118954238</w:t>
+            </w:r>
+          </w:p>
+        </w:tc>
+      </w:tr>
+      <w:tr>
+        <w:tc>
+          <w:tcPr/>
+          <w:p>
+            <w:pPr>
+              <w:pStyle w:val="Compact"/>
+            </w:pPr>
+            <w:r>
+              <w:t xml:space="preserve">Acknowledgment</w:t>
+            </w:r>
+          </w:p>
+        </w:tc>
+        <w:tc>
+          <w:tcPr/>
+          <w:p>
+            <w:pPr>
+              <w:pStyle w:val="Compact"/>
+            </w:pPr>
+            <w:r>
+              <w:t xml:space="preserve">0</w:t>
+            </w:r>
+          </w:p>
+        </w:tc>
+        <w:tc>
+          <w:tcPr/>
+          <w:p>
+            <w:pPr>
+              <w:pStyle w:val="Compact"/>
+            </w:pPr>
+            <w:r>
+              <w:t xml:space="preserve">2118954238</w:t>
+            </w:r>
+          </w:p>
+        </w:tc>
+        <w:tc>
+          <w:tcPr/>
+          <w:p>
+            <w:pPr>
+              <w:pStyle w:val="Compact"/>
+            </w:pPr>
+            <w:r>
+              <w:t xml:space="preserve">1668721570</w:t>
+            </w:r>
+          </w:p>
+        </w:tc>
+      </w:tr>
+      <w:tr>
+        <w:tc>
+          <w:tcPr/>
+          <w:p>
+            <w:pPr>
+              <w:pStyle w:val="Compact"/>
+            </w:pPr>
+            <w:r>
+              <w:t xml:space="preserve">Опции</w:t>
+            </w:r>
+          </w:p>
+        </w:tc>
+        <w:tc>
+          <w:tcPr/>
+          <w:p>
+            <w:pPr>
+              <w:pStyle w:val="Compact"/>
+            </w:pPr>
+            <w:r>
+              <w:t xml:space="preserve">MSS, WS, SACK_PERM</w:t>
+            </w:r>
+          </w:p>
+        </w:tc>
+        <w:tc>
+          <w:tcPr/>
+          <w:p>
+            <w:pPr>
+              <w:pStyle w:val="Compact"/>
+            </w:pPr>
+            <w:r>
+              <w:t xml:space="preserve">MSS, WS, SACK_PERM</w:t>
+            </w:r>
+          </w:p>
+        </w:tc>
+        <w:tc>
+          <w:tcPr/>
+          <w:p>
+            <w:pPr>
+              <w:pStyle w:val="Compact"/>
+            </w:pPr>
+            <w:r>
+              <w:t xml:space="preserve">—</w:t>
+            </w:r>
+          </w:p>
+        </w:tc>
+      </w:tr>
+    </w:tbl>
+    <w:p>
+      <w:pPr>
+        <w:pStyle w:val="BodyText"/>
+      </w:pPr>
+      <w:r>
+        <w:t xml:space="preserve">Трёхступенчатый handshake TCP: SYN → SYN+ACK → ACK. Sequence Number клиента (ISSa = 2118954237) и сервера (ISSb = 1668721569) выбираются независимо. Номера подтверждений увеличиваются на 1: клиент подтверждает ISSa+1, сервер — ISSb+1. Опции TCP (MSS, Window Scale, SACK permitted) передаются только в SYN и SYN+ACK — в третьем пакете их нет, поэтому он короче (54 байта против 66). После установления соединения начинается передача данных — следующий пакет (№ 27) уже содержит TLS Client Hello.</w:t>
+      </w:r>
+    </w:p>
+    <w:p>
+      <w:pPr>
+        <w:pStyle w:val="BodyText"/>
+      </w:pPr>
+      <w:r>
+        <w:t xml:space="preserve">В Wireshark в меню «Статистика» выберем «График Потока».</w:t>
+      </w:r>
+    </w:p>
+    <w:bookmarkStart w:id="62" w:name="fig:026"/>
+    <w:tbl>
+      <w:tblPr>
+        <w:tblStyle w:val="FigureTable"/>
+        <w:tblW w:type="auto" w:w="0"/>
+        <w:jc w:val="center"/>
+        <w:tblLook w:firstRow="0" w:lastRow="0" w:firstColumn="0" w:lastColumn="0"/>
+      </w:tblPr>
+      <w:tblGrid>
+        <w:gridCol w:w="7920"/>
+      </w:tblGrid>
+      <w:tr>
+        <w:tc>
+          <w:tcPr/>
+          <w:p>
+            <w:pPr>
+              <w:pStyle w:val="Compact"/>
+              <w:jc w:val="center"/>
+            </w:pPr>
+            <w:r>
+              <w:t xml:space="preserve">Рис. 26: График потока TCP</w:t>
+            </w:r>
+          </w:p>
+        </w:tc>
+      </w:tr>
+    </w:tbl>
+    <w:p>
+      <w:pPr>
+        <w:pStyle w:val="ImageCaption"/>
+      </w:pPr>
+      <w:r>
+        <w:t xml:space="preserve">Рис. 26: График потока TCP</w:t>
+      </w:r>
+    </w:p>
+    <w:bookmarkEnd w:id="62"/>
+    <w:p>
+      <w:pPr>
+        <w:pStyle w:val="BodyText"/>
+      </w:pPr>
+      <w:r>
+        <w:t xml:space="preserve">На графике потока отображены три пакета handshake:</w:t>
+      </w:r>
+      <w:r>
+        <w:t xml:space="preserve"> </w:t>
+      </w:r>
+      <w:r>
+        <w:rPr>
+          <w:rStyle w:val="VerbatimChar"/>
+        </w:rPr>
+        <w:t xml:space="preserve">14063 → 443</w:t>
+      </w:r>
+      <w:r>
+        <w:t xml:space="preserve"> </w:t>
+      </w:r>
+      <w:r>
+        <w:t xml:space="preserve">SYN,</w:t>
+      </w:r>
+      <w:r>
+        <w:t xml:space="preserve"> </w:t>
+      </w:r>
+      <w:r>
+        <w:rPr>
+          <w:rStyle w:val="VerbatimChar"/>
+        </w:rPr>
+        <w:t xml:space="preserve">443 → 14063</w:t>
+      </w:r>
+      <w:r>
+        <w:t xml:space="preserve"> </w:t>
+      </w:r>
+      <w:r>
+        <w:t xml:space="preserve">SYN+ACK,</w:t>
+      </w:r>
+      <w:r>
+        <w:t xml:space="preserve"> </w:t>
+      </w:r>
+      <w:r>
+        <w:rPr>
+          <w:rStyle w:val="VerbatimChar"/>
+        </w:rPr>
+        <w:t xml:space="preserve">14063 → 443</w:t>
+      </w:r>
+      <w:r>
+        <w:t xml:space="preserve"> </w:t>
+      </w:r>
+      <w:r>
+        <w:t xml:space="preserve">ACK. Сразу после handshake начинается передача прикладных данных —</w:t>
+      </w:r>
+      <w:r>
+        <w:t xml:space="preserve"> </w:t>
+      </w:r>
+      <w:r>
+        <w:rPr>
+          <w:rStyle w:val="VerbatimChar"/>
+        </w:rPr>
+        <w:t xml:space="preserve">Client Hello (SNI=web.whatsapp.com)</w:t>
+      </w:r>
+      <w:r>
+        <w:t xml:space="preserve"> </w:t>
+      </w:r>
+      <w:r>
+        <w:t xml:space="preserve">— начало TLS-соединения. Стрелки показывают направление передачи: вправо — от клиента к серверу, влево — от сервера к клиенту. График наглядно демонстрирует, что handshake состоит из трёх шагов, после чего начинается передача данных.</w:t>
+      </w:r>
+    </w:p>
+    <w:p>
+      <w:pPr>
+        <w:pStyle w:val="BodyText"/>
+      </w:pPr>
+      <w:r>
+        <w:t xml:space="preserve">Останавливаем захват трафика в Wireshark.</w:t>
+      </w:r>
+    </w:p>
+    <w:bookmarkEnd w:id="63"/>
+    <w:bookmarkStart w:id="64" w:name="выводы"/>
+    <w:p>
+      <w:pPr>
+        <w:pStyle w:val="Heading2"/>
+      </w:pPr>
+      <w:r>
+        <w:rPr>
+          <w:rStyle w:val="SectionNumber"/>
+        </w:rPr>
+        <w:t xml:space="preserve">3.5</w:t>
+      </w:r>
+      <w:r>
+        <w:tab/>
+      </w:r>
+      <w:r>
+        <w:t xml:space="preserve">Выводы</w:t>
+      </w:r>
+    </w:p>
+    <w:p>
+      <w:pPr>
+        <w:pStyle w:val="FirstParagraph"/>
+      </w:pPr>
+      <w:r>
+        <w:t xml:space="preserve">В ходе лабораторной работы были изучены возможности анализатора трафика Wireshark для исследования кадров Ethernet и PDU транспортного и прикладного уровней стека TCP/IP. Определены MAC-адреса сетевых интерфейсов, разобрана их структура. Проанализированы ARP-запросы и ARP-ответы, ICMP-эхо-запросы и эхо-ответы: установлено, что ARP-запросы рассылаются широковещательно, а ответы приходят напрямую от устройства. Изучены протоколы прикладного уровня: HTTP, DNS, QUIC. Разобран трёхступенчатый TCP handshake, определены начальные Sequence Number клиента и сервера и их изменения при подтверждении. Wireshark позволяет детально исследовать структуру сетевых пакетов на всех уровнях стека TCP/IP.</w:t>
+      </w:r>
+    </w:p>
+    <w:bookmarkEnd w:id="64"/>
+    <w:bookmarkEnd w:id="65"/>
+    <w:bookmarkStart w:id="66" w:name="ответы-на-контрольные-вопросы"/>
+    <w:p>
+      <w:pPr>
+        <w:pStyle w:val="Heading1"/>
+      </w:pPr>
+      <w:r>
+        <w:rPr>
+          <w:rStyle w:val="SectionNumber"/>
+        </w:rPr>
+        <w:t xml:space="preserve">4</w:t>
+      </w:r>
+      <w:r>
+        <w:tab/>
+      </w:r>
+      <w:r>
+        <w:t xml:space="preserve">Ответы на контрольные вопросы</w:t>
+      </w:r>
+    </w:p>
+    <w:p>
+      <w:pPr>
+        <w:pStyle w:val="FirstParagraph"/>
+      </w:pPr>
+      <w:r>
+        <w:t xml:space="preserve">Контрольные вопросы в методических указаниях к лабораторной работе № 11 не приведены.</w:t>
+      </w:r>
+    </w:p>
+    <w:bookmarkEnd w:id="66"/>
+    <w:bookmarkStart w:id="67" w:name="список-литературы"/>
+    <w:p>
+      <w:pPr>
+        <w:pStyle w:val="Heading1"/>
+      </w:pPr>
+      <w:r>
+        <w:rPr>
+          <w:rStyle w:val="SectionNumber"/>
+        </w:rPr>
+        <w:t xml:space="preserve">5</w:t>
+      </w:r>
+      <w:r>
+        <w:tab/>
+      </w:r>
+      <w:r>
+        <w:t xml:space="preserve">Список литературы</w:t>
+      </w:r>
+    </w:p>
+    <w:p>
+      <w:pPr>
+        <w:pStyle w:val="Compact"/>
+        <w:numPr>
+          <w:ilvl w:val="0"/>
+          <w:numId w:val="1003"/>
+        </w:numPr>
+      </w:pPr>
+      <w:r>
+        <w:t xml:space="preserve">Методические указания к лабораторной работе № 11 «Анализ трафика в Wireshark».</w:t>
+      </w:r>
+    </w:p>
+    <w:p>
+      <w:pPr>
+        <w:pStyle w:val="Compact"/>
+        <w:numPr>
+          <w:ilvl w:val="0"/>
+          <w:numId w:val="1003"/>
+        </w:numPr>
+      </w:pPr>
+      <w:r>
+        <w:t xml:space="preserve">Официальная документация Wireshark. — URL: https://www.wireshark.org/docs/</w:t>
+      </w:r>
+    </w:p>
+    <w:p>
+      <w:pPr>
+        <w:pStyle w:val="Compact"/>
+        <w:numPr>
+          <w:ilvl w:val="0"/>
+          <w:numId w:val="1003"/>
+        </w:numPr>
+      </w:pPr>
+      <w:r>
+        <w:t xml:space="preserve">Официальная документация IEEE 802. — URL: https://standards.ieee.org/</w:t>
+      </w:r>
+    </w:p>
+    <w:p>
+      <w:pPr>
+        <w:pStyle w:val="Compact"/>
+        <w:numPr>
+          <w:ilvl w:val="0"/>
+          <w:numId w:val="1003"/>
+        </w:numPr>
+      </w:pPr>
+      <w:r>
+        <w:t xml:space="preserve">RFC 7042: IANA Considerations and IETF Protocol and Documentation Usage for IEEE 802 Parameters. — URL: https://datatracker.ietf.org/doc/html/rfc7042</w:t>
+      </w:r>
+    </w:p>
+    <w:p>
+      <w:pPr>
+        <w:pStyle w:val="Compact"/>
+        <w:numPr>
+          <w:ilvl w:val="0"/>
+          <w:numId w:val="1003"/>
+        </w:numPr>
+      </w:pPr>
+      <w:r>
+        <w:t xml:space="preserve">Официальная документация FRRouting. — URL: https://docs.frrouting.org/</w:t>
+      </w:r>
+    </w:p>
+    <w:bookmarkEnd w:id="67"/>
     <w:sectPr>
       <w:footnotePr>
         <w:numRestart w:val="eachSect"/>
@@ -1711,9 +6808,6 @@
     <w:abstractNumId w:val="991"/>
   </w:num>
   <w:num w:numId="1003">
-    <w:abstractNumId w:val="991"/>
-  </w:num>
-  <w:num w:numId="1004">
     <w:abstractNumId w:val="99411"/>
     <w:lvlOverride w:ilvl="0">
       <w:startOverride w:val="1"/>
